--- a/docs/Level1/高中英语语法切片-Level1-第06课-五大基本句型下.docx
+++ b/docs/Level1/高中英语语法切片-Level1-第06课-五大基本句型下.docx
@@ -854,49 +854,49 @@
           <w:sz w:val="24"/>
           <w:szCs w:val="24"/>
         </w:rPr>
-        <w:t xml:space="preserve">第一种，名词作宾补。这时候宾补是在给宾语一个身份或者名字。We call him Tom，我们叫他汤姆。The class elected her monitor，班里选她当班长。常用的动词有 call 叫、name 取名、elect 选举、make 使成为、consider 认为是。</w:t>
-      </w:r>
-    </w:p>
-    <w:p>
-      <w:pPr>
-        <w:spacing w:after="160" w:line="380"/>
-        <w:ind w:firstLine="480"/>
-      </w:pPr>
-      <w:r>
-        <w:rPr>
-          <w:rFonts w:ascii="SimSun" w:cs="SimSun" w:eastAsia="SimSun" w:hAnsi="SimSun"/>
-          <w:sz w:val="24"/>
-          <w:szCs w:val="24"/>
-        </w:rPr>
-        <w:t xml:space="preserve">第二种，形容词作宾补。这时候宾补是在说明宾语的状态。The news made us happy，消息让我们高兴。Please keep the door open，请让门开着。常用的动词有 make 使、keep 保持、find 发现、leave 使处于、paint 刷成、consider 认为。</w:t>
-      </w:r>
-    </w:p>
-    <w:p>
-      <w:pPr>
-        <w:spacing w:after="160" w:line="380"/>
-        <w:ind w:firstLine="480"/>
-      </w:pPr>
-      <w:r>
-        <w:rPr>
-          <w:rFonts w:ascii="SimSun" w:cs="SimSun" w:eastAsia="SimSun" w:hAnsi="SimSun"/>
-          <w:sz w:val="24"/>
-          <w:szCs w:val="24"/>
-        </w:rPr>
-        <w:t xml:space="preserve">第三种，不定式作宾补。这时候宾补是在说明让宾语去做什么事。My mother asked me to clean the room，我妈让我打扫房间。常用的动词有 ask 要求、tell 告诉、want 想要、allow 允许、advise 建议、encourage 鼓励、expect 期望。这一类后面的不定式都要带 to。</w:t>
-      </w:r>
-    </w:p>
-    <w:p>
-      <w:pPr>
-        <w:spacing w:after="160" w:line="380"/>
-        <w:ind w:firstLine="480"/>
-      </w:pPr>
-      <w:r>
-        <w:rPr>
-          <w:rFonts w:ascii="SimSun" w:cs="SimSun" w:eastAsia="SimSun" w:hAnsi="SimSun"/>
-          <w:sz w:val="24"/>
-          <w:szCs w:val="24"/>
-        </w:rPr>
-        <w:t xml:space="preserve">第四种，分词作宾补。这时候宾补是在说明宾语正在做什么或者被怎么样了。I heard someone singing，我听见有人在唱歌，用现在分词表示动作正在进行。I found the window broken，我发现窗户被打破了，用过去分词表示被动。这一类 Level 2 讲非谓语动词的时候会花好几节课细讲。</w:t>
+        <w:t xml:space="preserve">最简单的是名词作宾补，这时候宾补是在给宾语一个身份或者一个名字。We call him Tom，我们叫他汤姆；The class elected her monitor，班里选她当班长。这一类常用的动词是 call 叫、name 取名、elect 选举、make 使成为、consider 认为是。</w:t>
+      </w:r>
+    </w:p>
+    <w:p>
+      <w:pPr>
+        <w:spacing w:after="160" w:line="380"/>
+        <w:ind w:firstLine="480"/>
+      </w:pPr>
+      <w:r>
+        <w:rPr>
+          <w:rFonts w:ascii="SimSun" w:cs="SimSun" w:eastAsia="SimSun" w:hAnsi="SimSun"/>
+          <w:sz w:val="24"/>
+          <w:szCs w:val="24"/>
+        </w:rPr>
+        <w:t xml:space="preserve">然后是形容词作宾补，这时候宾补说的是宾语处在什么状态。The news made us happy，消息让我们高兴；Please keep the door open，请让门开着。这一类常用 make、keep、find、leave、paint、consider。</w:t>
+      </w:r>
+    </w:p>
+    <w:p>
+      <w:pPr>
+        <w:spacing w:after="160" w:line="380"/>
+        <w:ind w:firstLine="480"/>
+      </w:pPr>
+      <w:r>
+        <w:rPr>
+          <w:rFonts w:ascii="SimSun" w:cs="SimSun" w:eastAsia="SimSun" w:hAnsi="SimSun"/>
+          <w:sz w:val="24"/>
+          <w:szCs w:val="24"/>
+        </w:rPr>
+        <w:t xml:space="preserve">再往下是不定式作宾补，这时候宾补说的是让宾语去干什么事。My mother asked me to clean the room，我妈让我打扫房间。ask 要求、tell 告诉、want 想要、allow 允许、advise 建议、encourage 鼓励、expect 期望，都是这一类。注意它们后面的不定式都要带 to。</w:t>
+      </w:r>
+    </w:p>
+    <w:p>
+      <w:pPr>
+        <w:spacing w:after="160" w:line="380"/>
+        <w:ind w:firstLine="480"/>
+      </w:pPr>
+      <w:r>
+        <w:rPr>
+          <w:rFonts w:ascii="SimSun" w:cs="SimSun" w:eastAsia="SimSun" w:hAnsi="SimSun"/>
+          <w:sz w:val="24"/>
+          <w:szCs w:val="24"/>
+        </w:rPr>
+        <w:t xml:space="preserve">最后一种是分词作宾补，它说的是宾语正在干什么，或者被怎么样了。I heard someone singing，我听见有人在唱歌，用现在分词表示动作正在进行；I found the window broken，我发现窗户被打破了，用过去分词表示被动。这一类 Level 2 讲非谓语的时候会花好几节课细讲，今天有个印象就行。</w:t>
       </w:r>
     </w:p>
     <w:p>
@@ -952,7 +952,35 @@
           <w:sz w:val="24"/>
           <w:szCs w:val="24"/>
         </w:rPr>
-        <w:t xml:space="preserve">这一条有个特别有名的坑：主动的时候不带 to，一旦变成被动，to 就要还回来。He was made to stay after class，He was seen to cross the road。为什么？因为变被动之后，原来的宾语跑到主语位置上去了，那个动词原形就直接暴露在 was 后面，必须用不定式的完整形式。这个考点高考几乎每年都有省份考，你一定要记住这句话：主动省 to，被动还 to。</w:t>
+        <w:t xml:space="preserve">这一条有个特别有名的坑：主动的时候不带 to，一旦变成被动，to 就要还回来。He was made to stay after class，他被要求留下来；He was seen to cross the road，有人看见他过了马路。为什么？因为变成被动之后，原来的宾语跑到主语位置上去了，后面那个动词原形就直接暴露在 was 后面，这时候必须用不定式的完整形式。</w:t>
+      </w:r>
+    </w:p>
+    <w:p>
+      <w:pPr>
+        <w:spacing w:after="160" w:line="380"/>
+        <w:ind w:firstLine="480"/>
+      </w:pPr>
+      <w:r>
+        <w:rPr>
+          <w:rFonts w:ascii="SimSun" w:cs="SimSun" w:eastAsia="SimSun" w:hAnsi="SimSun"/>
+          <w:sz w:val="24"/>
+          <w:szCs w:val="24"/>
+        </w:rPr>
+        <w:t xml:space="preserve">不过这里老师得跟你说清楚一件事，别一刀切。真正常用被动的其实只有 make 和那几个感官动词，see、hear、watch、notice。let 和 have 平时基本不用被动——你想说被允许做某事，习惯的说法是 be allowed to do，没人说 be let to do。</w:t>
+      </w:r>
+    </w:p>
+    <w:p>
+      <w:pPr>
+        <w:spacing w:after="160" w:line="380"/>
+        <w:ind w:firstLine="480"/>
+      </w:pPr>
+      <w:r>
+        <w:rPr>
+          <w:rFonts w:ascii="SimSun" w:cs="SimSun" w:eastAsia="SimSun" w:hAnsi="SimSun"/>
+          <w:sz w:val="24"/>
+          <w:szCs w:val="24"/>
+        </w:rPr>
+        <w:t xml:space="preserve">所以这句话你记的时候要记全：make 和感官动词，主动省 to，被动还 to。</w:t>
       </w:r>
     </w:p>
     <w:p>
@@ -1348,7 +1376,7 @@
           <w:sz w:val="24"/>
           <w:szCs w:val="24"/>
         </w:rPr>
-        <w:t xml:space="preserve">第四，使役动词 make、let、have 和感官动词 see、hear、watch、feel 后面的宾补用不带 to 的动词原形，但变成被动之后要把 to 还回来。</w:t>
+        <w:t xml:space="preserve">第四，使役动词 make、let、have 和感官动词 see、hear、watch、feel 后面的宾补用不带 to 的动词原形。其中 make 和感官动词变成被动之后要把 to 还回来；let 和 have 一般不用被动，被允许做某事要说 be allowed to do。</w:t>
       </w:r>
     </w:p>
     <w:p>
@@ -1891,7 +1919,7 @@
           <w:sz w:val="24"/>
           <w:szCs w:val="24"/>
         </w:rPr>
-        <w:t xml:space="preserve">第二，看到 make、let、have 和 see、hear、watch、feel，后面的宾补用动词原形不带 to；但一看到它们变成了被动，立刻把 to 加回去。</w:t>
+        <w:t xml:space="preserve">第二，看到 make、let、have 和 see、hear、watch、feel，后面的宾补用动词原形不带 to；一旦看到 make 或者感官动词变成了被动，立刻把 to 加回去。</w:t>
       </w:r>
     </w:p>
     <w:p>

--- a/docs/Level1/高中英语语法切片-Level1-第06课-五大基本句型下.docx
+++ b/docs/Level1/高中英语语法切片-Level1-第06课-五大基本句型下.docx
@@ -57,7 +57,7 @@
           <w:sz w:val="24"/>
           <w:szCs w:val="24"/>
         </w:rPr>
-        <w:t xml:space="preserve">这两种是五大句型里最难的，也是最容易混的，因为它们长得几乎一模一样——都是动词后面跟两个东西。上节课我们已经给过一个办法，就是加 is 检验。今天我们把这两种句型彻底讲透，顺便把五种句型做一次总辨析。</w:t>
+        <w:t xml:space="preserve">这两种是五大句型里最难的，也是最容易混的，因为它们长得几乎一模一样——都是动词后面跟两个东西。上节课我们已经给过一个办法，就是加 be 动词检验。今天我们把这两种句型彻底讲透，顺便把五种句型做一次总辨析。</w:t>
       </w:r>
     </w:p>
     <w:p>
@@ -143,7 +143,7 @@
           <w:sz w:val="24"/>
           <w:szCs w:val="24"/>
         </w:rPr>
-        <w:t xml:space="preserve">我们再用加 is 的办法验一遍：the new students are the reading room，新生们是阅览室？不通。说明是两个不同的东西，那就是双宾语。</w:t>
+        <w:t xml:space="preserve">我们再用加 be 动词的办法验一遍：The new students are the reading room，新生们是阅览室。语法上挑不出毛病，可意思讲不通，一群学生怎么会是一间阅览室。逻辑不过关，所以是双宾语。</w:t>
       </w:r>
     </w:p>
     <w:p>
@@ -201,7 +201,7 @@
           <w:sz w:val="24"/>
           <w:szCs w:val="24"/>
         </w:rPr>
-        <w:t xml:space="preserve">这道题两个考点。先看前半句。named him Michael，谓语后面跟了 him 和 Michael 两样东西。加 is 验一下：him is Michael，他是迈克尔？通。说明后面那个是在说明前面那个，所以 Michael 是宾语补足语，这是主谓宾宾补句型。</w:t>
+        <w:t xml:space="preserve">这道题两个考点。先看前半句。named him Michael，谓语后面跟了 him 和 Michael 两样东西。我们拎出来验一下，him 换成主格 he，变成 He is Michael，他叫迈克尔。语法对，逻辑也对，两条都过，所以 Michael 是宾语补足语，这是主谓宾宾补句型。</w:t>
       </w:r>
     </w:p>
     <w:p>
@@ -474,35 +474,35 @@
           <w:sz w:val="24"/>
           <w:szCs w:val="24"/>
         </w:rPr>
-        <w:t xml:space="preserve">用加 is 的办法逐项检验。</w:t>
-      </w:r>
-    </w:p>
-    <w:p>
-      <w:pPr>
-        <w:spacing w:after="160" w:line="380"/>
-        <w:ind w:firstLine="480"/>
-      </w:pPr>
-      <w:r>
-        <w:rPr>
-          <w:rFonts w:ascii="SimSun" w:cs="SimSun" w:eastAsia="SimSun" w:hAnsi="SimSun"/>
-          <w:sz w:val="24"/>
-          <w:szCs w:val="24"/>
-        </w:rPr>
-        <w:t xml:space="preserve">A 项，her friend 和 some money 中间加 is，她朋友是一些钱？不通。是双宾语，主谓双宾句型。</w:t>
-      </w:r>
-    </w:p>
-    <w:p>
-      <w:pPr>
-        <w:spacing w:after="160" w:line="380"/>
-        <w:ind w:firstLine="480"/>
-      </w:pPr>
-      <w:r>
-        <w:rPr>
-          <w:rFonts w:ascii="SimSun" w:cs="SimSun" w:eastAsia="SimSun" w:hAnsi="SimSun"/>
-          <w:sz w:val="24"/>
-          <w:szCs w:val="24"/>
-        </w:rPr>
-        <w:t xml:space="preserve">B 项，the story 和 quite moving 中间加 is，这个故事很感人？通。说明后面在说明前面，是宾语补足语，主谓宾宾补句型。</w:t>
+        <w:t xml:space="preserve">用加 be 动词的办法逐项检验，记得代词要换成主格。</w:t>
+      </w:r>
+    </w:p>
+    <w:p>
+      <w:pPr>
+        <w:spacing w:after="160" w:line="380"/>
+        <w:ind w:firstLine="480"/>
+      </w:pPr>
+      <w:r>
+        <w:rPr>
+          <w:rFonts w:ascii="SimSun" w:cs="SimSun" w:eastAsia="SimSun" w:hAnsi="SimSun"/>
+          <w:sz w:val="24"/>
+          <w:szCs w:val="24"/>
+        </w:rPr>
+        <w:t xml:space="preserve">A 项，拎出来是 Her friend is some money，她朋友是一些钱。语法没错，意思荒唐，所以是双宾语，主谓双宾句型。</w:t>
+      </w:r>
+    </w:p>
+    <w:p>
+      <w:pPr>
+        <w:spacing w:after="160" w:line="380"/>
+        <w:ind w:firstLine="480"/>
+      </w:pPr>
+      <w:r>
+        <w:rPr>
+          <w:rFonts w:ascii="SimSun" w:cs="SimSun" w:eastAsia="SimSun" w:hAnsi="SimSun"/>
+          <w:sz w:val="24"/>
+          <w:szCs w:val="24"/>
+        </w:rPr>
+        <w:t xml:space="preserve">B 项，拎出来是 The story is quite moving，这个故事很感人。语法对，逻辑也对，所以 quite moving 是宾语补足语，主谓宾宾补句型。</w:t>
       </w:r>
     </w:p>
     <w:p>
@@ -1078,7 +1078,7 @@
           <w:sz w:val="24"/>
           <w:szCs w:val="24"/>
         </w:rPr>
-        <w:t xml:space="preserve">如果剩两样，就用加 is 的办法。两样中间加 is 说不通的，是主谓双宾；说得通的，是主谓宾宾补。</w:t>
+        <w:t xml:space="preserve">如果剩两样，就把这两样拎出来中间加 be 动词，代词换成主格。造出来的句子语法没错、意思也合逻辑，那是主谓宾宾补；只要有一条不过关，那是主谓双宾。</w:t>
       </w:r>
     </w:p>
     <w:p>
@@ -1164,7 +1164,7 @@
           <w:sz w:val="24"/>
           <w:szCs w:val="24"/>
         </w:rPr>
-        <w:t xml:space="preserve">前半句 tells him interesting stories，动词后面跟两样，加 is 验一下：him is interesting stories，他是有趣的故事？不通。所以是双宾语，him 是人宾，interesting stories 是物宾。</w:t>
+        <w:t xml:space="preserve">前半句 tells him interesting stories，动词后面跟了两样。拎出来验一下，him 换成主格 he，变成 He is interesting stories，他是一些有趣的故事。语法没错，意思讲不通。所以是双宾语，him 是人宾，interesting stories 是物宾。</w:t>
       </w:r>
     </w:p>
     <w:p>
@@ -1390,7 +1390,7 @@
           <w:sz w:val="24"/>
           <w:szCs w:val="24"/>
         </w:rPr>
-        <w:t xml:space="preserve">第五，五种句型的判断流程：先划修饰成分，再看谓语后面剩几样。剩零样是主谓，剩一样看动词性质分主谓宾和主系表，剩两样用加 is 的办法分双宾和宾补。</w:t>
+        <w:t xml:space="preserve">第五，五种句型的判断流程：先划修饰成分，再看谓语后面剩几样。剩零样是主谓，剩一样看动词性质分主谓宾和主系表，剩两样就拎出来加 be 动词，看语法和逻辑两条过不过，分出双宾和宾补。</w:t>
       </w:r>
     </w:p>
     <w:p>
@@ -1610,7 +1610,7 @@
           <w:sz w:val="24"/>
           <w:szCs w:val="24"/>
         </w:rPr>
-        <w:t xml:space="preserve">师：都用加 is 的办法。第一句，the stranger 和 some water 中间加 is，那个陌生人是一些水？不通，说明是两个不同的东西。所以是双宾语，主谓双宾句型。第二句，the plan 和 practical 中间加 is，这个计划是可行的？通，说明 practical 在说明 the plan 的状态。所以 practical 是宾语补足语，主谓宾宾补句型。另外提醒一句，practical 是形容词，形容词不可能当宾语，光凭这一点也能判定它是宾补。</w:t>
+        <w:t xml:space="preserve">师：都用加 be 动词的办法。第一句，拎出来是 The stranger is some water，那个陌生人是一些水。语法没错，意思荒唐。所以是双宾语，主谓双宾句型。第二句，拎出来是 The plan is practical，这个计划是可行的。语法对，逻辑也对，两条都过。所以 practical 是宾语补足语，主谓宾宾补句型。另外提醒一句，practical 是形容词，形容词不可能当宾语，光凭这一点也能判定它是宾补。</w:t>
       </w:r>
     </w:p>
     <w:p>
@@ -1773,7 +1773,7 @@
           <w:sz w:val="24"/>
           <w:szCs w:val="24"/>
         </w:rPr>
-        <w:t xml:space="preserve">师：一项一项看。A 项，bought 是买，属于为某人而做，转换时应该用 for 不是 to，错了。B 项，let 是使役动词，后面的宾补应该用不带 to 的动词原形，写成 to finish 错了，应该是 finish。C 项，elect 后面跟宾语 him 加宾补 chairman。加 is 验一下：him is chairman，他是主席？通，说明 chairman 是宾补，结构正确。而且这里的 chairman 表示独一无二的职位，前面不加冠词，也是对的。</w:t>
+        <w:t xml:space="preserve">师：一项一项看。A 项，bought 是买，属于为某人而做，转换时应该用 for 不是 to，错了。B 项，let 是使役动词，后面的宾补应该用不带 to 的动词原形，写成 to finish 错了，应该是 finish。C 项，elect 后面跟了 him 和 chairman。拎出来验一下，him 换成主格 he，变成 He is chairman，他是俱乐部主席。语法对，逻辑对，说明 chairman 是宾补，结构正确。而且这里的 chairman 表示独一无二的职位，前面不加冠词，也是对的。</w:t>
       </w:r>
     </w:p>
     <w:p>
@@ -1933,7 +1933,7 @@
           <w:sz w:val="24"/>
           <w:szCs w:val="24"/>
         </w:rPr>
-        <w:t xml:space="preserve">第三，看到动词后面跟着两样东西，别猜，直接在中间加 is 读一遍。通的是宾补，不通的是双宾语。</w:t>
+        <w:t xml:space="preserve">第三，看到动词后面跟着两样东西，别猜，把它们拎出来中间加 be 动词读一遍，代词换主格。语法和逻辑两条都过是宾补，缺一条是双宾语。</w:t>
       </w:r>
     </w:p>
     <w:p>

--- a/docs/Level1/高中英语语法切片-Level1-第06课-五大基本句型下.docx
+++ b/docs/Level1/高中英语语法切片-Level1-第06课-五大基本句型下.docx
@@ -187,21 +187,21 @@
           <w:sz w:val="24"/>
           <w:szCs w:val="24"/>
         </w:rPr>
-        <w:t xml:space="preserve">题目：His parents named him Michael, ____________ (hope) that he would become a great man.</w:t>
-      </w:r>
-    </w:p>
-    <w:p>
-      <w:pPr>
-        <w:spacing w:after="160" w:line="380"/>
-        <w:ind w:firstLine="480"/>
-      </w:pPr>
-      <w:r>
-        <w:rPr>
-          <w:rFonts w:ascii="SimSun" w:cs="SimSun" w:eastAsia="SimSun" w:hAnsi="SimSun"/>
-          <w:sz w:val="24"/>
-          <w:szCs w:val="24"/>
-        </w:rPr>
-        <w:t xml:space="preserve">这道题两个考点。先看前半句。named him Michael，谓语后面跟了 him 和 Michael 两样东西。我们拎出来验一下，him 换成主格 he，变成 He is Michael，他叫迈克尔。语法对，逻辑也对，两条都过，所以 Michael 是宾语补足语，这是主谓宾宾补句型。</w:t>
+        <w:t xml:space="preserve">题目：His parents named their son Michael, ____________ (hope) that he would become a great man.</w:t>
+      </w:r>
+    </w:p>
+    <w:p>
+      <w:pPr>
+        <w:spacing w:after="160" w:line="380"/>
+        <w:ind w:firstLine="480"/>
+      </w:pPr>
+      <w:r>
+        <w:rPr>
+          <w:rFonts w:ascii="SimSun" w:cs="SimSun" w:eastAsia="SimSun" w:hAnsi="SimSun"/>
+          <w:sz w:val="24"/>
+          <w:szCs w:val="24"/>
+        </w:rPr>
+        <w:t xml:space="preserve">这道题两个考点。先看前半句。named their son Michael，谓语后面跟了 their son 和 Michael 两样东西。我们拎出来验一下，变成 Their son is Michael，他们的儿子叫迈克尔。语法对，逻辑也对，两条都过，所以 Michael 是宾语补足语，这是主谓宾宾补句型。</w:t>
       </w:r>
     </w:p>
     <w:p>
@@ -474,7 +474,7 @@
           <w:sz w:val="24"/>
           <w:szCs w:val="24"/>
         </w:rPr>
-        <w:t xml:space="preserve">用加 be 动词的办法逐项检验，记得代词要换成主格。</w:t>
+        <w:t xml:space="preserve">用加 be 动词的办法逐项检验，碰到代词先换成它指的那个人。</w:t>
       </w:r>
     </w:p>
     <w:p>
@@ -1078,7 +1078,7 @@
           <w:sz w:val="24"/>
           <w:szCs w:val="24"/>
         </w:rPr>
-        <w:t xml:space="preserve">如果剩两样，就把这两样拎出来中间加 be 动词，代词换成主格。造出来的句子语法没错、意思也合逻辑，那是主谓宾宾补；只要有一条不过关，那是主谓双宾。</w:t>
+        <w:t xml:space="preserve">如果剩两样，就把这两样拎出来中间加 be 动词，碰到代词先换成它指的那个人。造出来的句子语法没错、意思也合逻辑，那是主谓宾宾补；只要有一条不过关，那是主谓双宾。</w:t>
       </w:r>
     </w:p>
     <w:p>
@@ -1136,7 +1136,7 @@
           <w:sz w:val="24"/>
           <w:szCs w:val="24"/>
         </w:rPr>
-        <w:t xml:space="preserve">题目：His grandmother often tells him interesting stories, which makes him ____________ (feel) warm and happy.</w:t>
+        <w:t xml:space="preserve">题目：His grandmother often tells the little boy interesting stories, which makes him ____________ (feel) warm and happy.</w:t>
       </w:r>
     </w:p>
     <w:p>
@@ -1164,7 +1164,7 @@
           <w:sz w:val="24"/>
           <w:szCs w:val="24"/>
         </w:rPr>
-        <w:t xml:space="preserve">前半句 tells him interesting stories，动词后面跟了两样。拎出来验一下，him 换成主格 he，变成 He is interesting stories，他是一些有趣的故事。语法没错，意思讲不通。所以是双宾语，him 是人宾，interesting stories 是物宾。</w:t>
+        <w:t xml:space="preserve">前半句 tells the little boy interesting stories，动词后面跟了两样。拎出来验一下，变成 The little boy is interesting stories，这个小男孩是一些有趣的故事。语法没错，意思讲不通。所以是双宾语，the little boy 是人宾，interesting stories 是物宾。</w:t>
       </w:r>
     </w:p>
     <w:p>
@@ -1759,21 +1759,21 @@
           <w:sz w:val="24"/>
           <w:szCs w:val="24"/>
         </w:rPr>
-        <w:t xml:space="preserve">A. Her mother bought a new coat to her.　　B. The teacher let us to finish the work.　　C. They elected him chairman of the club.</w:t>
-      </w:r>
-    </w:p>
-    <w:p>
-      <w:pPr>
-        <w:spacing w:after="160" w:line="380"/>
-        <w:ind w:firstLine="480"/>
-      </w:pPr>
-      <w:r>
-        <w:rPr>
-          <w:rFonts w:ascii="SimSun" w:cs="SimSun" w:eastAsia="SimSun" w:hAnsi="SimSun"/>
-          <w:sz w:val="24"/>
-          <w:szCs w:val="24"/>
-        </w:rPr>
-        <w:t xml:space="preserve">师：一项一项看。A 项，bought 是买，属于为某人而做，转换时应该用 for 不是 to，错了。B 项，let 是使役动词，后面的宾补应该用不带 to 的动词原形，写成 to finish 错了，应该是 finish。C 项，elect 后面跟了 him 和 chairman。拎出来验一下，him 换成主格 he，变成 He is chairman，他是俱乐部主席。语法对，逻辑对，说明 chairman 是宾补，结构正确。而且这里的 chairman 表示独一无二的职位，前面不加冠词，也是对的。</w:t>
+        <w:t xml:space="preserve">A. Her mother bought a new coat to Lucy.　　B. The teacher let us to finish the work.　　C. They elected Robert chairman of the club.</w:t>
+      </w:r>
+    </w:p>
+    <w:p>
+      <w:pPr>
+        <w:spacing w:after="160" w:line="380"/>
+        <w:ind w:firstLine="480"/>
+      </w:pPr>
+      <w:r>
+        <w:rPr>
+          <w:rFonts w:ascii="SimSun" w:cs="SimSun" w:eastAsia="SimSun" w:hAnsi="SimSun"/>
+          <w:sz w:val="24"/>
+          <w:szCs w:val="24"/>
+        </w:rPr>
+        <w:t xml:space="preserve">师：一项一项看。A 项，bought 是买，属于为某人而做，转换时应该用 for 不是 to，错了。B 项，let 是使役动词，后面的宾补应该用不带 to 的动词原形，写成 to finish 错了，应该是 finish。C 项，elect 后面跟了 Robert 和 chairman。拎出来验一下，变成 Robert is chairman，罗伯特是俱乐部主席。语法对，逻辑对，说明 chairman 是宾补，结构正确。而且这里的 chairman 表示独一无二的职位，前面不加冠词，也是对的。</w:t>
       </w:r>
     </w:p>
     <w:p>
@@ -1933,7 +1933,7 @@
           <w:sz w:val="24"/>
           <w:szCs w:val="24"/>
         </w:rPr>
-        <w:t xml:space="preserve">第三，看到动词后面跟着两样东西，别猜，把它们拎出来中间加 be 动词读一遍，代词换主格。语法和逻辑两条都过是宾补，缺一条是双宾语。</w:t>
+        <w:t xml:space="preserve">第三，看到动词后面跟着两样东西，别猜，把它们拎出来中间加 be 动词读一遍，代词先换成它指的那个人。语法和逻辑两条都过是宾补，缺一条是双宾语。</w:t>
       </w:r>
     </w:p>
     <w:p>

--- a/docs/Level1/高中英语语法切片-Level1-第06课-五大基本句型下.docx
+++ b/docs/Level1/高中英语语法切片-Level1-第06课-五大基本句型下.docx
@@ -77,6 +77,20 @@
     <w:p>
       <w:pPr>
         <w:spacing w:after="160" w:line="380"/>
+        <w:ind w:firstLine="480"/>
+      </w:pPr>
+      <w:r>
+        <w:rPr>
+          <w:rFonts w:ascii="SimSun" w:cs="SimSun" w:eastAsia="SimSun" w:hAnsi="SimSun"/>
+          <w:sz w:val="24"/>
+          <w:szCs w:val="24"/>
+        </w:rPr>
+        <w:t xml:space="preserve">我们先看第一题。</w:t>
+      </w:r>
+    </w:p>
+    <w:p>
+      <w:pPr>
+        <w:spacing w:after="160" w:line="380"/>
       </w:pPr>
       <w:r>
         <w:rPr>
@@ -163,6 +177,20 @@
     <w:p>
       <w:pPr>
         <w:spacing w:after="160" w:line="380"/>
+        <w:ind w:firstLine="480"/>
+      </w:pPr>
+      <w:r>
+        <w:rPr>
+          <w:rFonts w:ascii="SimSun" w:cs="SimSun" w:eastAsia="SimSun" w:hAnsi="SimSun"/>
+          <w:sz w:val="24"/>
+          <w:szCs w:val="24"/>
+        </w:rPr>
+        <w:t xml:space="preserve">第一题过了，接下来第二题。</w:t>
+      </w:r>
+    </w:p>
+    <w:p>
+      <w:pPr>
+        <w:spacing w:after="160" w:line="380"/>
       </w:pPr>
       <w:r>
         <w:rPr>
@@ -249,6 +277,20 @@
     <w:p>
       <w:pPr>
         <w:spacing w:after="160" w:line="380"/>
+        <w:ind w:firstLine="480"/>
+      </w:pPr>
+      <w:r>
+        <w:rPr>
+          <w:rFonts w:ascii="SimSun" w:cs="SimSun" w:eastAsia="SimSun" w:hAnsi="SimSun"/>
+          <w:sz w:val="24"/>
+          <w:szCs w:val="24"/>
+        </w:rPr>
+        <w:t xml:space="preserve">第三题。</w:t>
+      </w:r>
+    </w:p>
+    <w:p>
+      <w:pPr>
+        <w:spacing w:after="160" w:line="380"/>
       </w:pPr>
       <w:r>
         <w:rPr>
@@ -335,6 +377,20 @@
     <w:p>
       <w:pPr>
         <w:spacing w:after="160" w:line="380"/>
+        <w:ind w:firstLine="480"/>
+      </w:pPr>
+      <w:r>
+        <w:rPr>
+          <w:rFonts w:ascii="SimSun" w:cs="SimSun" w:eastAsia="SimSun" w:hAnsi="SimSun"/>
+          <w:sz w:val="24"/>
+          <w:szCs w:val="24"/>
+        </w:rPr>
+        <w:t xml:space="preserve">来，第四题。</w:t>
+      </w:r>
+    </w:p>
+    <w:p>
+      <w:pPr>
+        <w:spacing w:after="160" w:line="380"/>
       </w:pPr>
       <w:r>
         <w:rPr>
@@ -421,6 +477,20 @@
     <w:p>
       <w:pPr>
         <w:spacing w:after="160" w:line="380"/>
+        <w:ind w:firstLine="480"/>
+      </w:pPr>
+      <w:r>
+        <w:rPr>
+          <w:rFonts w:ascii="SimSun" w:cs="SimSun" w:eastAsia="SimSun" w:hAnsi="SimSun"/>
+          <w:sz w:val="24"/>
+          <w:szCs w:val="24"/>
+        </w:rPr>
+        <w:t xml:space="preserve">第五题，接着看。</w:t>
+      </w:r>
+    </w:p>
+    <w:p>
+      <w:pPr>
+        <w:spacing w:after="160" w:line="380"/>
       </w:pPr>
       <w:r>
         <w:rPr>
@@ -536,6 +606,20 @@
     <w:p>
       <w:pPr>
         <w:spacing w:after="160" w:line="380"/>
+        <w:ind w:firstLine="480"/>
+      </w:pPr>
+      <w:r>
+        <w:rPr>
+          <w:rFonts w:ascii="SimSun" w:cs="SimSun" w:eastAsia="SimSun" w:hAnsi="SimSun"/>
+          <w:sz w:val="24"/>
+          <w:szCs w:val="24"/>
+        </w:rPr>
+        <w:t xml:space="preserve">最后一题了，第六题。</w:t>
+      </w:r>
+    </w:p>
+    <w:p>
+      <w:pPr>
+        <w:spacing w:after="160" w:line="380"/>
       </w:pPr>
       <w:r>
         <w:rPr>
@@ -1112,6 +1196,20 @@
     <w:p>
       <w:pPr>
         <w:spacing w:after="160" w:line="380"/>
+        <w:ind w:firstLine="480"/>
+      </w:pPr>
+      <w:r>
+        <w:rPr>
+          <w:rFonts w:ascii="SimSun" w:cs="SimSun" w:eastAsia="SimSun" w:hAnsi="SimSun"/>
+          <w:sz w:val="24"/>
+          <w:szCs w:val="24"/>
+        </w:rPr>
+        <w:t xml:space="preserve">先看第一道。</w:t>
+      </w:r>
+    </w:p>
+    <w:p>
+      <w:pPr>
+        <w:spacing w:after="160" w:line="380"/>
       </w:pPr>
       <w:r>
         <w:rPr>
@@ -1212,6 +1310,20 @@
     <w:p>
       <w:pPr>
         <w:spacing w:after="160" w:line="380"/>
+        <w:ind w:firstLine="480"/>
+      </w:pPr>
+      <w:r>
+        <w:rPr>
+          <w:rFonts w:ascii="SimSun" w:cs="SimSun" w:eastAsia="SimSun" w:hAnsi="SimSun"/>
+          <w:sz w:val="24"/>
+          <w:szCs w:val="24"/>
+        </w:rPr>
+        <w:t xml:space="preserve">来，第二道例题。</w:t>
+      </w:r>
+    </w:p>
+    <w:p>
+      <w:pPr>
+        <w:spacing w:after="160" w:line="380"/>
       </w:pPr>
       <w:r>
         <w:rPr>
@@ -1424,6 +1536,20 @@
     <w:p>
       <w:pPr>
         <w:spacing w:after="160" w:line="380"/>
+        <w:ind w:firstLine="480"/>
+      </w:pPr>
+      <w:r>
+        <w:rPr>
+          <w:rFonts w:ascii="SimSun" w:cs="SimSun" w:eastAsia="SimSun" w:hAnsi="SimSun"/>
+          <w:sz w:val="24"/>
+          <w:szCs w:val="24"/>
+        </w:rPr>
+        <w:t xml:space="preserve">先看第一题。</w:t>
+      </w:r>
+    </w:p>
+    <w:p>
+      <w:pPr>
+        <w:spacing w:after="160" w:line="380"/>
       </w:pPr>
       <w:r>
         <w:rPr>
@@ -1498,6 +1624,20 @@
     <w:p>
       <w:pPr>
         <w:spacing w:after="160" w:line="380"/>
+        <w:ind w:firstLine="480"/>
+      </w:pPr>
+      <w:r>
+        <w:rPr>
+          <w:rFonts w:ascii="SimSun" w:cs="SimSun" w:eastAsia="SimSun" w:hAnsi="SimSun"/>
+          <w:sz w:val="24"/>
+          <w:szCs w:val="24"/>
+        </w:rPr>
+        <w:t xml:space="preserve">第二题。</w:t>
+      </w:r>
+    </w:p>
+    <w:p>
+      <w:pPr>
+        <w:spacing w:after="160" w:line="380"/>
       </w:pPr>
       <w:r>
         <w:rPr>
@@ -1572,6 +1712,20 @@
     <w:p>
       <w:pPr>
         <w:spacing w:after="160" w:line="380"/>
+        <w:ind w:firstLine="480"/>
+      </w:pPr>
+      <w:r>
+        <w:rPr>
+          <w:rFonts w:ascii="SimSun" w:cs="SimSun" w:eastAsia="SimSun" w:hAnsi="SimSun"/>
+          <w:sz w:val="24"/>
+          <w:szCs w:val="24"/>
+        </w:rPr>
+        <w:t xml:space="preserve">第三题，接着来。</w:t>
+      </w:r>
+    </w:p>
+    <w:p>
+      <w:pPr>
+        <w:spacing w:after="160" w:line="380"/>
       </w:pPr>
       <w:r>
         <w:rPr>
@@ -1646,6 +1800,20 @@
     <w:p>
       <w:pPr>
         <w:spacing w:after="160" w:line="380"/>
+        <w:ind w:firstLine="480"/>
+      </w:pPr>
+      <w:r>
+        <w:rPr>
+          <w:rFonts w:ascii="SimSun" w:cs="SimSun" w:eastAsia="SimSun" w:hAnsi="SimSun"/>
+          <w:sz w:val="24"/>
+          <w:szCs w:val="24"/>
+        </w:rPr>
+        <w:t xml:space="preserve">来，第四题。</w:t>
+      </w:r>
+    </w:p>
+    <w:p>
+      <w:pPr>
+        <w:spacing w:after="160" w:line="380"/>
       </w:pPr>
       <w:r>
         <w:rPr>
@@ -1720,6 +1888,20 @@
     <w:p>
       <w:pPr>
         <w:spacing w:after="160" w:line="380"/>
+        <w:ind w:firstLine="480"/>
+      </w:pPr>
+      <w:r>
+        <w:rPr>
+          <w:rFonts w:ascii="SimSun" w:cs="SimSun" w:eastAsia="SimSun" w:hAnsi="SimSun"/>
+          <w:sz w:val="24"/>
+          <w:szCs w:val="24"/>
+        </w:rPr>
+        <w:t xml:space="preserve">第五题。</w:t>
+      </w:r>
+    </w:p>
+    <w:p>
+      <w:pPr>
+        <w:spacing w:after="160" w:line="380"/>
       </w:pPr>
       <w:r>
         <w:rPr>
@@ -1804,6 +1986,20 @@
           <w:szCs w:val="24"/>
         </w:rPr>
         <w:t xml:space="preserve">解析：A 项 buy 应搭配 for；B 项使役动词 let 后接不带 to 的动词原形；C 项 elect sb + 职位名词，职位名词作宾语补足语且前面不加冠词，用法正确。</w:t>
+      </w:r>
+    </w:p>
+    <w:p>
+      <w:pPr>
+        <w:spacing w:after="160" w:line="380"/>
+        <w:ind w:firstLine="480"/>
+      </w:pPr>
+      <w:r>
+        <w:rPr>
+          <w:rFonts w:ascii="SimSun" w:cs="SimSun" w:eastAsia="SimSun" w:hAnsi="SimSun"/>
+          <w:sz w:val="24"/>
+          <w:szCs w:val="24"/>
+        </w:rPr>
+        <w:t xml:space="preserve">最后一道题。</w:t>
       </w:r>
     </w:p>
     <w:p>

--- a/docs/Level1/高中英语语法切片-Level1-第06课-五大基本句型下.docx
+++ b/docs/Level1/高中英语语法切片-Level1-第06课-五大基本句型下.docx
@@ -43,7 +43,7 @@
           <w:sz w:val="24"/>
           <w:szCs w:val="24"/>
         </w:rPr>
-        <w:t xml:space="preserve">同学们好，欢迎回到高中英语语法切片课堂。上节课我们讲了五大基本句型的前三种，主谓、主谓宾、主系表。今天把剩下两种讲完，主谓双宾和主谓宾宾补。</w:t>
+        <w:t xml:space="preserve">那同学们好，欢迎回到高中英语语法切片课堂。上节课我们讲了五大基本句型的前三种，主谓、主谓宾、主系表。今天把剩下两种讲完，主谓双宾和主谓宾宾补。</w:t>
       </w:r>
     </w:p>
     <w:p>
@@ -129,6 +129,34 @@
           <w:sz w:val="24"/>
           <w:szCs w:val="24"/>
         </w:rPr>
+        <w:t xml:space="preserve">这道题你先自己做一遍，做完再听我讲。</w:t>
+      </w:r>
+    </w:p>
+    <w:p>
+      <w:pPr>
+        <w:spacing w:after="160" w:line="380"/>
+        <w:ind w:firstLine="480"/>
+      </w:pPr>
+      <w:r>
+        <w:rPr>
+          <w:rFonts w:ascii="SimSun" w:cs="SimSun" w:eastAsia="SimSun" w:hAnsi="SimSun"/>
+          <w:sz w:val="24"/>
+          <w:szCs w:val="24"/>
+        </w:rPr>
+        <w:t xml:space="preserve">先别急着往下看，你自己想十秒。</w:t>
+      </w:r>
+    </w:p>
+    <w:p>
+      <w:pPr>
+        <w:spacing w:after="160" w:line="380"/>
+        <w:ind w:firstLine="480"/>
+      </w:pPr>
+      <w:r>
+        <w:rPr>
+          <w:rFonts w:ascii="SimSun" w:cs="SimSun" w:eastAsia="SimSun" w:hAnsi="SimSun"/>
+          <w:sz w:val="24"/>
+          <w:szCs w:val="24"/>
+        </w:rPr>
         <w:t xml:space="preserve">谓语是 showed，展示。后面跟了两样东西：the new students 和 the reading room。</w:t>
       </w:r>
     </w:p>
@@ -229,7 +257,49 @@
           <w:sz w:val="24"/>
           <w:szCs w:val="24"/>
         </w:rPr>
-        <w:t xml:space="preserve">这道题两个考点。先看前半句。named their son Michael，谓语后面跟了 their son 和 Michael 两样东西。我们拎出来验一下，变成 Their son is Michael，他们的儿子叫迈克尔。语法对，逻辑也对，两条都过，所以 Michael 是宾语补足语，这是主谓宾宾补句型。</w:t>
+        <w:t xml:space="preserve">来，跟我一起走一遍流程。</w:t>
+      </w:r>
+    </w:p>
+    <w:p>
+      <w:pPr>
+        <w:spacing w:after="160" w:line="380"/>
+        <w:ind w:firstLine="480"/>
+      </w:pPr>
+      <w:r>
+        <w:rPr>
+          <w:rFonts w:ascii="SimSun" w:cs="SimSun" w:eastAsia="SimSun" w:hAnsi="SimSun"/>
+          <w:sz w:val="24"/>
+          <w:szCs w:val="24"/>
+        </w:rPr>
+        <w:t xml:space="preserve">这道题你先在心里过一遍，我再说。</w:t>
+      </w:r>
+    </w:p>
+    <w:p>
+      <w:pPr>
+        <w:spacing w:after="160" w:line="380"/>
+        <w:ind w:firstLine="480"/>
+      </w:pPr>
+      <w:r>
+        <w:rPr>
+          <w:rFonts w:ascii="SimSun" w:cs="SimSun" w:eastAsia="SimSun" w:hAnsi="SimSun"/>
+          <w:sz w:val="24"/>
+          <w:szCs w:val="24"/>
+        </w:rPr>
+        <w:t xml:space="preserve">先自己判断一下，暂停五秒。</w:t>
+      </w:r>
+    </w:p>
+    <w:p>
+      <w:pPr>
+        <w:spacing w:after="160" w:line="380"/>
+        <w:ind w:firstLine="480"/>
+      </w:pPr>
+      <w:r>
+        <w:rPr>
+          <w:rFonts w:ascii="SimSun" w:cs="SimSun" w:eastAsia="SimSun" w:hAnsi="SimSun"/>
+          <w:sz w:val="24"/>
+          <w:szCs w:val="24"/>
+        </w:rPr>
+        <w:t xml:space="preserve">那这道题两个考点。先看前半句。named their son Michael，谓语后面跟了 their son 和 Michael 两样东西。我们拎出来验一下，变成 Their son is Michael，他们的儿子叫迈克尔。语法对，逻辑也对，两条都过，所以 Michael 是宾语补足语，这是主谓宾宾补句型。</w:t>
       </w:r>
     </w:p>
     <w:p>
@@ -329,6 +399,48 @@
           <w:sz w:val="24"/>
           <w:szCs w:val="24"/>
         </w:rPr>
+        <w:t xml:space="preserve">你先看清楚题干，我们一步一步来。</w:t>
+      </w:r>
+    </w:p>
+    <w:p>
+      <w:pPr>
+        <w:spacing w:after="160" w:line="380"/>
+        <w:ind w:firstLine="480"/>
+      </w:pPr>
+      <w:r>
+        <w:rPr>
+          <w:rFonts w:ascii="SimSun" w:cs="SimSun" w:eastAsia="SimSun" w:hAnsi="SimSun"/>
+          <w:sz w:val="24"/>
+          <w:szCs w:val="24"/>
+        </w:rPr>
+        <w:t xml:space="preserve">这道题你先自己做一遍，做完再听我讲。</w:t>
+      </w:r>
+    </w:p>
+    <w:p>
+      <w:pPr>
+        <w:spacing w:after="160" w:line="380"/>
+        <w:ind w:firstLine="480"/>
+      </w:pPr>
+      <w:r>
+        <w:rPr>
+          <w:rFonts w:ascii="SimSun" w:cs="SimSun" w:eastAsia="SimSun" w:hAnsi="SimSun"/>
+          <w:sz w:val="24"/>
+          <w:szCs w:val="24"/>
+        </w:rPr>
+        <w:t xml:space="preserve">先别急着往下看，你自己想十秒。</w:t>
+      </w:r>
+    </w:p>
+    <w:p>
+      <w:pPr>
+        <w:spacing w:after="160" w:line="380"/>
+        <w:ind w:firstLine="480"/>
+      </w:pPr>
+      <w:r>
+        <w:rPr>
+          <w:rFonts w:ascii="SimSun" w:cs="SimSun" w:eastAsia="SimSun" w:hAnsi="SimSun"/>
+          <w:sz w:val="24"/>
+          <w:szCs w:val="24"/>
+        </w:rPr>
         <w:t xml:space="preserve">这道题考的是双宾语的另一种说法。原本的说法是 made me a beautiful dress，人在前物在后。但这句话把物放到前面去了，那人就得挪到后面，中间必须加一个介词。</w:t>
       </w:r>
     </w:p>
@@ -429,6 +541,48 @@
           <w:sz w:val="24"/>
           <w:szCs w:val="24"/>
         </w:rPr>
+        <w:t xml:space="preserve">来，跟我一起走一遍流程。</w:t>
+      </w:r>
+    </w:p>
+    <w:p>
+      <w:pPr>
+        <w:spacing w:after="160" w:line="380"/>
+        <w:ind w:firstLine="480"/>
+      </w:pPr>
+      <w:r>
+        <w:rPr>
+          <w:rFonts w:ascii="SimSun" w:cs="SimSun" w:eastAsia="SimSun" w:hAnsi="SimSun"/>
+          <w:sz w:val="24"/>
+          <w:szCs w:val="24"/>
+        </w:rPr>
+        <w:t xml:space="preserve">这道题你先在心里过一遍，我再说。</w:t>
+      </w:r>
+    </w:p>
+    <w:p>
+      <w:pPr>
+        <w:spacing w:after="160" w:line="380"/>
+        <w:ind w:firstLine="480"/>
+      </w:pPr>
+      <w:r>
+        <w:rPr>
+          <w:rFonts w:ascii="SimSun" w:cs="SimSun" w:eastAsia="SimSun" w:hAnsi="SimSun"/>
+          <w:sz w:val="24"/>
+          <w:szCs w:val="24"/>
+        </w:rPr>
+        <w:t xml:space="preserve">先自己判断一下，暂停五秒。</w:t>
+      </w:r>
+    </w:p>
+    <w:p>
+      <w:pPr>
+        <w:spacing w:after="160" w:line="380"/>
+        <w:ind w:firstLine="480"/>
+      </w:pPr>
+      <w:r>
+        <w:rPr>
+          <w:rFonts w:ascii="SimSun" w:cs="SimSun" w:eastAsia="SimSun" w:hAnsi="SimSun"/>
+          <w:sz w:val="24"/>
+          <w:szCs w:val="24"/>
+        </w:rPr>
         <w:t xml:space="preserve">这句话结构有点特别。made 后面是 it，然后是 impossible，然后是括号。很多同学看到 it 就晕了。</w:t>
       </w:r>
     </w:p>
@@ -544,6 +698,48 @@
           <w:sz w:val="24"/>
           <w:szCs w:val="24"/>
         </w:rPr>
+        <w:t xml:space="preserve">你先看清楚题干，我们一步一步来。</w:t>
+      </w:r>
+    </w:p>
+    <w:p>
+      <w:pPr>
+        <w:spacing w:after="160" w:line="380"/>
+        <w:ind w:firstLine="480"/>
+      </w:pPr>
+      <w:r>
+        <w:rPr>
+          <w:rFonts w:ascii="SimSun" w:cs="SimSun" w:eastAsia="SimSun" w:hAnsi="SimSun"/>
+          <w:sz w:val="24"/>
+          <w:szCs w:val="24"/>
+        </w:rPr>
+        <w:t xml:space="preserve">这道题你先自己做一遍，做完再听我讲。</w:t>
+      </w:r>
+    </w:p>
+    <w:p>
+      <w:pPr>
+        <w:spacing w:after="160" w:line="380"/>
+        <w:ind w:firstLine="480"/>
+      </w:pPr>
+      <w:r>
+        <w:rPr>
+          <w:rFonts w:ascii="SimSun" w:cs="SimSun" w:eastAsia="SimSun" w:hAnsi="SimSun"/>
+          <w:sz w:val="24"/>
+          <w:szCs w:val="24"/>
+        </w:rPr>
+        <w:t xml:space="preserve">先别急着往下看，你自己想十秒。</w:t>
+      </w:r>
+    </w:p>
+    <w:p>
+      <w:pPr>
+        <w:spacing w:after="160" w:line="380"/>
+        <w:ind w:firstLine="480"/>
+      </w:pPr>
+      <w:r>
+        <w:rPr>
+          <w:rFonts w:ascii="SimSun" w:cs="SimSun" w:eastAsia="SimSun" w:hAnsi="SimSun"/>
+          <w:sz w:val="24"/>
+          <w:szCs w:val="24"/>
+        </w:rPr>
         <w:t xml:space="preserve">用加 be 动词的办法逐项检验，碰到代词先换成它指的那个人。</w:t>
       </w:r>
     </w:p>
@@ -572,7 +768,7 @@
           <w:sz w:val="24"/>
           <w:szCs w:val="24"/>
         </w:rPr>
-        <w:t xml:space="preserve">B 项，拎出来是 The story is quite moving，这个故事很感人。语法对，逻辑也对，所以 quite moving 是宾语补足语，主谓宾宾补句型。</w:t>
+        <w:t xml:space="preserve">好，B 项，拎出来是 The story is quite moving，这个故事很感人。语法对，逻辑也对，所以 quite moving 是宾语补足语，主谓宾宾补句型。</w:t>
       </w:r>
     </w:p>
     <w:p>
@@ -658,6 +854,48 @@
           <w:sz w:val="24"/>
           <w:szCs w:val="24"/>
         </w:rPr>
+        <w:t xml:space="preserve">来，跟我一起走一遍流程。</w:t>
+      </w:r>
+    </w:p>
+    <w:p>
+      <w:pPr>
+        <w:spacing w:after="160" w:line="380"/>
+        <w:ind w:firstLine="480"/>
+      </w:pPr>
+      <w:r>
+        <w:rPr>
+          <w:rFonts w:ascii="SimSun" w:cs="SimSun" w:eastAsia="SimSun" w:hAnsi="SimSun"/>
+          <w:sz w:val="24"/>
+          <w:szCs w:val="24"/>
+        </w:rPr>
+        <w:t xml:space="preserve">这道题你先在心里过一遍，我再说。</w:t>
+      </w:r>
+    </w:p>
+    <w:p>
+      <w:pPr>
+        <w:spacing w:after="160" w:line="380"/>
+        <w:ind w:firstLine="480"/>
+      </w:pPr>
+      <w:r>
+        <w:rPr>
+          <w:rFonts w:ascii="SimSun" w:cs="SimSun" w:eastAsia="SimSun" w:hAnsi="SimSun"/>
+          <w:sz w:val="24"/>
+          <w:szCs w:val="24"/>
+        </w:rPr>
+        <w:t xml:space="preserve">先自己判断一下，暂停五秒。</w:t>
+      </w:r>
+    </w:p>
+    <w:p>
+      <w:pPr>
+        <w:spacing w:after="160" w:line="380"/>
+        <w:ind w:firstLine="480"/>
+      </w:pPr>
+      <w:r>
+        <w:rPr>
+          <w:rFonts w:ascii="SimSun" w:cs="SimSun" w:eastAsia="SimSun" w:hAnsi="SimSun"/>
+          <w:sz w:val="24"/>
+          <w:szCs w:val="24"/>
+        </w:rPr>
         <w:t xml:space="preserve">结构是 had 加宾语 us 加一个空，那这个空就是宾语补足语，说明让我们干什么。</w:t>
       </w:r>
     </w:p>
@@ -826,7 +1064,7 @@
           <w:sz w:val="24"/>
           <w:szCs w:val="24"/>
         </w:rPr>
-        <w:t xml:space="preserve">老师给你一个特别好理解的判断办法，看这个动作的本质。</w:t>
+        <w:t xml:space="preserve">好，老师给你一个特别好理解的判断办法，看这个动作的本质。</w:t>
       </w:r>
     </w:p>
     <w:p>
@@ -1008,7 +1246,7 @@
           <w:sz w:val="24"/>
           <w:szCs w:val="24"/>
         </w:rPr>
-        <w:t xml:space="preserve">使役动词有三个：make 使、let 让、have 让。感官动词有四个常考的：see 看见、hear 听见、watch 观看、feel 感觉到，另外还有 notice 注意到、observe 观察。</w:t>
+        <w:t xml:space="preserve">接着说，使役动词有三个：make 使、let 让、have 让。感官动词有四个常考的：see 看见、hear 听见、watch 观看、feel 感觉到，另外还有 notice 注意到、observe 观察。</w:t>
       </w:r>
     </w:p>
     <w:p>
@@ -1248,6 +1486,20 @@
           <w:sz w:val="24"/>
           <w:szCs w:val="24"/>
         </w:rPr>
+        <w:t xml:space="preserve">你先看清楚题干，我们一步一步来。</w:t>
+      </w:r>
+    </w:p>
+    <w:p>
+      <w:pPr>
+        <w:spacing w:after="160" w:line="380"/>
+        <w:ind w:firstLine="480"/>
+      </w:pPr>
+      <w:r>
+        <w:rPr>
+          <w:rFonts w:ascii="SimSun" w:cs="SimSun" w:eastAsia="SimSun" w:hAnsi="SimSun"/>
+          <w:sz w:val="24"/>
+          <w:szCs w:val="24"/>
+        </w:rPr>
         <w:t xml:space="preserve">先自己想十秒。这句话前后两半，我们分开看。</w:t>
       </w:r>
     </w:p>
@@ -1446,7 +1698,7 @@
           <w:sz w:val="24"/>
           <w:szCs w:val="24"/>
         </w:rPr>
-        <w:t xml:space="preserve">第一，主谓双宾是动词后面跟两个宾语，人在前物在后，公式是动词加 sb 加 sth。</w:t>
+        <w:t xml:space="preserve">再看，第一，主谓双宾是动词后面跟两个宾语，人在前物在后，公式是动词加 sb 加 sth。</w:t>
       </w:r>
     </w:p>
     <w:p>
@@ -1588,6 +1840,48 @@
           <w:sz w:val="24"/>
           <w:szCs w:val="24"/>
         </w:rPr>
+        <w:t xml:space="preserve">这道题你先自己做一遍，做完再听我讲。</w:t>
+      </w:r>
+    </w:p>
+    <w:p>
+      <w:pPr>
+        <w:spacing w:after="160" w:line="380"/>
+        <w:ind w:firstLine="480"/>
+      </w:pPr>
+      <w:r>
+        <w:rPr>
+          <w:rFonts w:ascii="SimSun" w:cs="SimSun" w:eastAsia="SimSun" w:hAnsi="SimSun"/>
+          <w:sz w:val="24"/>
+          <w:szCs w:val="24"/>
+        </w:rPr>
+        <w:t xml:space="preserve">先别急着往下看，你自己想十秒。</w:t>
+      </w:r>
+    </w:p>
+    <w:p>
+      <w:pPr>
+        <w:spacing w:after="160" w:line="380"/>
+        <w:ind w:firstLine="480"/>
+      </w:pPr>
+      <w:r>
+        <w:rPr>
+          <w:rFonts w:ascii="SimSun" w:cs="SimSun" w:eastAsia="SimSun" w:hAnsi="SimSun"/>
+          <w:sz w:val="24"/>
+          <w:szCs w:val="24"/>
+        </w:rPr>
+        <w:t xml:space="preserve">来，跟我一起走一遍流程。</w:t>
+      </w:r>
+    </w:p>
+    <w:p>
+      <w:pPr>
+        <w:spacing w:after="160" w:line="380"/>
+        <w:ind w:firstLine="480"/>
+      </w:pPr>
+      <w:r>
+        <w:rPr>
+          <w:rFonts w:ascii="SimSun" w:cs="SimSun" w:eastAsia="SimSun" w:hAnsi="SimSun"/>
+          <w:sz w:val="24"/>
+          <w:szCs w:val="24"/>
+        </w:rPr>
         <w:t xml:space="preserve">师：这道题考双宾语转换时的介词。原来的说法应该是 built me a wooden house，人在前物在后。现在物提到前面了，人就得挪到后面，中间加介词。用 to 还是 for？看动作的本质。build 是建造，房子是我爸一个人造出来的，我只是那个受益人，不是把一个现成的东西交到我手上。属于为某人而做，所以用 for。</w:t>
       </w:r>
     </w:p>
@@ -1676,6 +1970,48 @@
           <w:sz w:val="24"/>
           <w:szCs w:val="24"/>
         </w:rPr>
+        <w:t xml:space="preserve">这道题你先在心里过一遍，我再说。</w:t>
+      </w:r>
+    </w:p>
+    <w:p>
+      <w:pPr>
+        <w:spacing w:after="160" w:line="380"/>
+        <w:ind w:firstLine="480"/>
+      </w:pPr>
+      <w:r>
+        <w:rPr>
+          <w:rFonts w:ascii="SimSun" w:cs="SimSun" w:eastAsia="SimSun" w:hAnsi="SimSun"/>
+          <w:sz w:val="24"/>
+          <w:szCs w:val="24"/>
+        </w:rPr>
+        <w:t xml:space="preserve">先自己判断一下，暂停五秒。</w:t>
+      </w:r>
+    </w:p>
+    <w:p>
+      <w:pPr>
+        <w:spacing w:after="160" w:line="380"/>
+        <w:ind w:firstLine="480"/>
+      </w:pPr>
+      <w:r>
+        <w:rPr>
+          <w:rFonts w:ascii="SimSun" w:cs="SimSun" w:eastAsia="SimSun" w:hAnsi="SimSun"/>
+          <w:sz w:val="24"/>
+          <w:szCs w:val="24"/>
+        </w:rPr>
+        <w:t xml:space="preserve">你先看清楚题干，我们一步一步来。</w:t>
+      </w:r>
+    </w:p>
+    <w:p>
+      <w:pPr>
+        <w:spacing w:after="160" w:line="380"/>
+        <w:ind w:firstLine="480"/>
+      </w:pPr>
+      <w:r>
+        <w:rPr>
+          <w:rFonts w:ascii="SimSun" w:cs="SimSun" w:eastAsia="SimSun" w:hAnsi="SimSun"/>
+          <w:sz w:val="24"/>
+          <w:szCs w:val="24"/>
+        </w:rPr>
         <w:t xml:space="preserve">师：see 是感官动词，后面跟宾语加宾补。感官动词的宾补用不带 to 的动词原形，所以不能写 to cross。那能不能写 crossing 呢？可以，但意思不一样。用原形表示看见了整个过程，从头到尾都看见了；用 crossing 表示只看见了正在进行的一个片段。这句话末尾有 safely 安全地，说明是看着她安全地走过去了，是完整过程，所以用原形。</w:t>
       </w:r>
     </w:p>
@@ -1764,6 +2100,48 @@
           <w:sz w:val="24"/>
           <w:szCs w:val="24"/>
         </w:rPr>
+        <w:t xml:space="preserve">这道题你先自己做一遍，做完再听我讲。</w:t>
+      </w:r>
+    </w:p>
+    <w:p>
+      <w:pPr>
+        <w:spacing w:after="160" w:line="380"/>
+        <w:ind w:firstLine="480"/>
+      </w:pPr>
+      <w:r>
+        <w:rPr>
+          <w:rFonts w:ascii="SimSun" w:cs="SimSun" w:eastAsia="SimSun" w:hAnsi="SimSun"/>
+          <w:sz w:val="24"/>
+          <w:szCs w:val="24"/>
+        </w:rPr>
+        <w:t xml:space="preserve">先别急着往下看，你自己想十秒。</w:t>
+      </w:r>
+    </w:p>
+    <w:p>
+      <w:pPr>
+        <w:spacing w:after="160" w:line="380"/>
+        <w:ind w:firstLine="480"/>
+      </w:pPr>
+      <w:r>
+        <w:rPr>
+          <w:rFonts w:ascii="SimSun" w:cs="SimSun" w:eastAsia="SimSun" w:hAnsi="SimSun"/>
+          <w:sz w:val="24"/>
+          <w:szCs w:val="24"/>
+        </w:rPr>
+        <w:t xml:space="preserve">来，跟我一起走一遍流程。</w:t>
+      </w:r>
+    </w:p>
+    <w:p>
+      <w:pPr>
+        <w:spacing w:after="160" w:line="380"/>
+        <w:ind w:firstLine="480"/>
+      </w:pPr>
+      <w:r>
+        <w:rPr>
+          <w:rFonts w:ascii="SimSun" w:cs="SimSun" w:eastAsia="SimSun" w:hAnsi="SimSun"/>
+          <w:sz w:val="24"/>
+          <w:szCs w:val="24"/>
+        </w:rPr>
         <w:t xml:space="preserve">师：都用加 be 动词的办法。第一句，拎出来是 The stranger is some water，那个陌生人是一些水。语法没错，意思荒唐。所以是双宾语，主谓双宾句型。第二句，拎出来是 The plan is practical，这个计划是可行的。语法对，逻辑也对，两条都过。所以 practical 是宾语补足语，主谓宾宾补句型。另外提醒一句，practical 是形容词，形容词不可能当宾语，光凭这一点也能判定它是宾补。</w:t>
       </w:r>
     </w:p>
@@ -1852,6 +2230,48 @@
           <w:sz w:val="24"/>
           <w:szCs w:val="24"/>
         </w:rPr>
+        <w:t xml:space="preserve">这道题你先在心里过一遍，我再说。</w:t>
+      </w:r>
+    </w:p>
+    <w:p>
+      <w:pPr>
+        <w:spacing w:after="160" w:line="380"/>
+        <w:ind w:firstLine="480"/>
+      </w:pPr>
+      <w:r>
+        <w:rPr>
+          <w:rFonts w:ascii="SimSun" w:cs="SimSun" w:eastAsia="SimSun" w:hAnsi="SimSun"/>
+          <w:sz w:val="24"/>
+          <w:szCs w:val="24"/>
+        </w:rPr>
+        <w:t xml:space="preserve">先自己判断一下，暂停五秒。</w:t>
+      </w:r>
+    </w:p>
+    <w:p>
+      <w:pPr>
+        <w:spacing w:after="160" w:line="380"/>
+        <w:ind w:firstLine="480"/>
+      </w:pPr>
+      <w:r>
+        <w:rPr>
+          <w:rFonts w:ascii="SimSun" w:cs="SimSun" w:eastAsia="SimSun" w:hAnsi="SimSun"/>
+          <w:sz w:val="24"/>
+          <w:szCs w:val="24"/>
+        </w:rPr>
+        <w:t xml:space="preserve">你先看清楚题干，我们一步一步来。</w:t>
+      </w:r>
+    </w:p>
+    <w:p>
+      <w:pPr>
+        <w:spacing w:after="160" w:line="380"/>
+        <w:ind w:firstLine="480"/>
+      </w:pPr>
+      <w:r>
+        <w:rPr>
+          <w:rFonts w:ascii="SimSun" w:cs="SimSun" w:eastAsia="SimSun" w:hAnsi="SimSun"/>
+          <w:sz w:val="24"/>
+          <w:szCs w:val="24"/>
+        </w:rPr>
         <w:t xml:space="preserve">师：这道题考的是主动省 to、被动还 to。原来的主动说法是 the teacher made the boy clean the blackboard，使役动词 make 后面跟不带 to 的动词原形。现在变成被动 was made，原来的宾语 the boy 跑到主语位置上去了，后面那个动词就暴露在 was made 后面，这时候必须把省掉的 to 补回来。</w:t>
       </w:r>
     </w:p>
@@ -1955,6 +2375,48 @@
           <w:sz w:val="24"/>
           <w:szCs w:val="24"/>
         </w:rPr>
+        <w:t xml:space="preserve">这道题你先自己做一遍，做完再听我讲。</w:t>
+      </w:r>
+    </w:p>
+    <w:p>
+      <w:pPr>
+        <w:spacing w:after="160" w:line="380"/>
+        <w:ind w:firstLine="480"/>
+      </w:pPr>
+      <w:r>
+        <w:rPr>
+          <w:rFonts w:ascii="SimSun" w:cs="SimSun" w:eastAsia="SimSun" w:hAnsi="SimSun"/>
+          <w:sz w:val="24"/>
+          <w:szCs w:val="24"/>
+        </w:rPr>
+        <w:t xml:space="preserve">先别急着往下看，你自己想十秒。</w:t>
+      </w:r>
+    </w:p>
+    <w:p>
+      <w:pPr>
+        <w:spacing w:after="160" w:line="380"/>
+        <w:ind w:firstLine="480"/>
+      </w:pPr>
+      <w:r>
+        <w:rPr>
+          <w:rFonts w:ascii="SimSun" w:cs="SimSun" w:eastAsia="SimSun" w:hAnsi="SimSun"/>
+          <w:sz w:val="24"/>
+          <w:szCs w:val="24"/>
+        </w:rPr>
+        <w:t xml:space="preserve">来，跟我一起走一遍流程。</w:t>
+      </w:r>
+    </w:p>
+    <w:p>
+      <w:pPr>
+        <w:spacing w:after="160" w:line="380"/>
+        <w:ind w:firstLine="480"/>
+      </w:pPr>
+      <w:r>
+        <w:rPr>
+          <w:rFonts w:ascii="SimSun" w:cs="SimSun" w:eastAsia="SimSun" w:hAnsi="SimSun"/>
+          <w:sz w:val="24"/>
+          <w:szCs w:val="24"/>
+        </w:rPr>
         <w:t xml:space="preserve">师：一项一项看。A 项，bought 是买，属于为某人而做，转换时应该用 for 不是 to，错了。B 项，let 是使役动词，后面的宾补应该用不带 to 的动词原形，写成 to finish 错了，应该是 finish。C 项，elect 后面跟了 Robert 和 chairman。拎出来验一下，变成 Robert is chairman，罗伯特是俱乐部主席。语法对，逻辑对，说明 chairman 是宾补，结构正确。而且这里的 chairman 表示独一无二的职位，前面不加冠词，也是对的。</w:t>
       </w:r>
     </w:p>
@@ -2043,6 +2505,48 @@
           <w:sz w:val="24"/>
           <w:szCs w:val="24"/>
         </w:rPr>
+        <w:t xml:space="preserve">这道题你先在心里过一遍，我再说。</w:t>
+      </w:r>
+    </w:p>
+    <w:p>
+      <w:pPr>
+        <w:spacing w:after="160" w:line="380"/>
+        <w:ind w:firstLine="480"/>
+      </w:pPr>
+      <w:r>
+        <w:rPr>
+          <w:rFonts w:ascii="SimSun" w:cs="SimSun" w:eastAsia="SimSun" w:hAnsi="SimSun"/>
+          <w:sz w:val="24"/>
+          <w:szCs w:val="24"/>
+        </w:rPr>
+        <w:t xml:space="preserve">先自己判断一下，暂停五秒。</w:t>
+      </w:r>
+    </w:p>
+    <w:p>
+      <w:pPr>
+        <w:spacing w:after="160" w:line="380"/>
+        <w:ind w:firstLine="480"/>
+      </w:pPr>
+      <w:r>
+        <w:rPr>
+          <w:rFonts w:ascii="SimSun" w:cs="SimSun" w:eastAsia="SimSun" w:hAnsi="SimSun"/>
+          <w:sz w:val="24"/>
+          <w:szCs w:val="24"/>
+        </w:rPr>
+        <w:t xml:space="preserve">你先看清楚题干，我们一步一步来。</w:t>
+      </w:r>
+    </w:p>
+    <w:p>
+      <w:pPr>
+        <w:spacing w:after="160" w:line="380"/>
+        <w:ind w:firstLine="480"/>
+      </w:pPr>
+      <w:r>
+        <w:rPr>
+          <w:rFonts w:ascii="SimSun" w:cs="SimSun" w:eastAsia="SimSun" w:hAnsi="SimSun"/>
+          <w:sz w:val="24"/>
+          <w:szCs w:val="24"/>
+        </w:rPr>
         <w:t xml:space="preserve">师：这句话看着挺顺，问题出在结构上。made 后面直接跟了 the match 加 impossible，看起来像宾语加宾补。但你注意后面还挂着一长串 to be held on time，这一串才是真正要说的内容——按时举行这件事是不可能的。真正的宾语太长了，英语不喜欢把长东西塞在中间，所以要用 it 先把宾语位置顶住，把长的那块挪到最后。</w:t>
       </w:r>
     </w:p>
@@ -2087,49 +2591,49 @@
           <w:sz w:val="24"/>
           <w:szCs w:val="24"/>
         </w:rPr>
-        <w:t xml:space="preserve">六道题全部做完了。老师最后强调三个必须条件反射去检查的地方。</w:t>
-      </w:r>
-    </w:p>
-    <w:p>
-      <w:pPr>
-        <w:spacing w:after="160" w:line="380"/>
-        <w:ind w:firstLine="480"/>
-      </w:pPr>
-      <w:r>
-        <w:rPr>
-          <w:rFonts w:ascii="SimSun" w:cs="SimSun" w:eastAsia="SimSun" w:hAnsi="SimSun"/>
-          <w:sz w:val="24"/>
-          <w:szCs w:val="24"/>
-        </w:rPr>
-        <w:t xml:space="preserve">第一，双宾语转换加介词的时候，先想这个动作是把东西交给人，还是替人做事。交给人用 to，替人做用 for。</w:t>
-      </w:r>
-    </w:p>
-    <w:p>
-      <w:pPr>
-        <w:spacing w:after="160" w:line="380"/>
-        <w:ind w:firstLine="480"/>
-      </w:pPr>
-      <w:r>
-        <w:rPr>
-          <w:rFonts w:ascii="SimSun" w:cs="SimSun" w:eastAsia="SimSun" w:hAnsi="SimSun"/>
-          <w:sz w:val="24"/>
-          <w:szCs w:val="24"/>
-        </w:rPr>
-        <w:t xml:space="preserve">第二，看到 make、let、have 和 see、hear、watch、feel，后面的宾补用动词原形不带 to；一旦看到 make 或者感官动词变成了被动，立刻把 to 加回去。</w:t>
-      </w:r>
-    </w:p>
-    <w:p>
-      <w:pPr>
-        <w:spacing w:after="160" w:line="380"/>
-        <w:ind w:firstLine="480"/>
-      </w:pPr>
-      <w:r>
-        <w:rPr>
-          <w:rFonts w:ascii="SimSun" w:cs="SimSun" w:eastAsia="SimSun" w:hAnsi="SimSun"/>
-          <w:sz w:val="24"/>
-          <w:szCs w:val="24"/>
-        </w:rPr>
-        <w:t xml:space="preserve">第三，看到动词后面跟着两样东西，别猜，把它们拎出来中间加 be 动词读一遍，代词先换成它指的那个人。语法和逻辑两条都过是宾补，缺一条是双宾语。</w:t>
+        <w:t xml:space="preserve">那六道题全部做完了。老师最后强调三个必须条件反射去检查的地方。</w:t>
+      </w:r>
+    </w:p>
+    <w:p>
+      <w:pPr>
+        <w:spacing w:after="160" w:line="380"/>
+        <w:ind w:firstLine="480"/>
+      </w:pPr>
+      <w:r>
+        <w:rPr>
+          <w:rFonts w:ascii="SimSun" w:cs="SimSun" w:eastAsia="SimSun" w:hAnsi="SimSun"/>
+          <w:sz w:val="24"/>
+          <w:szCs w:val="24"/>
+        </w:rPr>
+        <w:t xml:space="preserve">好，第一，双宾语转换加介词的时候，先想这个动作是把东西交给人，还是替人做事。交给人用 to，替人做用 for。</w:t>
+      </w:r>
+    </w:p>
+    <w:p>
+      <w:pPr>
+        <w:spacing w:after="160" w:line="380"/>
+        <w:ind w:firstLine="480"/>
+      </w:pPr>
+      <w:r>
+        <w:rPr>
+          <w:rFonts w:ascii="SimSun" w:cs="SimSun" w:eastAsia="SimSun" w:hAnsi="SimSun"/>
+          <w:sz w:val="24"/>
+          <w:szCs w:val="24"/>
+        </w:rPr>
+        <w:t xml:space="preserve">接着说，第二，看到 make、let、have 和 see、hear、watch、feel，后面的宾补用动词原形不带 to；一旦看到 make 或者感官动词变成了被动，立刻把 to 加回去。</w:t>
+      </w:r>
+    </w:p>
+    <w:p>
+      <w:pPr>
+        <w:spacing w:after="160" w:line="380"/>
+        <w:ind w:firstLine="480"/>
+      </w:pPr>
+      <w:r>
+        <w:rPr>
+          <w:rFonts w:ascii="SimSun" w:cs="SimSun" w:eastAsia="SimSun" w:hAnsi="SimSun"/>
+          <w:sz w:val="24"/>
+          <w:szCs w:val="24"/>
+        </w:rPr>
+        <w:t xml:space="preserve">再看，第三，看到动词后面跟着两样东西，别猜，把它们拎出来中间加 be 动词读一遍，代词先换成它指的那个人。语法和逻辑两条都过是宾补，缺一条是双宾语。</w:t>
       </w:r>
     </w:p>
     <w:p>

--- a/docs/Level1/高中英语语法切片-Level1-第06课-五大基本句型下.docx
+++ b/docs/Level1/高中英语语法切片-Level1-第06课-五大基本句型下.docx
@@ -129,34 +129,6 @@
           <w:sz w:val="24"/>
           <w:szCs w:val="24"/>
         </w:rPr>
-        <w:t xml:space="preserve">这道题你先自己做一遍，做完再听我讲。</w:t>
-      </w:r>
-    </w:p>
-    <w:p>
-      <w:pPr>
-        <w:spacing w:after="160" w:line="380"/>
-        <w:ind w:firstLine="480"/>
-      </w:pPr>
-      <w:r>
-        <w:rPr>
-          <w:rFonts w:ascii="SimSun" w:cs="SimSun" w:eastAsia="SimSun" w:hAnsi="SimSun"/>
-          <w:sz w:val="24"/>
-          <w:szCs w:val="24"/>
-        </w:rPr>
-        <w:t xml:space="preserve">先别急着往下看，你自己想十秒。</w:t>
-      </w:r>
-    </w:p>
-    <w:p>
-      <w:pPr>
-        <w:spacing w:after="160" w:line="380"/>
-        <w:ind w:firstLine="480"/>
-      </w:pPr>
-      <w:r>
-        <w:rPr>
-          <w:rFonts w:ascii="SimSun" w:cs="SimSun" w:eastAsia="SimSun" w:hAnsi="SimSun"/>
-          <w:sz w:val="24"/>
-          <w:szCs w:val="24"/>
-        </w:rPr>
         <w:t xml:space="preserve">谓语是 showed，展示。后面跟了两样东西：the new students 和 the reading room。</w:t>
       </w:r>
     </w:p>
@@ -257,48 +229,6 @@
           <w:sz w:val="24"/>
           <w:szCs w:val="24"/>
         </w:rPr>
-        <w:t xml:space="preserve">来，跟我一起走一遍流程。</w:t>
-      </w:r>
-    </w:p>
-    <w:p>
-      <w:pPr>
-        <w:spacing w:after="160" w:line="380"/>
-        <w:ind w:firstLine="480"/>
-      </w:pPr>
-      <w:r>
-        <w:rPr>
-          <w:rFonts w:ascii="SimSun" w:cs="SimSun" w:eastAsia="SimSun" w:hAnsi="SimSun"/>
-          <w:sz w:val="24"/>
-          <w:szCs w:val="24"/>
-        </w:rPr>
-        <w:t xml:space="preserve">这道题你先在心里过一遍，我再说。</w:t>
-      </w:r>
-    </w:p>
-    <w:p>
-      <w:pPr>
-        <w:spacing w:after="160" w:line="380"/>
-        <w:ind w:firstLine="480"/>
-      </w:pPr>
-      <w:r>
-        <w:rPr>
-          <w:rFonts w:ascii="SimSun" w:cs="SimSun" w:eastAsia="SimSun" w:hAnsi="SimSun"/>
-          <w:sz w:val="24"/>
-          <w:szCs w:val="24"/>
-        </w:rPr>
-        <w:t xml:space="preserve">先自己判断一下，暂停五秒。</w:t>
-      </w:r>
-    </w:p>
-    <w:p>
-      <w:pPr>
-        <w:spacing w:after="160" w:line="380"/>
-        <w:ind w:firstLine="480"/>
-      </w:pPr>
-      <w:r>
-        <w:rPr>
-          <w:rFonts w:ascii="SimSun" w:cs="SimSun" w:eastAsia="SimSun" w:hAnsi="SimSun"/>
-          <w:sz w:val="24"/>
-          <w:szCs w:val="24"/>
-        </w:rPr>
         <w:t xml:space="preserve">那这道题两个考点。先看前半句。named their son Michael，谓语后面跟了 their son 和 Michael 两样东西。我们拎出来验一下，变成 Their son is Michael，他们的儿子叫迈克尔。语法对，逻辑也对，两条都过，所以 Michael 是宾语补足语，这是主谓宾宾补句型。</w:t>
       </w:r>
     </w:p>
@@ -399,48 +329,6 @@
           <w:sz w:val="24"/>
           <w:szCs w:val="24"/>
         </w:rPr>
-        <w:t xml:space="preserve">你先看清楚题干，我们一步一步来。</w:t>
-      </w:r>
-    </w:p>
-    <w:p>
-      <w:pPr>
-        <w:spacing w:after="160" w:line="380"/>
-        <w:ind w:firstLine="480"/>
-      </w:pPr>
-      <w:r>
-        <w:rPr>
-          <w:rFonts w:ascii="SimSun" w:cs="SimSun" w:eastAsia="SimSun" w:hAnsi="SimSun"/>
-          <w:sz w:val="24"/>
-          <w:szCs w:val="24"/>
-        </w:rPr>
-        <w:t xml:space="preserve">这道题你先自己做一遍，做完再听我讲。</w:t>
-      </w:r>
-    </w:p>
-    <w:p>
-      <w:pPr>
-        <w:spacing w:after="160" w:line="380"/>
-        <w:ind w:firstLine="480"/>
-      </w:pPr>
-      <w:r>
-        <w:rPr>
-          <w:rFonts w:ascii="SimSun" w:cs="SimSun" w:eastAsia="SimSun" w:hAnsi="SimSun"/>
-          <w:sz w:val="24"/>
-          <w:szCs w:val="24"/>
-        </w:rPr>
-        <w:t xml:space="preserve">先别急着往下看，你自己想十秒。</w:t>
-      </w:r>
-    </w:p>
-    <w:p>
-      <w:pPr>
-        <w:spacing w:after="160" w:line="380"/>
-        <w:ind w:firstLine="480"/>
-      </w:pPr>
-      <w:r>
-        <w:rPr>
-          <w:rFonts w:ascii="SimSun" w:cs="SimSun" w:eastAsia="SimSun" w:hAnsi="SimSun"/>
-          <w:sz w:val="24"/>
-          <w:szCs w:val="24"/>
-        </w:rPr>
         <w:t xml:space="preserve">这道题考的是双宾语的另一种说法。原本的说法是 made me a beautiful dress，人在前物在后。但这句话把物放到前面去了，那人就得挪到后面，中间必须加一个介词。</w:t>
       </w:r>
     </w:p>
@@ -541,48 +429,6 @@
           <w:sz w:val="24"/>
           <w:szCs w:val="24"/>
         </w:rPr>
-        <w:t xml:space="preserve">来，跟我一起走一遍流程。</w:t>
-      </w:r>
-    </w:p>
-    <w:p>
-      <w:pPr>
-        <w:spacing w:after="160" w:line="380"/>
-        <w:ind w:firstLine="480"/>
-      </w:pPr>
-      <w:r>
-        <w:rPr>
-          <w:rFonts w:ascii="SimSun" w:cs="SimSun" w:eastAsia="SimSun" w:hAnsi="SimSun"/>
-          <w:sz w:val="24"/>
-          <w:szCs w:val="24"/>
-        </w:rPr>
-        <w:t xml:space="preserve">这道题你先在心里过一遍，我再说。</w:t>
-      </w:r>
-    </w:p>
-    <w:p>
-      <w:pPr>
-        <w:spacing w:after="160" w:line="380"/>
-        <w:ind w:firstLine="480"/>
-      </w:pPr>
-      <w:r>
-        <w:rPr>
-          <w:rFonts w:ascii="SimSun" w:cs="SimSun" w:eastAsia="SimSun" w:hAnsi="SimSun"/>
-          <w:sz w:val="24"/>
-          <w:szCs w:val="24"/>
-        </w:rPr>
-        <w:t xml:space="preserve">先自己判断一下，暂停五秒。</w:t>
-      </w:r>
-    </w:p>
-    <w:p>
-      <w:pPr>
-        <w:spacing w:after="160" w:line="380"/>
-        <w:ind w:firstLine="480"/>
-      </w:pPr>
-      <w:r>
-        <w:rPr>
-          <w:rFonts w:ascii="SimSun" w:cs="SimSun" w:eastAsia="SimSun" w:hAnsi="SimSun"/>
-          <w:sz w:val="24"/>
-          <w:szCs w:val="24"/>
-        </w:rPr>
         <w:t xml:space="preserve">这句话结构有点特别。made 后面是 it，然后是 impossible，然后是括号。很多同学看到 it 就晕了。</w:t>
       </w:r>
     </w:p>
@@ -698,48 +544,6 @@
           <w:sz w:val="24"/>
           <w:szCs w:val="24"/>
         </w:rPr>
-        <w:t xml:space="preserve">你先看清楚题干，我们一步一步来。</w:t>
-      </w:r>
-    </w:p>
-    <w:p>
-      <w:pPr>
-        <w:spacing w:after="160" w:line="380"/>
-        <w:ind w:firstLine="480"/>
-      </w:pPr>
-      <w:r>
-        <w:rPr>
-          <w:rFonts w:ascii="SimSun" w:cs="SimSun" w:eastAsia="SimSun" w:hAnsi="SimSun"/>
-          <w:sz w:val="24"/>
-          <w:szCs w:val="24"/>
-        </w:rPr>
-        <w:t xml:space="preserve">这道题你先自己做一遍，做完再听我讲。</w:t>
-      </w:r>
-    </w:p>
-    <w:p>
-      <w:pPr>
-        <w:spacing w:after="160" w:line="380"/>
-        <w:ind w:firstLine="480"/>
-      </w:pPr>
-      <w:r>
-        <w:rPr>
-          <w:rFonts w:ascii="SimSun" w:cs="SimSun" w:eastAsia="SimSun" w:hAnsi="SimSun"/>
-          <w:sz w:val="24"/>
-          <w:szCs w:val="24"/>
-        </w:rPr>
-        <w:t xml:space="preserve">先别急着往下看，你自己想十秒。</w:t>
-      </w:r>
-    </w:p>
-    <w:p>
-      <w:pPr>
-        <w:spacing w:after="160" w:line="380"/>
-        <w:ind w:firstLine="480"/>
-      </w:pPr>
-      <w:r>
-        <w:rPr>
-          <w:rFonts w:ascii="SimSun" w:cs="SimSun" w:eastAsia="SimSun" w:hAnsi="SimSun"/>
-          <w:sz w:val="24"/>
-          <w:szCs w:val="24"/>
-        </w:rPr>
         <w:t xml:space="preserve">用加 be 动词的办法逐项检验，碰到代词先换成它指的那个人。</w:t>
       </w:r>
     </w:p>
@@ -854,48 +658,6 @@
           <w:sz w:val="24"/>
           <w:szCs w:val="24"/>
         </w:rPr>
-        <w:t xml:space="preserve">来，跟我一起走一遍流程。</w:t>
-      </w:r>
-    </w:p>
-    <w:p>
-      <w:pPr>
-        <w:spacing w:after="160" w:line="380"/>
-        <w:ind w:firstLine="480"/>
-      </w:pPr>
-      <w:r>
-        <w:rPr>
-          <w:rFonts w:ascii="SimSun" w:cs="SimSun" w:eastAsia="SimSun" w:hAnsi="SimSun"/>
-          <w:sz w:val="24"/>
-          <w:szCs w:val="24"/>
-        </w:rPr>
-        <w:t xml:space="preserve">这道题你先在心里过一遍，我再说。</w:t>
-      </w:r>
-    </w:p>
-    <w:p>
-      <w:pPr>
-        <w:spacing w:after="160" w:line="380"/>
-        <w:ind w:firstLine="480"/>
-      </w:pPr>
-      <w:r>
-        <w:rPr>
-          <w:rFonts w:ascii="SimSun" w:cs="SimSun" w:eastAsia="SimSun" w:hAnsi="SimSun"/>
-          <w:sz w:val="24"/>
-          <w:szCs w:val="24"/>
-        </w:rPr>
-        <w:t xml:space="preserve">先自己判断一下，暂停五秒。</w:t>
-      </w:r>
-    </w:p>
-    <w:p>
-      <w:pPr>
-        <w:spacing w:after="160" w:line="380"/>
-        <w:ind w:firstLine="480"/>
-      </w:pPr>
-      <w:r>
-        <w:rPr>
-          <w:rFonts w:ascii="SimSun" w:cs="SimSun" w:eastAsia="SimSun" w:hAnsi="SimSun"/>
-          <w:sz w:val="24"/>
-          <w:szCs w:val="24"/>
-        </w:rPr>
         <w:t xml:space="preserve">结构是 had 加宾语 us 加一个空，那这个空就是宾语补足语，说明让我们干什么。</w:t>
       </w:r>
     </w:p>
@@ -1486,20 +1248,6 @@
           <w:sz w:val="24"/>
           <w:szCs w:val="24"/>
         </w:rPr>
-        <w:t xml:space="preserve">你先看清楚题干，我们一步一步来。</w:t>
-      </w:r>
-    </w:p>
-    <w:p>
-      <w:pPr>
-        <w:spacing w:after="160" w:line="380"/>
-        <w:ind w:firstLine="480"/>
-      </w:pPr>
-      <w:r>
-        <w:rPr>
-          <w:rFonts w:ascii="SimSun" w:cs="SimSun" w:eastAsia="SimSun" w:hAnsi="SimSun"/>
-          <w:sz w:val="24"/>
-          <w:szCs w:val="24"/>
-        </w:rPr>
         <w:t xml:space="preserve">先自己想十秒。这句话前后两半，我们分开看。</w:t>
       </w:r>
     </w:p>
@@ -1840,48 +1588,6 @@
           <w:sz w:val="24"/>
           <w:szCs w:val="24"/>
         </w:rPr>
-        <w:t xml:space="preserve">这道题你先自己做一遍，做完再听我讲。</w:t>
-      </w:r>
-    </w:p>
-    <w:p>
-      <w:pPr>
-        <w:spacing w:after="160" w:line="380"/>
-        <w:ind w:firstLine="480"/>
-      </w:pPr>
-      <w:r>
-        <w:rPr>
-          <w:rFonts w:ascii="SimSun" w:cs="SimSun" w:eastAsia="SimSun" w:hAnsi="SimSun"/>
-          <w:sz w:val="24"/>
-          <w:szCs w:val="24"/>
-        </w:rPr>
-        <w:t xml:space="preserve">先别急着往下看，你自己想十秒。</w:t>
-      </w:r>
-    </w:p>
-    <w:p>
-      <w:pPr>
-        <w:spacing w:after="160" w:line="380"/>
-        <w:ind w:firstLine="480"/>
-      </w:pPr>
-      <w:r>
-        <w:rPr>
-          <w:rFonts w:ascii="SimSun" w:cs="SimSun" w:eastAsia="SimSun" w:hAnsi="SimSun"/>
-          <w:sz w:val="24"/>
-          <w:szCs w:val="24"/>
-        </w:rPr>
-        <w:t xml:space="preserve">来，跟我一起走一遍流程。</w:t>
-      </w:r>
-    </w:p>
-    <w:p>
-      <w:pPr>
-        <w:spacing w:after="160" w:line="380"/>
-        <w:ind w:firstLine="480"/>
-      </w:pPr>
-      <w:r>
-        <w:rPr>
-          <w:rFonts w:ascii="SimSun" w:cs="SimSun" w:eastAsia="SimSun" w:hAnsi="SimSun"/>
-          <w:sz w:val="24"/>
-          <w:szCs w:val="24"/>
-        </w:rPr>
         <w:t xml:space="preserve">师：这道题考双宾语转换时的介词。原来的说法应该是 built me a wooden house，人在前物在后。现在物提到前面了，人就得挪到后面，中间加介词。用 to 还是 for？看动作的本质。build 是建造，房子是我爸一个人造出来的，我只是那个受益人，不是把一个现成的东西交到我手上。属于为某人而做，所以用 for。</w:t>
       </w:r>
     </w:p>
@@ -1970,48 +1676,6 @@
           <w:sz w:val="24"/>
           <w:szCs w:val="24"/>
         </w:rPr>
-        <w:t xml:space="preserve">这道题你先在心里过一遍，我再说。</w:t>
-      </w:r>
-    </w:p>
-    <w:p>
-      <w:pPr>
-        <w:spacing w:after="160" w:line="380"/>
-        <w:ind w:firstLine="480"/>
-      </w:pPr>
-      <w:r>
-        <w:rPr>
-          <w:rFonts w:ascii="SimSun" w:cs="SimSun" w:eastAsia="SimSun" w:hAnsi="SimSun"/>
-          <w:sz w:val="24"/>
-          <w:szCs w:val="24"/>
-        </w:rPr>
-        <w:t xml:space="preserve">先自己判断一下，暂停五秒。</w:t>
-      </w:r>
-    </w:p>
-    <w:p>
-      <w:pPr>
-        <w:spacing w:after="160" w:line="380"/>
-        <w:ind w:firstLine="480"/>
-      </w:pPr>
-      <w:r>
-        <w:rPr>
-          <w:rFonts w:ascii="SimSun" w:cs="SimSun" w:eastAsia="SimSun" w:hAnsi="SimSun"/>
-          <w:sz w:val="24"/>
-          <w:szCs w:val="24"/>
-        </w:rPr>
-        <w:t xml:space="preserve">你先看清楚题干，我们一步一步来。</w:t>
-      </w:r>
-    </w:p>
-    <w:p>
-      <w:pPr>
-        <w:spacing w:after="160" w:line="380"/>
-        <w:ind w:firstLine="480"/>
-      </w:pPr>
-      <w:r>
-        <w:rPr>
-          <w:rFonts w:ascii="SimSun" w:cs="SimSun" w:eastAsia="SimSun" w:hAnsi="SimSun"/>
-          <w:sz w:val="24"/>
-          <w:szCs w:val="24"/>
-        </w:rPr>
         <w:t xml:space="preserve">师：see 是感官动词，后面跟宾语加宾补。感官动词的宾补用不带 to 的动词原形，所以不能写 to cross。那能不能写 crossing 呢？可以，但意思不一样。用原形表示看见了整个过程，从头到尾都看见了；用 crossing 表示只看见了正在进行的一个片段。这句话末尾有 safely 安全地，说明是看着她安全地走过去了，是完整过程，所以用原形。</w:t>
       </w:r>
     </w:p>
@@ -2100,48 +1764,6 @@
           <w:sz w:val="24"/>
           <w:szCs w:val="24"/>
         </w:rPr>
-        <w:t xml:space="preserve">这道题你先自己做一遍，做完再听我讲。</w:t>
-      </w:r>
-    </w:p>
-    <w:p>
-      <w:pPr>
-        <w:spacing w:after="160" w:line="380"/>
-        <w:ind w:firstLine="480"/>
-      </w:pPr>
-      <w:r>
-        <w:rPr>
-          <w:rFonts w:ascii="SimSun" w:cs="SimSun" w:eastAsia="SimSun" w:hAnsi="SimSun"/>
-          <w:sz w:val="24"/>
-          <w:szCs w:val="24"/>
-        </w:rPr>
-        <w:t xml:space="preserve">先别急着往下看，你自己想十秒。</w:t>
-      </w:r>
-    </w:p>
-    <w:p>
-      <w:pPr>
-        <w:spacing w:after="160" w:line="380"/>
-        <w:ind w:firstLine="480"/>
-      </w:pPr>
-      <w:r>
-        <w:rPr>
-          <w:rFonts w:ascii="SimSun" w:cs="SimSun" w:eastAsia="SimSun" w:hAnsi="SimSun"/>
-          <w:sz w:val="24"/>
-          <w:szCs w:val="24"/>
-        </w:rPr>
-        <w:t xml:space="preserve">来，跟我一起走一遍流程。</w:t>
-      </w:r>
-    </w:p>
-    <w:p>
-      <w:pPr>
-        <w:spacing w:after="160" w:line="380"/>
-        <w:ind w:firstLine="480"/>
-      </w:pPr>
-      <w:r>
-        <w:rPr>
-          <w:rFonts w:ascii="SimSun" w:cs="SimSun" w:eastAsia="SimSun" w:hAnsi="SimSun"/>
-          <w:sz w:val="24"/>
-          <w:szCs w:val="24"/>
-        </w:rPr>
         <w:t xml:space="preserve">师：都用加 be 动词的办法。第一句，拎出来是 The stranger is some water，那个陌生人是一些水。语法没错，意思荒唐。所以是双宾语，主谓双宾句型。第二句，拎出来是 The plan is practical，这个计划是可行的。语法对，逻辑也对，两条都过。所以 practical 是宾语补足语，主谓宾宾补句型。另外提醒一句，practical 是形容词，形容词不可能当宾语，光凭这一点也能判定它是宾补。</w:t>
       </w:r>
     </w:p>
@@ -2230,48 +1852,6 @@
           <w:sz w:val="24"/>
           <w:szCs w:val="24"/>
         </w:rPr>
-        <w:t xml:space="preserve">这道题你先在心里过一遍，我再说。</w:t>
-      </w:r>
-    </w:p>
-    <w:p>
-      <w:pPr>
-        <w:spacing w:after="160" w:line="380"/>
-        <w:ind w:firstLine="480"/>
-      </w:pPr>
-      <w:r>
-        <w:rPr>
-          <w:rFonts w:ascii="SimSun" w:cs="SimSun" w:eastAsia="SimSun" w:hAnsi="SimSun"/>
-          <w:sz w:val="24"/>
-          <w:szCs w:val="24"/>
-        </w:rPr>
-        <w:t xml:space="preserve">先自己判断一下，暂停五秒。</w:t>
-      </w:r>
-    </w:p>
-    <w:p>
-      <w:pPr>
-        <w:spacing w:after="160" w:line="380"/>
-        <w:ind w:firstLine="480"/>
-      </w:pPr>
-      <w:r>
-        <w:rPr>
-          <w:rFonts w:ascii="SimSun" w:cs="SimSun" w:eastAsia="SimSun" w:hAnsi="SimSun"/>
-          <w:sz w:val="24"/>
-          <w:szCs w:val="24"/>
-        </w:rPr>
-        <w:t xml:space="preserve">你先看清楚题干，我们一步一步来。</w:t>
-      </w:r>
-    </w:p>
-    <w:p>
-      <w:pPr>
-        <w:spacing w:after="160" w:line="380"/>
-        <w:ind w:firstLine="480"/>
-      </w:pPr>
-      <w:r>
-        <w:rPr>
-          <w:rFonts w:ascii="SimSun" w:cs="SimSun" w:eastAsia="SimSun" w:hAnsi="SimSun"/>
-          <w:sz w:val="24"/>
-          <w:szCs w:val="24"/>
-        </w:rPr>
         <w:t xml:space="preserve">师：这道题考的是主动省 to、被动还 to。原来的主动说法是 the teacher made the boy clean the blackboard，使役动词 make 后面跟不带 to 的动词原形。现在变成被动 was made，原来的宾语 the boy 跑到主语位置上去了，后面那个动词就暴露在 was made 后面，这时候必须把省掉的 to 补回来。</w:t>
       </w:r>
     </w:p>
@@ -2375,48 +1955,6 @@
           <w:sz w:val="24"/>
           <w:szCs w:val="24"/>
         </w:rPr>
-        <w:t xml:space="preserve">这道题你先自己做一遍，做完再听我讲。</w:t>
-      </w:r>
-    </w:p>
-    <w:p>
-      <w:pPr>
-        <w:spacing w:after="160" w:line="380"/>
-        <w:ind w:firstLine="480"/>
-      </w:pPr>
-      <w:r>
-        <w:rPr>
-          <w:rFonts w:ascii="SimSun" w:cs="SimSun" w:eastAsia="SimSun" w:hAnsi="SimSun"/>
-          <w:sz w:val="24"/>
-          <w:szCs w:val="24"/>
-        </w:rPr>
-        <w:t xml:space="preserve">先别急着往下看，你自己想十秒。</w:t>
-      </w:r>
-    </w:p>
-    <w:p>
-      <w:pPr>
-        <w:spacing w:after="160" w:line="380"/>
-        <w:ind w:firstLine="480"/>
-      </w:pPr>
-      <w:r>
-        <w:rPr>
-          <w:rFonts w:ascii="SimSun" w:cs="SimSun" w:eastAsia="SimSun" w:hAnsi="SimSun"/>
-          <w:sz w:val="24"/>
-          <w:szCs w:val="24"/>
-        </w:rPr>
-        <w:t xml:space="preserve">来，跟我一起走一遍流程。</w:t>
-      </w:r>
-    </w:p>
-    <w:p>
-      <w:pPr>
-        <w:spacing w:after="160" w:line="380"/>
-        <w:ind w:firstLine="480"/>
-      </w:pPr>
-      <w:r>
-        <w:rPr>
-          <w:rFonts w:ascii="SimSun" w:cs="SimSun" w:eastAsia="SimSun" w:hAnsi="SimSun"/>
-          <w:sz w:val="24"/>
-          <w:szCs w:val="24"/>
-        </w:rPr>
         <w:t xml:space="preserve">师：一项一项看。A 项，bought 是买，属于为某人而做，转换时应该用 for 不是 to，错了。B 项，let 是使役动词，后面的宾补应该用不带 to 的动词原形，写成 to finish 错了，应该是 finish。C 项，elect 后面跟了 Robert 和 chairman。拎出来验一下，变成 Robert is chairman，罗伯特是俱乐部主席。语法对，逻辑对，说明 chairman 是宾补，结构正确。而且这里的 chairman 表示独一无二的职位，前面不加冠词，也是对的。</w:t>
       </w:r>
     </w:p>
@@ -2492,48 +2030,6 @@
           <w:szCs w:val="24"/>
         </w:rPr>
         <w:t xml:space="preserve">题目：单句改错，下面这句话有一处错误，请找出并改正。The heavy rain made the match impossible to be held on time.</w:t>
-      </w:r>
-    </w:p>
-    <w:p>
-      <w:pPr>
-        <w:spacing w:after="160" w:line="380"/>
-        <w:ind w:firstLine="480"/>
-      </w:pPr>
-      <w:r>
-        <w:rPr>
-          <w:rFonts w:ascii="SimSun" w:cs="SimSun" w:eastAsia="SimSun" w:hAnsi="SimSun"/>
-          <w:sz w:val="24"/>
-          <w:szCs w:val="24"/>
-        </w:rPr>
-        <w:t xml:space="preserve">这道题你先在心里过一遍，我再说。</w:t>
-      </w:r>
-    </w:p>
-    <w:p>
-      <w:pPr>
-        <w:spacing w:after="160" w:line="380"/>
-        <w:ind w:firstLine="480"/>
-      </w:pPr>
-      <w:r>
-        <w:rPr>
-          <w:rFonts w:ascii="SimSun" w:cs="SimSun" w:eastAsia="SimSun" w:hAnsi="SimSun"/>
-          <w:sz w:val="24"/>
-          <w:szCs w:val="24"/>
-        </w:rPr>
-        <w:t xml:space="preserve">先自己判断一下，暂停五秒。</w:t>
-      </w:r>
-    </w:p>
-    <w:p>
-      <w:pPr>
-        <w:spacing w:after="160" w:line="380"/>
-        <w:ind w:firstLine="480"/>
-      </w:pPr>
-      <w:r>
-        <w:rPr>
-          <w:rFonts w:ascii="SimSun" w:cs="SimSun" w:eastAsia="SimSun" w:hAnsi="SimSun"/>
-          <w:sz w:val="24"/>
-          <w:szCs w:val="24"/>
-        </w:rPr>
-        <w:t xml:space="preserve">你先看清楚题干，我们一步一步来。</w:t>
       </w:r>
     </w:p>
     <w:p>

--- a/docs/Level1/高中英语语法切片-Level1-第06课-五大基本句型下.docx
+++ b/docs/Level1/高中英语语法切片-Level1-第06课-五大基本句型下.docx
@@ -1588,7 +1588,21 @@
           <w:sz w:val="24"/>
           <w:szCs w:val="24"/>
         </w:rPr>
-        <w:t xml:space="preserve">师：这道题考双宾语转换时的介词。原来的说法应该是 built me a wooden house，人在前物在后。现在物提到前面了，人就得挪到后面，中间加介词。用 to 还是 for？看动作的本质。build 是建造，房子是我爸一个人造出来的，我只是那个受益人，不是把一个现成的东西交到我手上。属于为某人而做，所以用 for。</w:t>
+        <w:t xml:space="preserve">这道题考双宾语转换时的介词。原来的说法应该是 built me a wooden house，人在前物在后。现在物提到前面了，人就得挪到后面，中间加介词。用 to 还是 for？看动作的本质。build 是建造，房子是我爸一个人造出来的，我只是那个受益人，不是把一个现成的东西交到我手上。属于为某人而做，所以用 for。</w:t>
+      </w:r>
+    </w:p>
+    <w:p>
+      <w:pPr>
+        <w:spacing w:after="160" w:line="380"/>
+        <w:ind w:firstLine="480"/>
+      </w:pPr>
+      <w:r>
+        <w:rPr>
+          <w:rFonts w:ascii="SimSun" w:cs="SimSun" w:eastAsia="SimSun" w:hAnsi="SimSun"/>
+          <w:sz w:val="24"/>
+          <w:szCs w:val="24"/>
+        </w:rPr>
+        <w:t xml:space="preserve">第二题。</w:t>
       </w:r>
     </w:p>
     <w:p>
@@ -1603,7 +1617,7 @@
           <w:sz w:val="24"/>
           <w:szCs w:val="24"/>
         </w:rPr>
-        <w:t xml:space="preserve">答案：for</w:t>
+        <w:t xml:space="preserve">随堂练习题2</w:t>
       </w:r>
     </w:p>
     <w:p>
@@ -1618,21 +1632,35 @@
           <w:sz w:val="24"/>
           <w:szCs w:val="24"/>
         </w:rPr>
-        <w:t xml:space="preserve">解析：双宾语转换时，表示“为某人而做”的动词用 for，如 build、buy、make、cook、get、find；表示“把东西转交给某人”的动词用 to，如 give、lend、send、pass、show。</w:t>
-      </w:r>
-    </w:p>
-    <w:p>
-      <w:pPr>
-        <w:spacing w:after="160" w:line="380"/>
-        <w:ind w:firstLine="480"/>
-      </w:pPr>
-      <w:r>
-        <w:rPr>
-          <w:rFonts w:ascii="SimSun" w:cs="SimSun" w:eastAsia="SimSun" w:hAnsi="SimSun"/>
-          <w:sz w:val="24"/>
-          <w:szCs w:val="24"/>
-        </w:rPr>
-        <w:t xml:space="preserve">第二题。</w:t>
+        <w:t xml:space="preserve">题目：I saw the little girl ____________ (cross) the busy street safely with her mother.</w:t>
+      </w:r>
+    </w:p>
+    <w:p>
+      <w:pPr>
+        <w:spacing w:after="160" w:line="380"/>
+        <w:ind w:firstLine="480"/>
+      </w:pPr>
+      <w:r>
+        <w:rPr>
+          <w:rFonts w:ascii="SimSun" w:cs="SimSun" w:eastAsia="SimSun" w:hAnsi="SimSun"/>
+          <w:sz w:val="24"/>
+          <w:szCs w:val="24"/>
+        </w:rPr>
+        <w:t xml:space="preserve">see 是感官动词，后面跟宾语加宾补。感官动词的宾补用不带 to 的动词原形，所以不能写 to cross。那能不能写 crossing 呢？可以，但意思不一样。用原形表示看见了整个过程，从头到尾都看见了；用 crossing 表示只看见了正在进行的一个片段。这句话末尾有 safely 安全地，说明是看着她安全地走过去了，是完整过程，所以用原形。</w:t>
+      </w:r>
+    </w:p>
+    <w:p>
+      <w:pPr>
+        <w:spacing w:after="160" w:line="380"/>
+        <w:ind w:firstLine="480"/>
+      </w:pPr>
+      <w:r>
+        <w:rPr>
+          <w:rFonts w:ascii="SimSun" w:cs="SimSun" w:eastAsia="SimSun" w:hAnsi="SimSun"/>
+          <w:sz w:val="24"/>
+          <w:szCs w:val="24"/>
+        </w:rPr>
+        <w:t xml:space="preserve">第三题，接着来。</w:t>
       </w:r>
     </w:p>
     <w:p>
@@ -1647,7 +1675,7 @@
           <w:sz w:val="24"/>
           <w:szCs w:val="24"/>
         </w:rPr>
-        <w:t xml:space="preserve">随堂练习题2</w:t>
+        <w:t xml:space="preserve">随堂练习题3</w:t>
       </w:r>
     </w:p>
     <w:p>
@@ -1662,21 +1690,35 @@
           <w:sz w:val="24"/>
           <w:szCs w:val="24"/>
         </w:rPr>
-        <w:t xml:space="preserve">题目：I saw the little girl ____________ (cross) the busy street safely with her mother.</w:t>
-      </w:r>
-    </w:p>
-    <w:p>
-      <w:pPr>
-        <w:spacing w:after="160" w:line="380"/>
-        <w:ind w:firstLine="480"/>
-      </w:pPr>
-      <w:r>
-        <w:rPr>
-          <w:rFonts w:ascii="SimSun" w:cs="SimSun" w:eastAsia="SimSun" w:hAnsi="SimSun"/>
-          <w:sz w:val="24"/>
-          <w:szCs w:val="24"/>
-        </w:rPr>
-        <w:t xml:space="preserve">师：see 是感官动词，后面跟宾语加宾补。感官动词的宾补用不带 to 的动词原形，所以不能写 to cross。那能不能写 crossing 呢？可以，但意思不一样。用原形表示看见了整个过程，从头到尾都看见了；用 crossing 表示只看见了正在进行的一个片段。这句话末尾有 safely 安全地，说明是看着她安全地走过去了，是完整过程，所以用原形。</w:t>
+        <w:t xml:space="preserve">题目：判断下面两句话分别属于哪种句型。第一句：The kind man offered the stranger some water. 第二句：Everyone considers the plan practical.</w:t>
+      </w:r>
+    </w:p>
+    <w:p>
+      <w:pPr>
+        <w:spacing w:after="160" w:line="380"/>
+        <w:ind w:firstLine="480"/>
+      </w:pPr>
+      <w:r>
+        <w:rPr>
+          <w:rFonts w:ascii="SimSun" w:cs="SimSun" w:eastAsia="SimSun" w:hAnsi="SimSun"/>
+          <w:sz w:val="24"/>
+          <w:szCs w:val="24"/>
+        </w:rPr>
+        <w:t xml:space="preserve">都用加 be 动词的办法。第一句，拎出来是 The stranger is some water，那个陌生人是一些水。语法没错，意思荒唐。所以是双宾语，主谓双宾句型。第二句，拎出来是 The plan is practical，这个计划是可行的。语法对，逻辑也对，两条都过。所以 practical 是宾语补足语，主谓宾宾补句型。另外提醒一句，practical 是形容词，形容词不可能当宾语，光凭这一点也能判定它是宾补。</w:t>
+      </w:r>
+    </w:p>
+    <w:p>
+      <w:pPr>
+        <w:spacing w:after="160" w:line="380"/>
+        <w:ind w:firstLine="480"/>
+      </w:pPr>
+      <w:r>
+        <w:rPr>
+          <w:rFonts w:ascii="SimSun" w:cs="SimSun" w:eastAsia="SimSun" w:hAnsi="SimSun"/>
+          <w:sz w:val="24"/>
+          <w:szCs w:val="24"/>
+        </w:rPr>
+        <w:t xml:space="preserve">来，第四题。</w:t>
       </w:r>
     </w:p>
     <w:p>
@@ -1691,7 +1733,7 @@
           <w:sz w:val="24"/>
           <w:szCs w:val="24"/>
         </w:rPr>
-        <w:t xml:space="preserve">答案：cross</w:t>
+        <w:t xml:space="preserve">随堂练习题4</w:t>
       </w:r>
     </w:p>
     <w:p>
@@ -1706,21 +1748,35 @@
           <w:sz w:val="24"/>
           <w:szCs w:val="24"/>
         </w:rPr>
-        <w:t xml:space="preserve">解析：感官动词 see 后接不带 to 的动词原形作宾补，表示动作的全过程；接现在分词则表示动作正在进行。本句 safely 表明目睹了完整过程，故用 cross。</w:t>
-      </w:r>
-    </w:p>
-    <w:p>
-      <w:pPr>
-        <w:spacing w:after="160" w:line="380"/>
-        <w:ind w:firstLine="480"/>
-      </w:pPr>
-      <w:r>
-        <w:rPr>
-          <w:rFonts w:ascii="SimSun" w:cs="SimSun" w:eastAsia="SimSun" w:hAnsi="SimSun"/>
-          <w:sz w:val="24"/>
-          <w:szCs w:val="24"/>
-        </w:rPr>
-        <w:t xml:space="preserve">第三题，接着来。</w:t>
+        <w:t xml:space="preserve">题目：The naughty boy was made ____________ (clean) the blackboard after school.</w:t>
+      </w:r>
+    </w:p>
+    <w:p>
+      <w:pPr>
+        <w:spacing w:after="160" w:line="380"/>
+        <w:ind w:firstLine="480"/>
+      </w:pPr>
+      <w:r>
+        <w:rPr>
+          <w:rFonts w:ascii="SimSun" w:cs="SimSun" w:eastAsia="SimSun" w:hAnsi="SimSun"/>
+          <w:sz w:val="24"/>
+          <w:szCs w:val="24"/>
+        </w:rPr>
+        <w:t xml:space="preserve">这道题考的是主动省 to、被动还 to。原来的主动说法是 the teacher made the boy clean the blackboard，使役动词 make 后面跟不带 to 的动词原形。现在变成被动 was made，原来的宾语 the boy 跑到主语位置上去了，后面那个动词就暴露在 was made 后面，这时候必须把省掉的 to 补回来。</w:t>
+      </w:r>
+    </w:p>
+    <w:p>
+      <w:pPr>
+        <w:spacing w:after="160" w:line="380"/>
+        <w:ind w:firstLine="480"/>
+      </w:pPr>
+      <w:r>
+        <w:rPr>
+          <w:rFonts w:ascii="SimSun" w:cs="SimSun" w:eastAsia="SimSun" w:hAnsi="SimSun"/>
+          <w:sz w:val="24"/>
+          <w:szCs w:val="24"/>
+        </w:rPr>
+        <w:t xml:space="preserve">第五题。</w:t>
       </w:r>
     </w:p>
     <w:p>
@@ -1735,7 +1791,7 @@
           <w:sz w:val="24"/>
           <w:szCs w:val="24"/>
         </w:rPr>
-        <w:t xml:space="preserve">随堂练习题3</w:t>
+        <w:t xml:space="preserve">随堂练习题5</w:t>
       </w:r>
     </w:p>
     <w:p>
@@ -1750,21 +1806,50 @@
           <w:sz w:val="24"/>
           <w:szCs w:val="24"/>
         </w:rPr>
-        <w:t xml:space="preserve">题目：判断下面两句话分别属于哪种句型。第一句：The kind man offered the stranger some water. 第二句：Everyone considers the plan practical.</w:t>
-      </w:r>
-    </w:p>
-    <w:p>
-      <w:pPr>
-        <w:spacing w:after="160" w:line="380"/>
-        <w:ind w:firstLine="480"/>
-      </w:pPr>
-      <w:r>
-        <w:rPr>
-          <w:rFonts w:ascii="SimSun" w:cs="SimSun" w:eastAsia="SimSun" w:hAnsi="SimSun"/>
-          <w:sz w:val="24"/>
-          <w:szCs w:val="24"/>
-        </w:rPr>
-        <w:t xml:space="preserve">师：都用加 be 动词的办法。第一句，拎出来是 The stranger is some water，那个陌生人是一些水。语法没错，意思荒唐。所以是双宾语，主谓双宾句型。第二句，拎出来是 The plan is practical，这个计划是可行的。语法对，逻辑也对，两条都过。所以 practical 是宾语补足语，主谓宾宾补句型。另外提醒一句，practical 是形容词，形容词不可能当宾语，光凭这一点也能判定它是宾补。</w:t>
+        <w:t xml:space="preserve">题目：下列各句中，没有语法错误的一项是（　　）</w:t>
+      </w:r>
+    </w:p>
+    <w:p>
+      <w:pPr>
+        <w:spacing w:after="160" w:line="380"/>
+      </w:pPr>
+      <w:r>
+        <w:rPr>
+          <w:rFonts w:ascii="SimSun" w:cs="SimSun" w:eastAsia="SimSun" w:hAnsi="SimSun"/>
+          <w:b w:val="false"/>
+          <w:bCs w:val="false"/>
+          <w:sz w:val="24"/>
+          <w:szCs w:val="24"/>
+        </w:rPr>
+        <w:t xml:space="preserve">A. Her mother bought a new coat to Lucy.　　B. The teacher let us to finish the work.　　C. They elected Robert chairman of the club.</w:t>
+      </w:r>
+    </w:p>
+    <w:p>
+      <w:pPr>
+        <w:spacing w:after="160" w:line="380"/>
+        <w:ind w:firstLine="480"/>
+      </w:pPr>
+      <w:r>
+        <w:rPr>
+          <w:rFonts w:ascii="SimSun" w:cs="SimSun" w:eastAsia="SimSun" w:hAnsi="SimSun"/>
+          <w:sz w:val="24"/>
+          <w:szCs w:val="24"/>
+        </w:rPr>
+        <w:t xml:space="preserve">一项一项看。A 项，bought 是买，属于为某人而做，转换时应该用 for 不是 to，错了。B 项，let 是使役动词，后面的宾补应该用不带 to 的动词原形，写成 to finish 错了，应该是 finish。C 项，elect 后面跟了 Robert 和 chairman。拎出来验一下，变成 Robert is chairman，罗伯特是俱乐部主席。语法对，逻辑对，说明 chairman 是宾补，结构正确。而且这里的 chairman 表示独一无二的职位，前面不加冠词，也是对的。</w:t>
+      </w:r>
+    </w:p>
+    <w:p>
+      <w:pPr>
+        <w:spacing w:after="160" w:line="380"/>
+        <w:ind w:firstLine="480"/>
+      </w:pPr>
+      <w:r>
+        <w:rPr>
+          <w:rFonts w:ascii="SimSun" w:cs="SimSun" w:eastAsia="SimSun" w:hAnsi="SimSun"/>
+          <w:sz w:val="24"/>
+          <w:szCs w:val="24"/>
+        </w:rPr>
+        <w:t xml:space="preserve">最后一道题。</w:t>
       </w:r>
     </w:p>
     <w:p>
@@ -1779,7 +1864,7 @@
           <w:sz w:val="24"/>
           <w:szCs w:val="24"/>
         </w:rPr>
-        <w:t xml:space="preserve">答案：第一句主谓双宾，第二句主谓宾宾补</w:t>
+        <w:t xml:space="preserve">随堂练习题6</w:t>
       </w:r>
     </w:p>
     <w:p>
@@ -1794,241 +1879,6 @@
           <w:sz w:val="24"/>
           <w:szCs w:val="24"/>
         </w:rPr>
-        <w:t xml:space="preserve">解析：第一句 offer sb sth 为双宾语结构；第二句 consider + 宾语 + 形容词，该形容词作宾语补足语。形容词不能作宾语，可作为快速判断依据。</w:t>
-      </w:r>
-    </w:p>
-    <w:p>
-      <w:pPr>
-        <w:spacing w:after="160" w:line="380"/>
-        <w:ind w:firstLine="480"/>
-      </w:pPr>
-      <w:r>
-        <w:rPr>
-          <w:rFonts w:ascii="SimSun" w:cs="SimSun" w:eastAsia="SimSun" w:hAnsi="SimSun"/>
-          <w:sz w:val="24"/>
-          <w:szCs w:val="24"/>
-        </w:rPr>
-        <w:t xml:space="preserve">来，第四题。</w:t>
-      </w:r>
-    </w:p>
-    <w:p>
-      <w:pPr>
-        <w:spacing w:after="160" w:line="380"/>
-      </w:pPr>
-      <w:r>
-        <w:rPr>
-          <w:rFonts w:ascii="SimSun" w:cs="SimSun" w:eastAsia="SimSun" w:hAnsi="SimSun"/>
-          <w:b/>
-          <w:bCs/>
-          <w:sz w:val="24"/>
-          <w:szCs w:val="24"/>
-        </w:rPr>
-        <w:t xml:space="preserve">随堂练习题4</w:t>
-      </w:r>
-    </w:p>
-    <w:p>
-      <w:pPr>
-        <w:spacing w:after="160" w:line="380"/>
-      </w:pPr>
-      <w:r>
-        <w:rPr>
-          <w:rFonts w:ascii="SimSun" w:cs="SimSun" w:eastAsia="SimSun" w:hAnsi="SimSun"/>
-          <w:b w:val="false"/>
-          <w:bCs w:val="false"/>
-          <w:sz w:val="24"/>
-          <w:szCs w:val="24"/>
-        </w:rPr>
-        <w:t xml:space="preserve">题目：The naughty boy was made ____________ (clean) the blackboard after school.</w:t>
-      </w:r>
-    </w:p>
-    <w:p>
-      <w:pPr>
-        <w:spacing w:after="160" w:line="380"/>
-        <w:ind w:firstLine="480"/>
-      </w:pPr>
-      <w:r>
-        <w:rPr>
-          <w:rFonts w:ascii="SimSun" w:cs="SimSun" w:eastAsia="SimSun" w:hAnsi="SimSun"/>
-          <w:sz w:val="24"/>
-          <w:szCs w:val="24"/>
-        </w:rPr>
-        <w:t xml:space="preserve">师：这道题考的是主动省 to、被动还 to。原来的主动说法是 the teacher made the boy clean the blackboard，使役动词 make 后面跟不带 to 的动词原形。现在变成被动 was made，原来的宾语 the boy 跑到主语位置上去了，后面那个动词就暴露在 was made 后面，这时候必须把省掉的 to 补回来。</w:t>
-      </w:r>
-    </w:p>
-    <w:p>
-      <w:pPr>
-        <w:spacing w:after="160" w:line="380"/>
-      </w:pPr>
-      <w:r>
-        <w:rPr>
-          <w:rFonts w:ascii="SimSun" w:cs="SimSun" w:eastAsia="SimSun" w:hAnsi="SimSun"/>
-          <w:b/>
-          <w:bCs/>
-          <w:sz w:val="24"/>
-          <w:szCs w:val="24"/>
-        </w:rPr>
-        <w:t xml:space="preserve">答案：to clean</w:t>
-      </w:r>
-    </w:p>
-    <w:p>
-      <w:pPr>
-        <w:spacing w:after="160" w:line="380"/>
-      </w:pPr>
-      <w:r>
-        <w:rPr>
-          <w:rFonts w:ascii="SimSun" w:cs="SimSun" w:eastAsia="SimSun" w:hAnsi="SimSun"/>
-          <w:b w:val="false"/>
-          <w:bCs w:val="false"/>
-          <w:sz w:val="24"/>
-          <w:szCs w:val="24"/>
-        </w:rPr>
-        <w:t xml:space="preserve">解析：使役动词 make 主动语态中宾补用不带 to 的动词原形，变为被动语态后须还原 to，构成 be made to do sth。感官动词 see、hear、watch 同理。</w:t>
-      </w:r>
-    </w:p>
-    <w:p>
-      <w:pPr>
-        <w:spacing w:after="160" w:line="380"/>
-        <w:ind w:firstLine="480"/>
-      </w:pPr>
-      <w:r>
-        <w:rPr>
-          <w:rFonts w:ascii="SimSun" w:cs="SimSun" w:eastAsia="SimSun" w:hAnsi="SimSun"/>
-          <w:sz w:val="24"/>
-          <w:szCs w:val="24"/>
-        </w:rPr>
-        <w:t xml:space="preserve">第五题。</w:t>
-      </w:r>
-    </w:p>
-    <w:p>
-      <w:pPr>
-        <w:spacing w:after="160" w:line="380"/>
-      </w:pPr>
-      <w:r>
-        <w:rPr>
-          <w:rFonts w:ascii="SimSun" w:cs="SimSun" w:eastAsia="SimSun" w:hAnsi="SimSun"/>
-          <w:b/>
-          <w:bCs/>
-          <w:sz w:val="24"/>
-          <w:szCs w:val="24"/>
-        </w:rPr>
-        <w:t xml:space="preserve">随堂练习题5</w:t>
-      </w:r>
-    </w:p>
-    <w:p>
-      <w:pPr>
-        <w:spacing w:after="160" w:line="380"/>
-      </w:pPr>
-      <w:r>
-        <w:rPr>
-          <w:rFonts w:ascii="SimSun" w:cs="SimSun" w:eastAsia="SimSun" w:hAnsi="SimSun"/>
-          <w:b w:val="false"/>
-          <w:bCs w:val="false"/>
-          <w:sz w:val="24"/>
-          <w:szCs w:val="24"/>
-        </w:rPr>
-        <w:t xml:space="preserve">题目：下列各句中，没有语法错误的一项是（　　）</w:t>
-      </w:r>
-    </w:p>
-    <w:p>
-      <w:pPr>
-        <w:spacing w:after="160" w:line="380"/>
-      </w:pPr>
-      <w:r>
-        <w:rPr>
-          <w:rFonts w:ascii="SimSun" w:cs="SimSun" w:eastAsia="SimSun" w:hAnsi="SimSun"/>
-          <w:b w:val="false"/>
-          <w:bCs w:val="false"/>
-          <w:sz w:val="24"/>
-          <w:szCs w:val="24"/>
-        </w:rPr>
-        <w:t xml:space="preserve">A. Her mother bought a new coat to Lucy.　　B. The teacher let us to finish the work.　　C. They elected Robert chairman of the club.</w:t>
-      </w:r>
-    </w:p>
-    <w:p>
-      <w:pPr>
-        <w:spacing w:after="160" w:line="380"/>
-        <w:ind w:firstLine="480"/>
-      </w:pPr>
-      <w:r>
-        <w:rPr>
-          <w:rFonts w:ascii="SimSun" w:cs="SimSun" w:eastAsia="SimSun" w:hAnsi="SimSun"/>
-          <w:sz w:val="24"/>
-          <w:szCs w:val="24"/>
-        </w:rPr>
-        <w:t xml:space="preserve">师：一项一项看。A 项，bought 是买，属于为某人而做，转换时应该用 for 不是 to，错了。B 项，let 是使役动词，后面的宾补应该用不带 to 的动词原形，写成 to finish 错了，应该是 finish。C 项，elect 后面跟了 Robert 和 chairman。拎出来验一下，变成 Robert is chairman，罗伯特是俱乐部主席。语法对，逻辑对，说明 chairman 是宾补，结构正确。而且这里的 chairman 表示独一无二的职位，前面不加冠词，也是对的。</w:t>
-      </w:r>
-    </w:p>
-    <w:p>
-      <w:pPr>
-        <w:spacing w:after="160" w:line="380"/>
-      </w:pPr>
-      <w:r>
-        <w:rPr>
-          <w:rFonts w:ascii="SimSun" w:cs="SimSun" w:eastAsia="SimSun" w:hAnsi="SimSun"/>
-          <w:b/>
-          <w:bCs/>
-          <w:sz w:val="24"/>
-          <w:szCs w:val="24"/>
-        </w:rPr>
-        <w:t xml:space="preserve">答案：C</w:t>
-      </w:r>
-    </w:p>
-    <w:p>
-      <w:pPr>
-        <w:spacing w:after="160" w:line="380"/>
-      </w:pPr>
-      <w:r>
-        <w:rPr>
-          <w:rFonts w:ascii="SimSun" w:cs="SimSun" w:eastAsia="SimSun" w:hAnsi="SimSun"/>
-          <w:b w:val="false"/>
-          <w:bCs w:val="false"/>
-          <w:sz w:val="24"/>
-          <w:szCs w:val="24"/>
-        </w:rPr>
-        <w:t xml:space="preserve">解析：A 项 buy 应搭配 for；B 项使役动词 let 后接不带 to 的动词原形；C 项 elect sb + 职位名词，职位名词作宾语补足语且前面不加冠词，用法正确。</w:t>
-      </w:r>
-    </w:p>
-    <w:p>
-      <w:pPr>
-        <w:spacing w:after="160" w:line="380"/>
-        <w:ind w:firstLine="480"/>
-      </w:pPr>
-      <w:r>
-        <w:rPr>
-          <w:rFonts w:ascii="SimSun" w:cs="SimSun" w:eastAsia="SimSun" w:hAnsi="SimSun"/>
-          <w:sz w:val="24"/>
-          <w:szCs w:val="24"/>
-        </w:rPr>
-        <w:t xml:space="preserve">最后一道题。</w:t>
-      </w:r>
-    </w:p>
-    <w:p>
-      <w:pPr>
-        <w:spacing w:after="160" w:line="380"/>
-      </w:pPr>
-      <w:r>
-        <w:rPr>
-          <w:rFonts w:ascii="SimSun" w:cs="SimSun" w:eastAsia="SimSun" w:hAnsi="SimSun"/>
-          <w:b/>
-          <w:bCs/>
-          <w:sz w:val="24"/>
-          <w:szCs w:val="24"/>
-        </w:rPr>
-        <w:t xml:space="preserve">随堂练习题6</w:t>
-      </w:r>
-    </w:p>
-    <w:p>
-      <w:pPr>
-        <w:spacing w:after="160" w:line="380"/>
-      </w:pPr>
-      <w:r>
-        <w:rPr>
-          <w:rFonts w:ascii="SimSun" w:cs="SimSun" w:eastAsia="SimSun" w:hAnsi="SimSun"/>
-          <w:b w:val="false"/>
-          <w:bCs w:val="false"/>
-          <w:sz w:val="24"/>
-          <w:szCs w:val="24"/>
-        </w:rPr>
         <w:t xml:space="preserve">题目：单句改错，下面这句话有一处错误，请找出并改正。The heavy rain made the match impossible to be held on time.</w:t>
       </w:r>
     </w:p>
@@ -2043,37 +1893,7 @@
           <w:sz w:val="24"/>
           <w:szCs w:val="24"/>
         </w:rPr>
-        <w:t xml:space="preserve">师：这句话看着挺顺，问题出在结构上。made 后面直接跟了 the match 加 impossible，看起来像宾语加宾补。但你注意后面还挂着一长串 to be held on time，这一串才是真正要说的内容——按时举行这件事是不可能的。真正的宾语太长了，英语不喜欢把长东西塞在中间，所以要用 it 先把宾语位置顶住，把长的那块挪到最后。</w:t>
-      </w:r>
-    </w:p>
-    <w:p>
-      <w:pPr>
-        <w:spacing w:after="160" w:line="380"/>
-      </w:pPr>
-      <w:r>
-        <w:rPr>
-          <w:rFonts w:ascii="SimSun" w:cs="SimSun" w:eastAsia="SimSun" w:hAnsi="SimSun"/>
-          <w:b/>
-          <w:bCs/>
-          <w:sz w:val="24"/>
-          <w:szCs w:val="24"/>
-        </w:rPr>
-        <w:t xml:space="preserve">答案：made the match impossible 改成 made it impossible for the match to be held on time</w:t>
-      </w:r>
-    </w:p>
-    <w:p>
-      <w:pPr>
-        <w:spacing w:after="160" w:line="380"/>
-      </w:pPr>
-      <w:r>
-        <w:rPr>
-          <w:rFonts w:ascii="SimSun" w:cs="SimSun" w:eastAsia="SimSun" w:hAnsi="SimSun"/>
-          <w:b w:val="false"/>
-          <w:bCs w:val="false"/>
-          <w:sz w:val="24"/>
-          <w:szCs w:val="24"/>
-        </w:rPr>
-        <w:t xml:space="preserve">解析：当宾语过长时，须用 it 作形式宾语顶住宾语位置，真正的宾语后置。结构为 make it + 形容词 + for sb/sth + to do sth。</w:t>
+        <w:t xml:space="preserve">这句话看着挺顺，问题出在结构上。made 后面直接跟了 the match 加 impossible，看起来像宾语加宾补。但你注意后面还挂着一长串 to be held on time，这一串才是真正要说的内容——按时举行这件事是不可能的。真正的宾语太长了，英语不喜欢把长东西塞在中间，所以要用 it 先把宾语位置顶住，把长的那块挪到最后。</w:t>
       </w:r>
     </w:p>
     <w:p>

--- a/docs/Level1/高中英语语法切片-Level1-第06课-五大基本句型下.docx
+++ b/docs/Level1/高中英语语法切片-Level1-第06课-五大基本句型下.docx
@@ -43,21 +43,49 @@
           <w:sz w:val="24"/>
           <w:szCs w:val="24"/>
         </w:rPr>
-        <w:t xml:space="preserve">那同学们好，欢迎回到高中英语语法切片课堂。上节课我们讲了五大基本句型的前三种，主谓、主谓宾、主系表。今天把剩下两种讲完，主谓双宾和主谓宾宾补。</w:t>
-      </w:r>
-    </w:p>
-    <w:p>
-      <w:pPr>
-        <w:spacing w:after="160" w:line="380"/>
-        <w:ind w:firstLine="480"/>
-      </w:pPr>
-      <w:r>
-        <w:rPr>
-          <w:rFonts w:ascii="SimSun" w:cs="SimSun" w:eastAsia="SimSun" w:hAnsi="SimSun"/>
-          <w:sz w:val="24"/>
-          <w:szCs w:val="24"/>
-        </w:rPr>
-        <w:t xml:space="preserve">这两种是五大句型里最难的，也是最容易混的，因为它们长得几乎一模一样——都是动词后面跟两个东西。上节课我们已经给过一个办法，就是加 be 动词检验。今天我们把这两种句型彻底讲透，顺便把五种句型做一次总辨析。</w:t>
+        <w:t xml:space="preserve">那同学们好，欢迎回到高中英语语法切片课堂。上节课我们讲了五大基本句型的前三种，主谓、主谓宾、主系表。</w:t>
+      </w:r>
+    </w:p>
+    <w:p>
+      <w:pPr>
+        <w:spacing w:after="160" w:line="380"/>
+        <w:ind w:firstLine="480"/>
+      </w:pPr>
+      <w:r>
+        <w:rPr>
+          <w:rFonts w:ascii="SimSun" w:cs="SimSun" w:eastAsia="SimSun" w:hAnsi="SimSun"/>
+          <w:sz w:val="24"/>
+          <w:szCs w:val="24"/>
+        </w:rPr>
+        <w:t xml:space="preserve">今天把剩下两种讲完，主谓双宾和主谓宾宾补。</w:t>
+      </w:r>
+    </w:p>
+    <w:p>
+      <w:pPr>
+        <w:spacing w:after="160" w:line="380"/>
+        <w:ind w:firstLine="480"/>
+      </w:pPr>
+      <w:r>
+        <w:rPr>
+          <w:rFonts w:ascii="SimSun" w:cs="SimSun" w:eastAsia="SimSun" w:hAnsi="SimSun"/>
+          <w:sz w:val="24"/>
+          <w:szCs w:val="24"/>
+        </w:rPr>
+        <w:t xml:space="preserve">这两种是五大句型里最难的，也是最容易混的，因为它们长得几乎一模一样——都是动词后面跟两个东西。</w:t>
+      </w:r>
+    </w:p>
+    <w:p>
+      <w:pPr>
+        <w:spacing w:after="160" w:line="380"/>
+        <w:ind w:firstLine="480"/>
+      </w:pPr>
+      <w:r>
+        <w:rPr>
+          <w:rFonts w:ascii="SimSun" w:cs="SimSun" w:eastAsia="SimSun" w:hAnsi="SimSun"/>
+          <w:sz w:val="24"/>
+          <w:szCs w:val="24"/>
+        </w:rPr>
+        <w:t xml:space="preserve">上节课我们已经给过一个办法，就是加 be 动词检验。今天我们把这两种句型彻底讲透，顺便把五种句型做一次总辨析。</w:t>
       </w:r>
     </w:p>
     <w:p>
@@ -229,7 +257,21 @@
           <w:sz w:val="24"/>
           <w:szCs w:val="24"/>
         </w:rPr>
-        <w:t xml:space="preserve">那这道题两个考点。先看前半句。named their son Michael，谓语后面跟了 their son 和 Michael 两样东西。我们拎出来验一下，变成 Their son is Michael，他们的儿子叫迈克尔。语法对，逻辑也对，两条都过，所以 Michael 是宾语补足语，这是主谓宾宾补句型。</w:t>
+        <w:t xml:space="preserve">那这道题两个考点。先看前半句。named their son Michael，谓语后面跟了 their son 和 Michael 两样东西。我们拎出来验一下，变成 Their son is Michael，他们的儿子叫迈克尔。</w:t>
+      </w:r>
+    </w:p>
+    <w:p>
+      <w:pPr>
+        <w:spacing w:after="160" w:line="380"/>
+        <w:ind w:firstLine="480"/>
+      </w:pPr>
+      <w:r>
+        <w:rPr>
+          <w:rFonts w:ascii="SimSun" w:cs="SimSun" w:eastAsia="SimSun" w:hAnsi="SimSun"/>
+          <w:sz w:val="24"/>
+          <w:szCs w:val="24"/>
+        </w:rPr>
+        <w:t xml:space="preserve">语法对，逻辑也对，两条都过，所以 Michael 是宾语补足语，这是主谓宾宾补句型。</w:t>
       </w:r>
     </w:p>
     <w:p>
@@ -443,7 +485,21 @@
           <w:sz w:val="24"/>
           <w:szCs w:val="24"/>
         </w:rPr>
-        <w:t xml:space="preserve">这里的 it 不是真正的宾语，它是形式宾语，真正的宾语是后面那个不定式。因为真正的宾语太长了，英语不喜欢把一长串东西塞在动词和宾补中间，所以先用 it 顶住位置，把长的那块挪到最后面去。</w:t>
+        <w:t xml:space="preserve">这里的 it 不是真正的宾语，它是形式宾语，真正的宾语是后面那个不定式。</w:t>
+      </w:r>
+    </w:p>
+    <w:p>
+      <w:pPr>
+        <w:spacing w:after="160" w:line="380"/>
+        <w:ind w:firstLine="480"/>
+      </w:pPr>
+      <w:r>
+        <w:rPr>
+          <w:rFonts w:ascii="SimSun" w:cs="SimSun" w:eastAsia="SimSun" w:hAnsi="SimSun"/>
+          <w:sz w:val="24"/>
+          <w:szCs w:val="24"/>
+        </w:rPr>
+        <w:t xml:space="preserve">因为真正的宾语太长了，英语不喜欢把一长串东西塞在动词和宾补中间，所以先用 it 顶住位置，把长的那块挪到最后面去。</w:t>
       </w:r>
     </w:p>
     <w:p>
@@ -770,7 +826,21 @@
           <w:sz w:val="24"/>
           <w:szCs w:val="24"/>
         </w:rPr>
-        <w:t xml:space="preserve">第一课我们给过八个最常用的动词，今天再过一遍，顺便说说它们的规律：give 给、lend 借给、buy 买给、send 寄给、tell 告诉、show 给看、teach 教、pass 递给。除了这八个，还有 bring 带给、offer 提供、hand 递、write 写给、cook 做给、sing 唱给，这些也都可以带双宾语。</w:t>
+        <w:t xml:space="preserve">第一课我们给过八个最常用的动词，今天再过一遍，顺便说说它们的规律：give 给、lend 借给、buy 买给、send 寄给、tell 告诉、show 给看、teach 教、pass 递给。</w:t>
+      </w:r>
+    </w:p>
+    <w:p>
+      <w:pPr>
+        <w:spacing w:after="160" w:line="380"/>
+        <w:ind w:firstLine="480"/>
+      </w:pPr>
+      <w:r>
+        <w:rPr>
+          <w:rFonts w:ascii="SimSun" w:cs="SimSun" w:eastAsia="SimSun" w:hAnsi="SimSun"/>
+          <w:sz w:val="24"/>
+          <w:szCs w:val="24"/>
+        </w:rPr>
+        <w:t xml:space="preserve">除了这八个，还有 bring 带给、offer 提供、hand 递、write 写给、cook 做给、sing 唱给，这些也都可以带双宾语。</w:t>
       </w:r>
     </w:p>
     <w:p>
@@ -840,21 +910,49 @@
           <w:sz w:val="24"/>
           <w:szCs w:val="24"/>
         </w:rPr>
-        <w:t xml:space="preserve">如果这个动作本身就是把东西从一个人手里转到另一个人手里，东西必然要到达那个人，那就用 to。比如 give 给、lend 借给、send 寄、pass 递、show 给看、tell 告诉、teach 教、bring 带来、hand 递、offer 提供，这些都用 to。你想想，给东西必然有个接收方，所以用表示方向的 to。</w:t>
-      </w:r>
-    </w:p>
-    <w:p>
-      <w:pPr>
-        <w:spacing w:after="160" w:line="380"/>
-        <w:ind w:firstLine="480"/>
-      </w:pPr>
-      <w:r>
-        <w:rPr>
-          <w:rFonts w:ascii="SimSun" w:cs="SimSun" w:eastAsia="SimSun" w:hAnsi="SimSun"/>
-          <w:sz w:val="24"/>
-          <w:szCs w:val="24"/>
-        </w:rPr>
-        <w:t xml:space="preserve">如果这个动作是替某人做、为某人做，做完了那个人不一定马上拿到，那就用 for。比如 buy 买、make 做、cook 煮、get 弄到、find 找、order 点、sing 唱、draw 画，这些都用 for。你想想，我给你买了本书，买这个动作是我一个人完成的，你只是受益人，所以用表示为了谁的 for。</w:t>
+        <w:t xml:space="preserve">如果这个动作本身就是把东西从一个人手里转到另一个人手里，东西必然要到达那个人，那就用 to。</w:t>
+      </w:r>
+    </w:p>
+    <w:p>
+      <w:pPr>
+        <w:spacing w:after="160" w:line="380"/>
+        <w:ind w:firstLine="480"/>
+      </w:pPr>
+      <w:r>
+        <w:rPr>
+          <w:rFonts w:ascii="SimSun" w:cs="SimSun" w:eastAsia="SimSun" w:hAnsi="SimSun"/>
+          <w:sz w:val="24"/>
+          <w:szCs w:val="24"/>
+        </w:rPr>
+        <w:t xml:space="preserve">比如 give 给、lend 借给、send 寄、pass 递、show 给看、tell 告诉、teach 教、bring 带来、hand 递、offer 提供，这些都用 to。你想想，给东西必然有个接收方，所以用表示方向的 to。</w:t>
+      </w:r>
+    </w:p>
+    <w:p>
+      <w:pPr>
+        <w:spacing w:after="160" w:line="380"/>
+        <w:ind w:firstLine="480"/>
+      </w:pPr>
+      <w:r>
+        <w:rPr>
+          <w:rFonts w:ascii="SimSun" w:cs="SimSun" w:eastAsia="SimSun" w:hAnsi="SimSun"/>
+          <w:sz w:val="24"/>
+          <w:szCs w:val="24"/>
+        </w:rPr>
+        <w:t xml:space="preserve">如果这个动作是替某人做、为某人做，做完了那个人不一定马上拿到，那就用 for。比如 buy 买、make 做、cook 煮、get 弄到、find 找、order 点、sing 唱、draw 画，这些都用 for。</w:t>
+      </w:r>
+    </w:p>
+    <w:p>
+      <w:pPr>
+        <w:spacing w:after="160" w:line="380"/>
+        <w:ind w:firstLine="480"/>
+      </w:pPr>
+      <w:r>
+        <w:rPr>
+          <w:rFonts w:ascii="SimSun" w:cs="SimSun" w:eastAsia="SimSun" w:hAnsi="SimSun"/>
+          <w:sz w:val="24"/>
+          <w:szCs w:val="24"/>
+        </w:rPr>
+        <w:t xml:space="preserve">你想想，我给你买了本书，买这个动作是我一个人完成的，你只是受益人，所以用表示为了谁的 for。</w:t>
       </w:r>
     </w:p>
     <w:p>
@@ -938,7 +1036,21 @@
           <w:sz w:val="24"/>
           <w:szCs w:val="24"/>
         </w:rPr>
-        <w:t xml:space="preserve">最简单的是名词作宾补，这时候宾补是在给宾语一个身份或者一个名字。We call him Tom，我们叫他汤姆；The class elected her monitor，班里选她当班长。这一类常用的动词是 call 叫、name 取名、elect 选举、make 使成为、consider 认为是。</w:t>
+        <w:t xml:space="preserve">最简单的是名词作宾补，这时候宾补是在给宾语一个身份或者一个名字。We call him Tom，我们叫他汤姆；The class elected her monitor，班里选她当班长。</w:t>
+      </w:r>
+    </w:p>
+    <w:p>
+      <w:pPr>
+        <w:spacing w:after="160" w:line="380"/>
+        <w:ind w:firstLine="480"/>
+      </w:pPr>
+      <w:r>
+        <w:rPr>
+          <w:rFonts w:ascii="SimSun" w:cs="SimSun" w:eastAsia="SimSun" w:hAnsi="SimSun"/>
+          <w:sz w:val="24"/>
+          <w:szCs w:val="24"/>
+        </w:rPr>
+        <w:t xml:space="preserve">这一类常用的动词是 call 叫、name 取名、elect 选举、make 使成为、consider 认为是。</w:t>
       </w:r>
     </w:p>
     <w:p>
@@ -966,21 +1078,63 @@
           <w:sz w:val="24"/>
           <w:szCs w:val="24"/>
         </w:rPr>
-        <w:t xml:space="preserve">再往下是不定式作宾补，这时候宾补说的是让宾语去干什么事。My mother asked me to clean the room，我妈让我打扫房间。ask 要求、tell 告诉、want 想要、allow 允许、advise 建议、encourage 鼓励、expect 期望，都是这一类。注意它们后面的不定式都要带 to。</w:t>
-      </w:r>
-    </w:p>
-    <w:p>
-      <w:pPr>
-        <w:spacing w:after="160" w:line="380"/>
-        <w:ind w:firstLine="480"/>
-      </w:pPr>
-      <w:r>
-        <w:rPr>
-          <w:rFonts w:ascii="SimSun" w:cs="SimSun" w:eastAsia="SimSun" w:hAnsi="SimSun"/>
-          <w:sz w:val="24"/>
-          <w:szCs w:val="24"/>
-        </w:rPr>
-        <w:t xml:space="preserve">最后一种是分词作宾补，它说的是宾语正在干什么，或者被怎么样了。I heard someone singing，我听见有人在唱歌，用现在分词表示动作正在进行；I found the window broken，我发现窗户被打破了，用过去分词表示被动。这一类 Level 2 讲非谓语的时候会花好几节课细讲，今天有个印象就行。</w:t>
+        <w:t xml:space="preserve">再往下是不定式作宾补，这时候宾补说的是让宾语去干什么事。My mother asked me to clean the room，我妈让我打扫房间。ask 要求、tell 告诉、want 想要、allow 允许、advise 建议、encourage 鼓励、expect 期望，都是这一类。</w:t>
+      </w:r>
+    </w:p>
+    <w:p>
+      <w:pPr>
+        <w:spacing w:after="160" w:line="380"/>
+        <w:ind w:firstLine="480"/>
+      </w:pPr>
+      <w:r>
+        <w:rPr>
+          <w:rFonts w:ascii="SimSun" w:cs="SimSun" w:eastAsia="SimSun" w:hAnsi="SimSun"/>
+          <w:sz w:val="24"/>
+          <w:szCs w:val="24"/>
+        </w:rPr>
+        <w:t xml:space="preserve">注意它们后面的不定式都要带 to。</w:t>
+      </w:r>
+    </w:p>
+    <w:p>
+      <w:pPr>
+        <w:spacing w:after="160" w:line="380"/>
+        <w:ind w:firstLine="480"/>
+      </w:pPr>
+      <w:r>
+        <w:rPr>
+          <w:rFonts w:ascii="SimSun" w:cs="SimSun" w:eastAsia="SimSun" w:hAnsi="SimSun"/>
+          <w:sz w:val="24"/>
+          <w:szCs w:val="24"/>
+        </w:rPr>
+        <w:t xml:space="preserve">最后一种是分词作宾补，它说的是宾语正在干什么，或者被怎么样了。</w:t>
+      </w:r>
+    </w:p>
+    <w:p>
+      <w:pPr>
+        <w:spacing w:after="160" w:line="380"/>
+        <w:ind w:firstLine="480"/>
+      </w:pPr>
+      <w:r>
+        <w:rPr>
+          <w:rFonts w:ascii="SimSun" w:cs="SimSun" w:eastAsia="SimSun" w:hAnsi="SimSun"/>
+          <w:sz w:val="24"/>
+          <w:szCs w:val="24"/>
+        </w:rPr>
+        <w:t xml:space="preserve">I heard someone singing，我听见有人在唱歌，用现在分词表示动作正在进行；I found the window broken，我发现窗户被打破了，用过去分词表示被动。</w:t>
+      </w:r>
+    </w:p>
+    <w:p>
+      <w:pPr>
+        <w:spacing w:after="160" w:line="380"/>
+        <w:ind w:firstLine="480"/>
+      </w:pPr>
+      <w:r>
+        <w:rPr>
+          <w:rFonts w:ascii="SimSun" w:cs="SimSun" w:eastAsia="SimSun" w:hAnsi="SimSun"/>
+          <w:sz w:val="24"/>
+          <w:szCs w:val="24"/>
+        </w:rPr>
+        <w:t xml:space="preserve">这一类 Level 2 讲非谓语的时候会花好几节课细讲，今天有个印象就行。</w:t>
       </w:r>
     </w:p>
     <w:p>
@@ -1036,21 +1190,49 @@
           <w:sz w:val="24"/>
           <w:szCs w:val="24"/>
         </w:rPr>
-        <w:t xml:space="preserve">这一条有个特别有名的坑：主动的时候不带 to，一旦变成被动，to 就要还回来。He was made to stay after class，他被要求留下来；He was seen to cross the road，有人看见他过了马路。为什么？因为变成被动之后，原来的宾语跑到主语位置上去了，后面那个动词原形就直接暴露在 was 后面，这时候必须用不定式的完整形式。</w:t>
-      </w:r>
-    </w:p>
-    <w:p>
-      <w:pPr>
-        <w:spacing w:after="160" w:line="380"/>
-        <w:ind w:firstLine="480"/>
-      </w:pPr>
-      <w:r>
-        <w:rPr>
-          <w:rFonts w:ascii="SimSun" w:cs="SimSun" w:eastAsia="SimSun" w:hAnsi="SimSun"/>
-          <w:sz w:val="24"/>
-          <w:szCs w:val="24"/>
-        </w:rPr>
-        <w:t xml:space="preserve">不过这里老师得跟你说清楚一件事，别一刀切。真正常用被动的其实只有 make 和那几个感官动词，see、hear、watch、notice。let 和 have 平时基本不用被动——你想说被允许做某事，习惯的说法是 be allowed to do，没人说 be let to do。</w:t>
+        <w:t xml:space="preserve">这一条有个特别有名的坑：主动的时候不带 to，一旦变成被动，to 就要还回来。He was made to stay after class，他被要求留下来；He was seen to cross the road，有人看见他过了马路。为什么？</w:t>
+      </w:r>
+    </w:p>
+    <w:p>
+      <w:pPr>
+        <w:spacing w:after="160" w:line="380"/>
+        <w:ind w:firstLine="480"/>
+      </w:pPr>
+      <w:r>
+        <w:rPr>
+          <w:rFonts w:ascii="SimSun" w:cs="SimSun" w:eastAsia="SimSun" w:hAnsi="SimSun"/>
+          <w:sz w:val="24"/>
+          <w:szCs w:val="24"/>
+        </w:rPr>
+        <w:t xml:space="preserve">因为变成被动之后，原来的宾语跑到主语位置上去了，后面那个动词原形就直接暴露在 was 后面，这时候必须用不定式的完整形式。</w:t>
+      </w:r>
+    </w:p>
+    <w:p>
+      <w:pPr>
+        <w:spacing w:after="160" w:line="380"/>
+        <w:ind w:firstLine="480"/>
+      </w:pPr>
+      <w:r>
+        <w:rPr>
+          <w:rFonts w:ascii="SimSun" w:cs="SimSun" w:eastAsia="SimSun" w:hAnsi="SimSun"/>
+          <w:sz w:val="24"/>
+          <w:szCs w:val="24"/>
+        </w:rPr>
+        <w:t xml:space="preserve">不过这里老师得跟你说清楚一件事，别一刀切。真正常用被动的其实只有 make 和那几个感官动词，see、hear、watch、notice。</w:t>
+      </w:r>
+    </w:p>
+    <w:p>
+      <w:pPr>
+        <w:spacing w:after="160" w:line="380"/>
+        <w:ind w:firstLine="480"/>
+      </w:pPr>
+      <w:r>
+        <w:rPr>
+          <w:rFonts w:ascii="SimSun" w:cs="SimSun" w:eastAsia="SimSun" w:hAnsi="SimSun"/>
+          <w:sz w:val="24"/>
+          <w:szCs w:val="24"/>
+        </w:rPr>
+        <w:t xml:space="preserve">let 和 have 平时基本不用被动——你想说被允许做某事，习惯的说法是 be allowed to do，没人说 be let to do。</w:t>
       </w:r>
     </w:p>
     <w:p>
@@ -1148,21 +1330,49 @@
           <w:sz w:val="24"/>
           <w:szCs w:val="24"/>
         </w:rPr>
-        <w:t xml:space="preserve">如果剩一样，再看这个动词是系动词还是实义动词。系动词就是主系表，实义动词就是主谓宾。或者更快的办法，看剩下的那个东西是不是形容词，是形容词一定是主系表。</w:t>
-      </w:r>
-    </w:p>
-    <w:p>
-      <w:pPr>
-        <w:spacing w:after="160" w:line="380"/>
-        <w:ind w:firstLine="480"/>
-      </w:pPr>
-      <w:r>
-        <w:rPr>
-          <w:rFonts w:ascii="SimSun" w:cs="SimSun" w:eastAsia="SimSun" w:hAnsi="SimSun"/>
-          <w:sz w:val="24"/>
-          <w:szCs w:val="24"/>
-        </w:rPr>
-        <w:t xml:space="preserve">如果剩两样，就把这两样拎出来中间加 be 动词，碰到代词先换成它指的那个人。造出来的句子语法没错、意思也合逻辑，那是主谓宾宾补；只要有一条不过关，那是主谓双宾。</w:t>
+        <w:t xml:space="preserve">如果剩一样，再看这个动词是系动词还是实义动词。系动词就是主系表，实义动词就是主谓宾。</w:t>
+      </w:r>
+    </w:p>
+    <w:p>
+      <w:pPr>
+        <w:spacing w:after="160" w:line="380"/>
+        <w:ind w:firstLine="480"/>
+      </w:pPr>
+      <w:r>
+        <w:rPr>
+          <w:rFonts w:ascii="SimSun" w:cs="SimSun" w:eastAsia="SimSun" w:hAnsi="SimSun"/>
+          <w:sz w:val="24"/>
+          <w:szCs w:val="24"/>
+        </w:rPr>
+        <w:t xml:space="preserve">或者更快的办法，看剩下的那个东西是不是形容词，是形容词一定是主系表。</w:t>
+      </w:r>
+    </w:p>
+    <w:p>
+      <w:pPr>
+        <w:spacing w:after="160" w:line="380"/>
+        <w:ind w:firstLine="480"/>
+      </w:pPr>
+      <w:r>
+        <w:rPr>
+          <w:rFonts w:ascii="SimSun" w:cs="SimSun" w:eastAsia="SimSun" w:hAnsi="SimSun"/>
+          <w:sz w:val="24"/>
+          <w:szCs w:val="24"/>
+        </w:rPr>
+        <w:t xml:space="preserve">如果剩两样，就把这两样拎出来中间加 be 动词，碰到代词先换成它指的那个人。</w:t>
+      </w:r>
+    </w:p>
+    <w:p>
+      <w:pPr>
+        <w:spacing w:after="160" w:line="380"/>
+        <w:ind w:firstLine="480"/>
+      </w:pPr>
+      <w:r>
+        <w:rPr>
+          <w:rFonts w:ascii="SimSun" w:cs="SimSun" w:eastAsia="SimSun" w:hAnsi="SimSun"/>
+          <w:sz w:val="24"/>
+          <w:szCs w:val="24"/>
+        </w:rPr>
+        <w:t xml:space="preserve">造出来的句子语法没错、意思也合逻辑，那是主谓宾宾补；只要有一条不过关，那是主谓双宾。</w:t>
       </w:r>
     </w:p>
     <w:p>
@@ -1502,7 +1712,21 @@
           <w:sz w:val="24"/>
           <w:szCs w:val="24"/>
         </w:rPr>
-        <w:t xml:space="preserve">第五，五种句型的判断流程：先划修饰成分，再看谓语后面剩几样。剩零样是主谓，剩一样看动词性质分主谓宾和主系表，剩两样就拎出来加 be 动词，看语法和逻辑两条过不过，分出双宾和宾补。</w:t>
+        <w:t xml:space="preserve">第五，五种句型的判断流程：先划修饰成分，再看谓语后面剩几样。</w:t>
+      </w:r>
+    </w:p>
+    <w:p>
+      <w:pPr>
+        <w:spacing w:after="160" w:line="380"/>
+        <w:ind w:firstLine="480"/>
+      </w:pPr>
+      <w:r>
+        <w:rPr>
+          <w:rFonts w:ascii="SimSun" w:cs="SimSun" w:eastAsia="SimSun" w:hAnsi="SimSun"/>
+          <w:sz w:val="24"/>
+          <w:szCs w:val="24"/>
+        </w:rPr>
+        <w:t xml:space="preserve">剩零样是主谓，剩一样看动词性质分主谓宾和主系表，剩两样就拎出来加 be 动词，看语法和逻辑两条过不过，分出双宾和宾补。</w:t>
       </w:r>
     </w:p>
     <w:p>
@@ -1949,7 +2173,21 @@
           <w:sz w:val="24"/>
           <w:szCs w:val="24"/>
         </w:rPr>
-        <w:t xml:space="preserve">再看，第三，看到动词后面跟着两样东西，别猜，把它们拎出来中间加 be 动词读一遍，代词先换成它指的那个人。语法和逻辑两条都过是宾补，缺一条是双宾语。</w:t>
+        <w:t xml:space="preserve">再看，第三，看到动词后面跟着两样东西，别猜，把它们拎出来中间加 be 动词读一遍，代词先换成它指的那个人。</w:t>
+      </w:r>
+    </w:p>
+    <w:p>
+      <w:pPr>
+        <w:spacing w:after="160" w:line="380"/>
+        <w:ind w:firstLine="480"/>
+      </w:pPr>
+      <w:r>
+        <w:rPr>
+          <w:rFonts w:ascii="SimSun" w:cs="SimSun" w:eastAsia="SimSun" w:hAnsi="SimSun"/>
+          <w:sz w:val="24"/>
+          <w:szCs w:val="24"/>
+        </w:rPr>
+        <w:t xml:space="preserve">语法和逻辑两条都过是宾补，缺一条是双宾语。</w:t>
       </w:r>
     </w:p>
     <w:p>

--- a/docs/Level1/高中英语语法切片-Level1-第06课-五大基本句型下.docx
+++ b/docs/Level1/高中英语语法切片-Level1-第06课-五大基本句型下.docx
@@ -3736,7 +3736,7 @@
           <w:sz w:val="24"/>
           <w:szCs w:val="24"/>
         </w:rPr>
-        <w:t xml:space="preserve">题目：The naughty boy was made ____________ (clean) the blackboard after school.</w:t>
+        <w:t xml:space="preserve">题目：The thief was seen ____________ (run) out of the shop by two passers-by.</w:t>
       </w:r>
     </w:p>
     <w:p>
@@ -3764,63 +3764,105 @@
           <w:sz w:val="24"/>
           <w:szCs w:val="24"/>
         </w:rPr>
-        <w:t xml:space="preserve">写好了？这道题考的就是主动省 to、被动还 to。</w:t>
-      </w:r>
-    </w:p>
-    <w:p>
-      <w:pPr>
-        <w:spacing w:after="160" w:line="380"/>
-        <w:ind w:firstLine="480"/>
-      </w:pPr>
-      <w:r>
-        <w:rPr>
-          <w:rFonts w:ascii="SimSun" w:cs="SimSun" w:eastAsia="SimSun" w:hAnsi="SimSun"/>
-          <w:sz w:val="24"/>
-          <w:szCs w:val="24"/>
-        </w:rPr>
-        <w:t xml:space="preserve">原来的主动说法是 the teacher made the boy clean the blackboard，使役动词 make 后面跟不带 to 的动词原形。</w:t>
-      </w:r>
-    </w:p>
-    <w:p>
-      <w:pPr>
-        <w:spacing w:after="160" w:line="380"/>
-        <w:ind w:firstLine="480"/>
-      </w:pPr>
-      <w:r>
-        <w:rPr>
-          <w:rFonts w:ascii="SimSun" w:cs="SimSun" w:eastAsia="SimSun" w:hAnsi="SimSun"/>
-          <w:sz w:val="24"/>
-          <w:szCs w:val="24"/>
-        </w:rPr>
-        <w:t xml:space="preserve">现在变成被动 was made，原来的宾语 the boy 跑到主语位置上去了。</w:t>
-      </w:r>
-    </w:p>
-    <w:p>
-      <w:pPr>
-        <w:spacing w:after="160" w:line="380"/>
-        <w:ind w:firstLine="480"/>
-      </w:pPr>
-      <w:r>
-        <w:rPr>
-          <w:rFonts w:ascii="SimSun" w:cs="SimSun" w:eastAsia="SimSun" w:hAnsi="SimSun"/>
-          <w:sz w:val="24"/>
-          <w:szCs w:val="24"/>
-        </w:rPr>
-        <w:t xml:space="preserve">后面那个动词就暴露在 was made 后面，这时候你必须把省掉的 to 补回来。</w:t>
-      </w:r>
-    </w:p>
-    <w:p>
-      <w:pPr>
-        <w:spacing w:after="160" w:line="380"/>
-        <w:ind w:firstLine="480"/>
-      </w:pPr>
-      <w:r>
-        <w:rPr>
-          <w:rFonts w:ascii="SimSun" w:cs="SimSun" w:eastAsia="SimSun" w:hAnsi="SimSun"/>
-          <w:sz w:val="24"/>
-          <w:szCs w:val="24"/>
-        </w:rPr>
-        <w:t xml:space="preserve">所以这儿填 to clean。感官动词 see、hear、watch 也是同样的道理。</w:t>
+        <w:t xml:space="preserve">写好了？这道题跟例题二是同一条规则，但换了一个动词，你看看能不能迁移过来。</w:t>
+      </w:r>
+    </w:p>
+    <w:p>
+      <w:pPr>
+        <w:spacing w:after="160" w:line="380"/>
+        <w:ind w:firstLine="480"/>
+      </w:pPr>
+      <w:r>
+        <w:rPr>
+          <w:rFonts w:ascii="SimSun" w:cs="SimSun" w:eastAsia="SimSun" w:hAnsi="SimSun"/>
+          <w:sz w:val="24"/>
+          <w:szCs w:val="24"/>
+        </w:rPr>
+        <w:t xml:space="preserve">例题二用的是使役动词 make，这道题用的是感官动词 see。</w:t>
+      </w:r>
+    </w:p>
+    <w:p>
+      <w:pPr>
+        <w:spacing w:after="160" w:line="380"/>
+        <w:ind w:firstLine="480"/>
+      </w:pPr>
+      <w:r>
+        <w:rPr>
+          <w:rFonts w:ascii="SimSun" w:cs="SimSun" w:eastAsia="SimSun" w:hAnsi="SimSun"/>
+          <w:sz w:val="24"/>
+          <w:szCs w:val="24"/>
+        </w:rPr>
+        <w:t xml:space="preserve">原来的主动说法是 two passers-by saw the thief run out，感官动词后面跟不带 to 的动词原形。</w:t>
+      </w:r>
+    </w:p>
+    <w:p>
+      <w:pPr>
+        <w:spacing w:after="160" w:line="380"/>
+        <w:ind w:firstLine="480"/>
+      </w:pPr>
+      <w:r>
+        <w:rPr>
+          <w:rFonts w:ascii="SimSun" w:cs="SimSun" w:eastAsia="SimSun" w:hAnsi="SimSun"/>
+          <w:sz w:val="24"/>
+          <w:szCs w:val="24"/>
+        </w:rPr>
+        <w:t xml:space="preserve">现在变成被动 was seen，原来的宾语 the thief 跑到主语位置上去了。</w:t>
+      </w:r>
+    </w:p>
+    <w:p>
+      <w:pPr>
+        <w:spacing w:after="160" w:line="380"/>
+        <w:ind w:firstLine="480"/>
+      </w:pPr>
+      <w:r>
+        <w:rPr>
+          <w:rFonts w:ascii="SimSun" w:cs="SimSun" w:eastAsia="SimSun" w:hAnsi="SimSun"/>
+          <w:sz w:val="24"/>
+          <w:szCs w:val="24"/>
+        </w:rPr>
+        <w:t xml:space="preserve">后面那个动词就暴露在 was seen 后面，你必须把省掉的 to 补回来。</w:t>
+      </w:r>
+    </w:p>
+    <w:p>
+      <w:pPr>
+        <w:spacing w:after="160" w:line="380"/>
+        <w:ind w:firstLine="480"/>
+      </w:pPr>
+      <w:r>
+        <w:rPr>
+          <w:rFonts w:ascii="SimSun" w:cs="SimSun" w:eastAsia="SimSun" w:hAnsi="SimSun"/>
+          <w:sz w:val="24"/>
+          <w:szCs w:val="24"/>
+        </w:rPr>
+        <w:t xml:space="preserve">所以规则是一样的：主动省 to，被动还 to。</w:t>
+      </w:r>
+    </w:p>
+    <w:p>
+      <w:pPr>
+        <w:spacing w:after="160" w:line="380"/>
+        <w:ind w:firstLine="480"/>
+      </w:pPr>
+      <w:r>
+        <w:rPr>
+          <w:rFonts w:ascii="SimSun" w:cs="SimSun" w:eastAsia="SimSun" w:hAnsi="SimSun"/>
+          <w:sz w:val="24"/>
+          <w:szCs w:val="24"/>
+        </w:rPr>
+        <w:t xml:space="preserve">所以这儿填 to run。</w:t>
+      </w:r>
+    </w:p>
+    <w:p>
+      <w:pPr>
+        <w:spacing w:after="160" w:line="380"/>
+        <w:ind w:firstLine="480"/>
+      </w:pPr>
+      <w:r>
+        <w:rPr>
+          <w:rFonts w:ascii="SimSun" w:cs="SimSun" w:eastAsia="SimSun" w:hAnsi="SimSun"/>
+          <w:sz w:val="24"/>
+          <w:szCs w:val="24"/>
+        </w:rPr>
+        <w:t xml:space="preserve">你把它跟例题二摆一起看——一个是使役动词 make，一个是感官动词 see，可道理完全一样。</w:t>
       </w:r>
     </w:p>
     <w:p>

--- a/docs/Level1/高中英语语法切片-Level1-第06课-五大基本句型下.docx
+++ b/docs/Level1/高中英语语法切片-Level1-第06课-五大基本句型下.docx
@@ -43,7 +43,7 @@
           <w:sz w:val="24"/>
           <w:szCs w:val="24"/>
         </w:rPr>
-        <w:t xml:space="preserve">同学们好，欢迎回到高中英语语法切片课堂。</w:t>
+        <w:t xml:space="preserve">同学们好，我们继续。</w:t>
       </w:r>
     </w:p>
     <w:p>
@@ -183,7 +183,21 @@
           <w:sz w:val="24"/>
           <w:szCs w:val="24"/>
         </w:rPr>
-        <w:t xml:space="preserve">老规矩，先来六道课前测。每道题读完你先暂停，写在纸上，写完再听我讲。</w:t>
+        <w:t xml:space="preserve">按惯例，六道题先摸摸底。</w:t>
+      </w:r>
+    </w:p>
+    <w:p>
+      <w:pPr>
+        <w:spacing w:after="160" w:line="380"/>
+        <w:ind w:firstLine="480"/>
+      </w:pPr>
+      <w:r>
+        <w:rPr>
+          <w:rFonts w:ascii="SimSun" w:cs="SimSun" w:eastAsia="SimSun" w:hAnsi="SimSun"/>
+          <w:sz w:val="24"/>
+          <w:szCs w:val="24"/>
+        </w:rPr>
+        <w:t xml:space="preserve">读完停一下自己写，写完再听。</w:t>
       </w:r>
     </w:p>
     <w:p>
@@ -381,7 +395,7 @@
           <w:sz w:val="24"/>
           <w:szCs w:val="24"/>
         </w:rPr>
-        <w:t xml:space="preserve">好，第一题就到这儿。接下来第二题。</w:t>
+        <w:t xml:space="preserve">第一题就到这儿，第二题。</w:t>
       </w:r>
     </w:p>
     <w:p>
@@ -425,7 +439,7 @@
           <w:sz w:val="24"/>
           <w:szCs w:val="24"/>
         </w:rPr>
-        <w:t xml:space="preserve">先自己写一个，写好了我们再对。</w:t>
+        <w:t xml:space="preserve">你先写下来，写完再核。</w:t>
       </w:r>
     </w:p>
     <w:p>
@@ -623,7 +637,7 @@
           <w:sz w:val="24"/>
           <w:szCs w:val="24"/>
         </w:rPr>
-        <w:t xml:space="preserve">这道题你先写，我不催你。</w:t>
+        <w:t xml:space="preserve">这道题你写你的，慢慢来。</w:t>
       </w:r>
     </w:p>
     <w:p>
@@ -749,7 +763,7 @@
           <w:sz w:val="24"/>
           <w:szCs w:val="24"/>
         </w:rPr>
-        <w:t xml:space="preserve">第四题。这道题稍微绕一点，你仔细看。</w:t>
+        <w:t xml:space="preserve">第四题，这道稍微费点劲。</w:t>
       </w:r>
     </w:p>
     <w:p>
@@ -992,7 +1006,7 @@
           <w:sz w:val="24"/>
           <w:szCs w:val="24"/>
         </w:rPr>
-        <w:t xml:space="preserve">这是道选择题，你先圈一个。</w:t>
+        <w:t xml:space="preserve">选择题，先圈答案再听。</w:t>
       </w:r>
     </w:p>
     <w:p>
@@ -1132,7 +1146,7 @@
           <w:sz w:val="24"/>
           <w:szCs w:val="24"/>
         </w:rPr>
-        <w:t xml:space="preserve">最后一道，第六题。做完这道我们就正式开讲。</w:t>
+        <w:t xml:space="preserve">最后一道了，第六题。</w:t>
       </w:r>
     </w:p>
     <w:p>
@@ -2760,7 +2774,7 @@
           <w:sz w:val="24"/>
           <w:szCs w:val="24"/>
         </w:rPr>
-        <w:t xml:space="preserve">先自己想十秒，写完再往下听。</w:t>
+        <w:t xml:space="preserve">想十秒再听，别急。</w:t>
       </w:r>
     </w:p>
     <w:p>
@@ -2872,7 +2886,7 @@
           <w:sz w:val="24"/>
           <w:szCs w:val="24"/>
         </w:rPr>
-        <w:t xml:space="preserve">好，接下来第二道例题。这道题我不提示了。</w:t>
+        <w:t xml:space="preserve">第二道例题，我什么都不说了。</w:t>
       </w:r>
     </w:p>
     <w:p>
@@ -3014,7 +3028,21 @@
           <w:sz w:val="24"/>
           <w:szCs w:val="24"/>
         </w:rPr>
-        <w:t xml:space="preserve">两道例题做完了。今天的内容我给你捋一遍，抓住五句话就够了。</w:t>
+        <w:t xml:space="preserve">两道例题做完了。</w:t>
+      </w:r>
+    </w:p>
+    <w:p>
+      <w:pPr>
+        <w:spacing w:after="160" w:line="380"/>
+        <w:ind w:firstLine="480"/>
+      </w:pPr>
+      <w:r>
+        <w:rPr>
+          <w:rFonts w:ascii="SimSun" w:cs="SimSun" w:eastAsia="SimSun" w:hAnsi="SimSun"/>
+          <w:sz w:val="24"/>
+          <w:szCs w:val="24"/>
+        </w:rPr>
+        <w:t xml:space="preserve">今天的重点，我给你归成五句。</w:t>
       </w:r>
     </w:p>
     <w:p>
@@ -3196,21 +3224,35 @@
           <w:sz w:val="24"/>
           <w:szCs w:val="24"/>
         </w:rPr>
-        <w:t xml:space="preserve">道理都讲完了，接下来就该你上手了。</w:t>
-      </w:r>
-    </w:p>
-    <w:p>
-      <w:pPr>
-        <w:spacing w:after="160" w:line="380"/>
-        <w:ind w:firstLine="480"/>
-      </w:pPr>
-      <w:r>
-        <w:rPr>
-          <w:rFonts w:ascii="SimSun" w:cs="SimSun" w:eastAsia="SimSun" w:hAnsi="SimSun"/>
-          <w:sz w:val="24"/>
-          <w:szCs w:val="24"/>
-        </w:rPr>
-        <w:t xml:space="preserve">下面是六道随堂练习题。还是那句话，每道先自己做，做完再听我讲。</w:t>
+        <w:t xml:space="preserve">方法都交给你了。</w:t>
+      </w:r>
+    </w:p>
+    <w:p>
+      <w:pPr>
+        <w:spacing w:after="160" w:line="380"/>
+        <w:ind w:firstLine="480"/>
+      </w:pPr>
+      <w:r>
+        <w:rPr>
+          <w:rFonts w:ascii="SimSun" w:cs="SimSun" w:eastAsia="SimSun" w:hAnsi="SimSun"/>
+          <w:sz w:val="24"/>
+          <w:szCs w:val="24"/>
+        </w:rPr>
+        <w:t xml:space="preserve">接下来自己练。</w:t>
+      </w:r>
+    </w:p>
+    <w:p>
+      <w:pPr>
+        <w:spacing w:after="160" w:line="380"/>
+        <w:ind w:firstLine="480"/>
+      </w:pPr>
+      <w:r>
+        <w:rPr>
+          <w:rFonts w:ascii="SimSun" w:cs="SimSun" w:eastAsia="SimSun" w:hAnsi="SimSun"/>
+          <w:sz w:val="24"/>
+          <w:szCs w:val="24"/>
+        </w:rPr>
+        <w:t xml:space="preserve">下面六道随堂练习，老规矩，先做再听。</w:t>
       </w:r>
     </w:p>
     <w:p>
@@ -3268,7 +3310,7 @@
           <w:sz w:val="24"/>
           <w:szCs w:val="24"/>
         </w:rPr>
-        <w:t xml:space="preserve">这道题你先写，写完再听。</w:t>
+        <w:t xml:space="preserve">先动笔，写完再往下。</w:t>
       </w:r>
     </w:p>
     <w:p>
@@ -3935,7 +3977,7 @@
           <w:sz w:val="24"/>
           <w:szCs w:val="24"/>
         </w:rPr>
-        <w:t xml:space="preserve">这道题是选择题，你先圈一个。</w:t>
+        <w:t xml:space="preserve">选择题，你先选。</w:t>
       </w:r>
     </w:p>
     <w:p>
@@ -4245,7 +4287,21 @@
           <w:sz w:val="24"/>
           <w:szCs w:val="24"/>
         </w:rPr>
-        <w:t xml:space="preserve">现在你回头看看今天这十四道题——是不是全靠同一把尺子：拎出来加 be 动词，看语法和逻辑两条过不过。</w:t>
+        <w:t xml:space="preserve">今天这十四道题，你回头看一眼。</w:t>
+      </w:r>
+    </w:p>
+    <w:p>
+      <w:pPr>
+        <w:spacing w:after="160" w:line="380"/>
+        <w:ind w:firstLine="480"/>
+      </w:pPr>
+      <w:r>
+        <w:rPr>
+          <w:rFonts w:ascii="SimSun" w:cs="SimSun" w:eastAsia="SimSun" w:hAnsi="SimSun"/>
+          <w:sz w:val="24"/>
+          <w:szCs w:val="24"/>
+        </w:rPr>
+        <w:t xml:space="preserve">是不是全靠同一把尺子：拎出来加 be 动词，看语法和逻辑两条过不过。</w:t>
       </w:r>
     </w:p>
     <w:p>
@@ -4273,7 +4329,7 @@
           <w:sz w:val="24"/>
           <w:szCs w:val="24"/>
         </w:rPr>
-        <w:t xml:space="preserve">我最后强调三个地方，做题的时候你必须条件反射去检查。</w:t>
+        <w:t xml:space="preserve">最后叮嘱三件事，考场上你得反射性地去查。</w:t>
       </w:r>
     </w:p>
     <w:p>
@@ -4399,7 +4455,7 @@
           <w:sz w:val="24"/>
           <w:szCs w:val="24"/>
         </w:rPr>
-        <w:t xml:space="preserve">下节课我们就讲这个：句子主干的提取。下节课见。</w:t>
+        <w:t xml:space="preserve">拆长句这件事，下节课专门讲。下节课见。</w:t>
       </w:r>
     </w:p>
     <w:sectPr>

--- a/docs/Level1/高中英语语法切片-Level1-第06课-五大基本句型下.docx
+++ b/docs/Level1/高中英语语法切片-Level1-第06课-五大基本句型下.docx
@@ -57,7 +57,7 @@
           <w:sz w:val="24"/>
           <w:szCs w:val="24"/>
         </w:rPr>
-        <w:t xml:space="preserve">上节课我们讲了五大基本句型的前三种：主谓、主谓宾、主系表。</w:t>
+        <w:t xml:space="preserve">好，上节课我们讲了五大基本句型的前三种：主谓、主谓宾、主系表。</w:t>
       </w:r>
     </w:p>
     <w:p>
@@ -113,7 +113,7 @@
           <w:sz w:val="24"/>
           <w:szCs w:val="24"/>
         </w:rPr>
-        <w:t xml:space="preserve">为什么？因为它俩长得几乎一模一样——都是动词后面跟两个东西。</w:t>
+        <w:t xml:space="preserve">那为什么？因为它俩长得几乎一模一样——都是动词后面跟两个东西。</w:t>
       </w:r>
     </w:p>
     <w:p>
@@ -169,7 +169,21 @@
           <w:sz w:val="24"/>
           <w:szCs w:val="24"/>
         </w:rPr>
-        <w:t xml:space="preserve">讲完这两种，五大句型就闭环了，我还会给你一套完整的判断流程。</w:t>
+        <w:t xml:space="preserve">来，讲完这两种，五大句型就闭环了。</w:t>
+      </w:r>
+    </w:p>
+    <w:p>
+      <w:pPr>
+        <w:spacing w:after="160" w:line="380"/>
+        <w:ind w:firstLine="480"/>
+      </w:pPr>
+      <w:r>
+        <w:rPr>
+          <w:rFonts w:ascii="SimSun" w:cs="SimSun" w:eastAsia="SimSun" w:hAnsi="SimSun"/>
+          <w:sz w:val="24"/>
+          <w:szCs w:val="24"/>
+        </w:rPr>
+        <w:t xml:space="preserve">我还会给你一套完整的判断流程。</w:t>
       </w:r>
     </w:p>
     <w:p>
@@ -1386,7 +1400,7 @@
           <w:sz w:val="24"/>
           <w:szCs w:val="24"/>
         </w:rPr>
-        <w:t xml:space="preserve">用大白话说就是：动词后面跟两个宾语，人在前，物在后。</w:t>
+        <w:t xml:space="preserve">接着说，用大白话说就是：动词后面跟两个宾语，人在前，物在后。</w:t>
       </w:r>
     </w:p>
     <w:p>
@@ -1442,21 +1456,35 @@
           <w:sz w:val="24"/>
           <w:szCs w:val="24"/>
         </w:rPr>
-        <w:t xml:space="preserve">拿「给」这个动作来说，你既要说给了什么东西，又要说给了谁，缺一个话就不完整。</w:t>
-      </w:r>
-    </w:p>
-    <w:p>
-      <w:pPr>
-        <w:spacing w:after="160" w:line="380"/>
-        <w:ind w:firstLine="480"/>
-      </w:pPr>
-      <w:r>
-        <w:rPr>
-          <w:rFonts w:ascii="SimSun" w:cs="SimSun" w:eastAsia="SimSun" w:hAnsi="SimSun"/>
-          <w:sz w:val="24"/>
-          <w:szCs w:val="24"/>
-        </w:rPr>
-        <w:t xml:space="preserve">第一课我们给过八个最常用的动词，今天再过一遍，顺便说说它们的规律。</w:t>
+        <w:t xml:space="preserve">拿「给」这个动作来说，你既要说给了什么东西，又要说给了谁。</w:t>
+      </w:r>
+    </w:p>
+    <w:p>
+      <w:pPr>
+        <w:spacing w:after="160" w:line="380"/>
+        <w:ind w:firstLine="480"/>
+      </w:pPr>
+      <w:r>
+        <w:rPr>
+          <w:rFonts w:ascii="SimSun" w:cs="SimSun" w:eastAsia="SimSun" w:hAnsi="SimSun"/>
+          <w:sz w:val="24"/>
+          <w:szCs w:val="24"/>
+        </w:rPr>
+        <w:t xml:space="preserve">缺一个话就不完整。</w:t>
+      </w:r>
+    </w:p>
+    <w:p>
+      <w:pPr>
+        <w:spacing w:after="160" w:line="380"/>
+        <w:ind w:firstLine="480"/>
+      </w:pPr>
+      <w:r>
+        <w:rPr>
+          <w:rFonts w:ascii="SimSun" w:cs="SimSun" w:eastAsia="SimSun" w:hAnsi="SimSun"/>
+          <w:sz w:val="24"/>
+          <w:szCs w:val="24"/>
+        </w:rPr>
+        <w:t xml:space="preserve">再看，第一课我们给过八个最常用的动词，今天再过一遍，顺便说说它们的规律。</w:t>
       </w:r>
     </w:p>
     <w:p>
@@ -1498,7 +1526,7 @@
           <w:sz w:val="24"/>
           <w:szCs w:val="24"/>
         </w:rPr>
-        <w:t xml:space="preserve">接下来是这种句型最重要的一个考点。</w:t>
+        <w:t xml:space="preserve">所以接下来是这种句型最重要的一个考点。</w:t>
       </w:r>
     </w:p>
     <w:p>
@@ -1624,7 +1652,7 @@
           <w:sz w:val="24"/>
           <w:szCs w:val="24"/>
         </w:rPr>
-        <w:t xml:space="preserve">如果这个动作本身就是把东西从一个人手里转到另一个人手里，东西必然要到达那个人，那你就用 to。</w:t>
+        <w:t xml:space="preserve">不过如果这个动作本身就是把东西从一个人手里转到另一个人手里，东西必然要到达那个人，那你就用 to。</w:t>
       </w:r>
     </w:p>
     <w:p>
@@ -1694,7 +1722,7 @@
           <w:sz w:val="24"/>
           <w:szCs w:val="24"/>
         </w:rPr>
-        <w:t xml:space="preserve">做完了那个人不一定马上拿到，这时候你就用 for。</w:t>
+        <w:t xml:space="preserve">这样一来，做完了那个人不一定马上拿到，这时候你就用 for。</w:t>
       </w:r>
     </w:p>
     <w:p>
@@ -1750,7 +1778,21 @@
           <w:sz w:val="24"/>
           <w:szCs w:val="24"/>
         </w:rPr>
-        <w:t xml:space="preserve">记的时候你抓住这个感觉：东西必须交到人手上的，用 to；只是为某人而做的，用 for。</w:t>
+        <w:t xml:space="preserve">换句话说，记的时候你抓住这个感觉：东西必须交到人手上的。</w:t>
+      </w:r>
+    </w:p>
+    <w:p>
+      <w:pPr>
+        <w:spacing w:after="160" w:line="380"/>
+        <w:ind w:firstLine="480"/>
+      </w:pPr>
+      <w:r>
+        <w:rPr>
+          <w:rFonts w:ascii="SimSun" w:cs="SimSun" w:eastAsia="SimSun" w:hAnsi="SimSun"/>
+          <w:sz w:val="24"/>
+          <w:szCs w:val="24"/>
+        </w:rPr>
+        <w:t xml:space="preserve">用 to；只是为某人而做的，用 for。</w:t>
       </w:r>
     </w:p>
     <w:p>
@@ -1848,7 +1890,7 @@
           <w:sz w:val="24"/>
           <w:szCs w:val="24"/>
         </w:rPr>
-        <w:t xml:space="preserve">因为有些动词光带一个宾语话说不完。</w:t>
+        <w:t xml:space="preserve">好，因为有些动词光带一个宾语话说不完。</w:t>
       </w:r>
     </w:p>
     <w:p>
@@ -1918,7 +1960,7 @@
           <w:sz w:val="24"/>
           <w:szCs w:val="24"/>
         </w:rPr>
-        <w:t xml:space="preserve">这是高中的重点，我分四种给你讲清楚。</w:t>
+        <w:t xml:space="preserve">那这是高中的重点，我分四种给你讲清楚。</w:t>
       </w:r>
     </w:p>
     <w:p>
@@ -1974,6 +2016,20 @@
           <w:sz w:val="24"/>
           <w:szCs w:val="24"/>
         </w:rPr>
+        <w:t xml:space="preserve">就这样。</w:t>
+      </w:r>
+    </w:p>
+    <w:p>
+      <w:pPr>
+        <w:spacing w:after="160" w:line="380"/>
+        <w:ind w:firstLine="480"/>
+      </w:pPr>
+      <w:r>
+        <w:rPr>
+          <w:rFonts w:ascii="SimSun" w:cs="SimSun" w:eastAsia="SimSun" w:hAnsi="SimSun"/>
+          <w:sz w:val="24"/>
+          <w:szCs w:val="24"/>
+        </w:rPr>
         <w:t xml:space="preserve">这一类你常见的动词是 call 叫、name 取名、elect 选举、make 使成为、consider 认为是。</w:t>
       </w:r>
     </w:p>
@@ -2086,7 +2142,7 @@
           <w:sz w:val="24"/>
           <w:szCs w:val="24"/>
         </w:rPr>
-        <w:t xml:space="preserve">这一类的动词你别挨个背，抓住那个味道就行——都是一个人支使另一个人去做事。</w:t>
+        <w:t xml:space="preserve">来，这一类的动词你别挨个背，抓住那个味道就行——都是一个人支使另一个人去做事。</w:t>
       </w:r>
     </w:p>
     <w:p>
@@ -2142,21 +2198,35 @@
           <w:sz w:val="24"/>
           <w:szCs w:val="24"/>
         </w:rPr>
-        <w:t xml:space="preserve">它说的是宾语正在干什么、或者被怎么样了。</w:t>
-      </w:r>
-    </w:p>
-    <w:p>
-      <w:pPr>
-        <w:spacing w:after="160" w:line="380"/>
-        <w:ind w:firstLine="480"/>
-      </w:pPr>
-      <w:r>
-        <w:rPr>
-          <w:rFonts w:ascii="SimSun" w:cs="SimSun" w:eastAsia="SimSun" w:hAnsi="SimSun"/>
-          <w:sz w:val="24"/>
-          <w:szCs w:val="24"/>
-        </w:rPr>
-        <w:t xml:space="preserve">你看这两句。I heard someone singing，我听见有人在唱歌，这是现在分词，表示正在进行。</w:t>
+        <w:t xml:space="preserve">接着说，它说的是宾语正在干什么、或者被怎么样了。</w:t>
+      </w:r>
+    </w:p>
+    <w:p>
+      <w:pPr>
+        <w:spacing w:after="160" w:line="380"/>
+        <w:ind w:firstLine="480"/>
+      </w:pPr>
+      <w:r>
+        <w:rPr>
+          <w:rFonts w:ascii="SimSun" w:cs="SimSun" w:eastAsia="SimSun" w:hAnsi="SimSun"/>
+          <w:sz w:val="24"/>
+          <w:szCs w:val="24"/>
+        </w:rPr>
+        <w:t xml:space="preserve">你看这两句。I heard someone singing，我听见有人在唱歌。</w:t>
+      </w:r>
+    </w:p>
+    <w:p>
+      <w:pPr>
+        <w:spacing w:after="160" w:line="380"/>
+        <w:ind w:firstLine="480"/>
+      </w:pPr>
+      <w:r>
+        <w:rPr>
+          <w:rFonts w:ascii="SimSun" w:cs="SimSun" w:eastAsia="SimSun" w:hAnsi="SimSun"/>
+          <w:sz w:val="24"/>
+          <w:szCs w:val="24"/>
+        </w:rPr>
+        <w:t xml:space="preserve">这是现在分词，表示正在进行。</w:t>
       </w:r>
     </w:p>
     <w:p>
@@ -2184,7 +2254,21 @@
           <w:sz w:val="24"/>
           <w:szCs w:val="24"/>
         </w:rPr>
-        <w:t xml:space="preserve">这一类你今天有个印象就行，Level 2 我会花好几节课带你细抠。</w:t>
+        <w:t xml:space="preserve">再看，这一类你今天有个印象就行，Level 2 我会花好几节课带你细抠。</w:t>
+      </w:r>
+    </w:p>
+    <w:p>
+      <w:pPr>
+        <w:spacing w:after="160" w:line="380"/>
+        <w:ind w:firstLine="480"/>
+      </w:pPr>
+      <w:r>
+        <w:rPr>
+          <w:rFonts w:ascii="SimSun" w:cs="SimSun" w:eastAsia="SimSun" w:hAnsi="SimSun"/>
+          <w:sz w:val="24"/>
+          <w:szCs w:val="24"/>
+        </w:rPr>
+        <w:t xml:space="preserve">记住它。</w:t>
       </w:r>
     </w:p>
     <w:p>
@@ -2268,7 +2352,7 @@
           <w:sz w:val="24"/>
           <w:szCs w:val="24"/>
         </w:rPr>
-        <w:t xml:space="preserve">这几个词后面跟不定式作宾补的时候，to 必须省掉，你只用动词原形。</w:t>
+        <w:t xml:space="preserve">所以这几个词后面跟不定式作宾补的时候，to 必须省掉，你只用动词原形。</w:t>
       </w:r>
     </w:p>
     <w:p>
@@ -2324,6 +2408,20 @@
           <w:sz w:val="24"/>
           <w:szCs w:val="24"/>
         </w:rPr>
+        <w:t xml:space="preserve">停。</w:t>
+      </w:r>
+    </w:p>
+    <w:p>
+      <w:pPr>
+        <w:spacing w:after="160" w:line="380"/>
+        <w:ind w:firstLine="480"/>
+      </w:pPr>
+      <w:r>
+        <w:rPr>
+          <w:rFonts w:ascii="SimSun" w:cs="SimSun" w:eastAsia="SimSun" w:hAnsi="SimSun"/>
+          <w:sz w:val="24"/>
+          <w:szCs w:val="24"/>
+        </w:rPr>
         <w:t xml:space="preserve">主动的时候不带 to，一旦变成被动，to 就要还回来。</w:t>
       </w:r>
     </w:p>
@@ -2338,7 +2436,7 @@
           <w:sz w:val="24"/>
           <w:szCs w:val="24"/>
         </w:rPr>
-        <w:t xml:space="preserve">你看 He was made to stay after class，他被要求留下来；He was seen to cross the road，有人看见他过了马路。</w:t>
+        <w:t xml:space="preserve">不过你看 He was made to stay after class，他被要求留下来；He was seen to cross the road，有人看见他过了马路。</w:t>
       </w:r>
     </w:p>
     <w:p>
@@ -2450,7 +2548,7 @@
           <w:sz w:val="24"/>
           <w:szCs w:val="24"/>
         </w:rPr>
-        <w:t xml:space="preserve">你想说被允许做某事，习惯的说法是 be allowed to do，没人说 be let to do。</w:t>
+        <w:t xml:space="preserve">这样一来，你想说被允许做某事，习惯的说法是 be allowed to do，没人说 be let to do。</w:t>
       </w:r>
     </w:p>
     <w:p>
@@ -2548,7 +2646,7 @@
           <w:sz w:val="24"/>
           <w:szCs w:val="24"/>
         </w:rPr>
-        <w:t xml:space="preserve">第二步，找到谓语，你看谓语后面还剩几样东西。</w:t>
+        <w:t xml:space="preserve">换句话说，第二步，找到谓语，你看谓语后面还剩几样东西。</w:t>
       </w:r>
     </w:p>
     <w:p>
@@ -2604,7 +2702,21 @@
           <w:sz w:val="24"/>
           <w:szCs w:val="24"/>
         </w:rPr>
-        <w:t xml:space="preserve">或者更快的办法，你看剩下的那个东西是不是形容词。是形容词，一定是主系表。</w:t>
+        <w:t xml:space="preserve">好，或者更快的办法，你看剩下的那个东西是不是形容词。是形容词，一定是主系表。</w:t>
+      </w:r>
+    </w:p>
+    <w:p>
+      <w:pPr>
+        <w:spacing w:after="160" w:line="380"/>
+        <w:ind w:firstLine="480"/>
+      </w:pPr>
+      <w:r>
+        <w:rPr>
+          <w:rFonts w:ascii="SimSun" w:cs="SimSun" w:eastAsia="SimSun" w:hAnsi="SimSun"/>
+          <w:sz w:val="24"/>
+          <w:szCs w:val="24"/>
+        </w:rPr>
+        <w:t xml:space="preserve">对。</w:t>
       </w:r>
     </w:p>
     <w:p>
@@ -2646,7 +2758,21 @@
           <w:sz w:val="24"/>
           <w:szCs w:val="24"/>
         </w:rPr>
-        <w:t xml:space="preserve">你把那两样拎出来中间加 be 动词，碰到代词先换成它指的那个人。</w:t>
+        <w:t xml:space="preserve">你把那两样拎出来中间加 be 动词。</w:t>
+      </w:r>
+    </w:p>
+    <w:p>
+      <w:pPr>
+        <w:spacing w:after="160" w:line="380"/>
+        <w:ind w:firstLine="480"/>
+      </w:pPr>
+      <w:r>
+        <w:rPr>
+          <w:rFonts w:ascii="SimSun" w:cs="SimSun" w:eastAsia="SimSun" w:hAnsi="SimSun"/>
+          <w:sz w:val="24"/>
+          <w:szCs w:val="24"/>
+        </w:rPr>
+        <w:t xml:space="preserve">碰到代词先换成它指的那个人。</w:t>
       </w:r>
     </w:p>
     <w:p>
@@ -2674,7 +2800,7 @@
           <w:sz w:val="24"/>
           <w:szCs w:val="24"/>
         </w:rPr>
-        <w:t xml:space="preserve">只要有一条不过关，那你就判它主谓双宾。</w:t>
+        <w:t xml:space="preserve">那只要有一条不过关，那你就判它主谓双宾。</w:t>
       </w:r>
     </w:p>
     <w:p>
@@ -2774,6 +2900,34 @@
           <w:sz w:val="24"/>
           <w:szCs w:val="24"/>
         </w:rPr>
+        <w:t xml:space="preserve">这一步你跟上了吗？</w:t>
+      </w:r>
+    </w:p>
+    <w:p>
+      <w:pPr>
+        <w:spacing w:after="160" w:line="380"/>
+        <w:ind w:firstLine="480"/>
+      </w:pPr>
+      <w:r>
+        <w:rPr>
+          <w:rFonts w:ascii="SimSun" w:cs="SimSun" w:eastAsia="SimSun" w:hAnsi="SimSun"/>
+          <w:sz w:val="24"/>
+          <w:szCs w:val="24"/>
+        </w:rPr>
+        <w:t xml:space="preserve">你自己再念一遍看看。</w:t>
+      </w:r>
+    </w:p>
+    <w:p>
+      <w:pPr>
+        <w:spacing w:after="160" w:line="380"/>
+        <w:ind w:firstLine="480"/>
+      </w:pPr>
+      <w:r>
+        <w:rPr>
+          <w:rFonts w:ascii="SimSun" w:cs="SimSun" w:eastAsia="SimSun" w:hAnsi="SimSun"/>
+          <w:sz w:val="24"/>
+          <w:szCs w:val="24"/>
+        </w:rPr>
         <w:t xml:space="preserve">想十秒再听，别急。</w:t>
       </w:r>
     </w:p>
@@ -3098,7 +3252,21 @@
           <w:sz w:val="24"/>
           <w:szCs w:val="24"/>
         </w:rPr>
-        <w:t xml:space="preserve">你记住：东西必须交到人手上的用 to，只是为某人而做的用 for。</w:t>
+        <w:t xml:space="preserve">来，你记住：东西必须交到人手上的用 to。</w:t>
+      </w:r>
+    </w:p>
+    <w:p>
+      <w:pPr>
+        <w:spacing w:after="160" w:line="380"/>
+        <w:ind w:firstLine="480"/>
+      </w:pPr>
+      <w:r>
+        <w:rPr>
+          <w:rFonts w:ascii="SimSun" w:cs="SimSun" w:eastAsia="SimSun" w:hAnsi="SimSun"/>
+          <w:sz w:val="24"/>
+          <w:szCs w:val="24"/>
+        </w:rPr>
+        <w:t xml:space="preserve">只是为某人而做的用 for。</w:t>
       </w:r>
     </w:p>
     <w:p>
@@ -3140,7 +3308,7 @@
           <w:sz w:val="24"/>
           <w:szCs w:val="24"/>
         </w:rPr>
-        <w:t xml:space="preserve">第四句。使役动词 make、let、have 和感官动词 see、hear、watch、feel 后面的宾补用不带 to 的动词原形。</w:t>
+        <w:t xml:space="preserve">接着说，第四句。使役动词 make、let、have 和感官动词 see、hear、watch、feel 后面的宾补用不带 to 的动词原形。</w:t>
       </w:r>
     </w:p>
     <w:p>
@@ -3196,21 +3364,49 @@
           <w:sz w:val="24"/>
           <w:szCs w:val="24"/>
         </w:rPr>
-        <w:t xml:space="preserve">你先划修饰成分，再看谓语后面剩几样。</w:t>
-      </w:r>
-    </w:p>
-    <w:p>
-      <w:pPr>
-        <w:spacing w:after="160" w:line="380"/>
-        <w:ind w:firstLine="480"/>
-      </w:pPr>
-      <w:r>
-        <w:rPr>
-          <w:rFonts w:ascii="SimSun" w:cs="SimSun" w:eastAsia="SimSun" w:hAnsi="SimSun"/>
-          <w:sz w:val="24"/>
-          <w:szCs w:val="24"/>
-        </w:rPr>
-        <w:t xml:space="preserve">剩零样是主谓；剩一样，你看动词性质分主谓宾和主系表；剩两样，用加 be 动词的办法分双宾和宾补。</w:t>
+        <w:t xml:space="preserve">再看，你先划修饰成分，再看谓语后面剩几样。</w:t>
+      </w:r>
+    </w:p>
+    <w:p>
+      <w:pPr>
+        <w:spacing w:after="160" w:line="380"/>
+        <w:ind w:firstLine="480"/>
+      </w:pPr>
+      <w:r>
+        <w:rPr>
+          <w:rFonts w:ascii="SimSun" w:cs="SimSun" w:eastAsia="SimSun" w:hAnsi="SimSun"/>
+          <w:sz w:val="24"/>
+          <w:szCs w:val="24"/>
+        </w:rPr>
+        <w:t xml:space="preserve">剩零样是主谓；剩一样，你看动词性质分主谓宾和主系表；剩两样。</w:t>
+      </w:r>
+    </w:p>
+    <w:p>
+      <w:pPr>
+        <w:spacing w:after="160" w:line="380"/>
+        <w:ind w:firstLine="480"/>
+      </w:pPr>
+      <w:r>
+        <w:rPr>
+          <w:rFonts w:ascii="SimSun" w:cs="SimSun" w:eastAsia="SimSun" w:hAnsi="SimSun"/>
+          <w:sz w:val="24"/>
+          <w:szCs w:val="24"/>
+        </w:rPr>
+        <w:t xml:space="preserve">用加 be 动词的办法分双宾和宾补。</w:t>
+      </w:r>
+    </w:p>
+    <w:p>
+      <w:pPr>
+        <w:spacing w:after="160" w:line="380"/>
+        <w:ind w:firstLine="480"/>
+      </w:pPr>
+      <w:r>
+        <w:rPr>
+          <w:rFonts w:ascii="SimSun" w:cs="SimSun" w:eastAsia="SimSun" w:hAnsi="SimSun"/>
+          <w:sz w:val="24"/>
+          <w:szCs w:val="24"/>
+        </w:rPr>
+        <w:t xml:space="preserve">很简单。</w:t>
       </w:r>
     </w:p>
     <w:p>
@@ -3310,6 +3506,34 @@
           <w:sz w:val="24"/>
           <w:szCs w:val="24"/>
         </w:rPr>
+        <w:t xml:space="preserve">这里你别急着往下。</w:t>
+      </w:r>
+    </w:p>
+    <w:p>
+      <w:pPr>
+        <w:spacing w:after="160" w:line="380"/>
+        <w:ind w:firstLine="480"/>
+      </w:pPr>
+      <w:r>
+        <w:rPr>
+          <w:rFonts w:ascii="SimSun" w:cs="SimSun" w:eastAsia="SimSun" w:hAnsi="SimSun"/>
+          <w:sz w:val="24"/>
+          <w:szCs w:val="24"/>
+        </w:rPr>
+        <w:t xml:space="preserve">这个点你要记牢。</w:t>
+      </w:r>
+    </w:p>
+    <w:p>
+      <w:pPr>
+        <w:spacing w:after="160" w:line="380"/>
+        <w:ind w:firstLine="480"/>
+      </w:pPr>
+      <w:r>
+        <w:rPr>
+          <w:rFonts w:ascii="SimSun" w:cs="SimSun" w:eastAsia="SimSun" w:hAnsi="SimSun"/>
+          <w:sz w:val="24"/>
+          <w:szCs w:val="24"/>
+        </w:rPr>
         <w:t xml:space="preserve">先动笔，写完再往下。</w:t>
       </w:r>
     </w:p>
@@ -3480,6 +3704,20 @@
           <w:sz w:val="24"/>
           <w:szCs w:val="24"/>
         </w:rPr>
+        <w:t xml:space="preserve">你有没有发现？</w:t>
+      </w:r>
+    </w:p>
+    <w:p>
+      <w:pPr>
+        <w:spacing w:after="160" w:line="380"/>
+        <w:ind w:firstLine="480"/>
+      </w:pPr>
+      <w:r>
+        <w:rPr>
+          <w:rFonts w:ascii="SimSun" w:cs="SimSun" w:eastAsia="SimSun" w:hAnsi="SimSun"/>
+          <w:sz w:val="24"/>
+          <w:szCs w:val="24"/>
+        </w:rPr>
         <w:t xml:space="preserve">先自己写一个答案。</w:t>
       </w:r>
     </w:p>
@@ -3734,6 +3972,20 @@
           <w:sz w:val="24"/>
           <w:szCs w:val="24"/>
         </w:rPr>
+        <w:t xml:space="preserve">不难。</w:t>
+      </w:r>
+    </w:p>
+    <w:p>
+      <w:pPr>
+        <w:spacing w:after="160" w:line="380"/>
+        <w:ind w:firstLine="480"/>
+      </w:pPr>
+      <w:r>
+        <w:rPr>
+          <w:rFonts w:ascii="SimSun" w:cs="SimSun" w:eastAsia="SimSun" w:hAnsi="SimSun"/>
+          <w:sz w:val="24"/>
+          <w:szCs w:val="24"/>
+        </w:rPr>
         <w:t xml:space="preserve">所以第一句是主谓双宾，第二句是主谓宾宾补。</w:t>
       </w:r>
     </w:p>
@@ -3792,6 +4044,20 @@
           <w:sz w:val="24"/>
           <w:szCs w:val="24"/>
         </w:rPr>
+        <w:t xml:space="preserve">你把这句多读两遍。</w:t>
+      </w:r>
+    </w:p>
+    <w:p>
+      <w:pPr>
+        <w:spacing w:after="160" w:line="380"/>
+        <w:ind w:firstLine="480"/>
+      </w:pPr>
+      <w:r>
+        <w:rPr>
+          <w:rFonts w:ascii="SimSun" w:cs="SimSun" w:eastAsia="SimSun" w:hAnsi="SimSun"/>
+          <w:sz w:val="24"/>
+          <w:szCs w:val="24"/>
+        </w:rPr>
         <w:t xml:space="preserve">先自己写一个。</w:t>
       </w:r>
     </w:p>
@@ -3977,6 +4243,20 @@
           <w:sz w:val="24"/>
           <w:szCs w:val="24"/>
         </w:rPr>
+        <w:t xml:space="preserve">这一条你划下来。</w:t>
+      </w:r>
+    </w:p>
+    <w:p>
+      <w:pPr>
+        <w:spacing w:after="160" w:line="380"/>
+        <w:ind w:firstLine="480"/>
+      </w:pPr>
+      <w:r>
+        <w:rPr>
+          <w:rFonts w:ascii="SimSun" w:cs="SimSun" w:eastAsia="SimSun" w:hAnsi="SimSun"/>
+          <w:sz w:val="24"/>
+          <w:szCs w:val="24"/>
+        </w:rPr>
         <w:t xml:space="preserve">选择题，你先选。</w:t>
       </w:r>
     </w:p>
@@ -4231,6 +4511,20 @@
           <w:sz w:val="24"/>
           <w:szCs w:val="24"/>
         </w:rPr>
+        <w:t xml:space="preserve">看清楚了。</w:t>
+      </w:r>
+    </w:p>
+    <w:p>
+      <w:pPr>
+        <w:spacing w:after="160" w:line="380"/>
+        <w:ind w:firstLine="480"/>
+      </w:pPr>
+      <w:r>
+        <w:rPr>
+          <w:rFonts w:ascii="SimSun" w:cs="SimSun" w:eastAsia="SimSun" w:hAnsi="SimSun"/>
+          <w:sz w:val="24"/>
+          <w:szCs w:val="24"/>
+        </w:rPr>
         <w:t xml:space="preserve">所以要改成 made it impossible for the match to be held on time。</w:t>
       </w:r>
     </w:p>
@@ -4273,7 +4567,7 @@
           <w:sz w:val="24"/>
           <w:szCs w:val="24"/>
         </w:rPr>
-        <w:t xml:space="preserve">开场我跟你说过，这两种句型长得几乎一模一样，光看分不出来。</w:t>
+        <w:t xml:space="preserve">所以开场我跟你说过，这两种句型长得几乎一模一样，光看分不出来。</w:t>
       </w:r>
     </w:p>
     <w:p>
@@ -4301,7 +4595,21 @@
           <w:sz w:val="24"/>
           <w:szCs w:val="24"/>
         </w:rPr>
-        <w:t xml:space="preserve">是不是全靠同一把尺子：拎出来加 be 动词，看语法和逻辑两条过不过。</w:t>
+        <w:t xml:space="preserve">是不是全靠同一把尺子：拎出来加 be 动词。</w:t>
+      </w:r>
+    </w:p>
+    <w:p>
+      <w:pPr>
+        <w:spacing w:after="160" w:line="380"/>
+        <w:ind w:firstLine="480"/>
+      </w:pPr>
+      <w:r>
+        <w:rPr>
+          <w:rFonts w:ascii="SimSun" w:cs="SimSun" w:eastAsia="SimSun" w:hAnsi="SimSun"/>
+          <w:sz w:val="24"/>
+          <w:szCs w:val="24"/>
+        </w:rPr>
+        <w:t xml:space="preserve">看语法和逻辑两条过不过。</w:t>
       </w:r>
     </w:p>
     <w:p>
@@ -4343,7 +4651,7 @@
           <w:sz w:val="24"/>
           <w:szCs w:val="24"/>
         </w:rPr>
-        <w:t xml:space="preserve">第一，双宾语转换加介词的时候，你先想这个动作是把东西交给人，还是替人做事。交给人用 to，替人做用 for。</w:t>
+        <w:t xml:space="preserve">不过第一，双宾语转换加介词的时候，你先想这个动作是把东西交给人，还是替人做事。交给人用 to，替人做用 for。</w:t>
       </w:r>
     </w:p>
     <w:p>
@@ -4385,7 +4693,21 @@
           <w:sz w:val="24"/>
           <w:szCs w:val="24"/>
         </w:rPr>
-        <w:t xml:space="preserve">第三，看到动词后面跟着两样东西，你别猜。</w:t>
+        <w:t xml:space="preserve">就一句话。</w:t>
+      </w:r>
+    </w:p>
+    <w:p>
+      <w:pPr>
+        <w:spacing w:after="160" w:line="380"/>
+        <w:ind w:firstLine="480"/>
+      </w:pPr>
+      <w:r>
+        <w:rPr>
+          <w:rFonts w:ascii="SimSun" w:cs="SimSun" w:eastAsia="SimSun" w:hAnsi="SimSun"/>
+          <w:sz w:val="24"/>
+          <w:szCs w:val="24"/>
+        </w:rPr>
+        <w:t xml:space="preserve">这样一来，第三，看到动词后面跟着两样东西，你别猜。</w:t>
       </w:r>
     </w:p>
     <w:p>
@@ -4455,7 +4777,7 @@
           <w:sz w:val="24"/>
           <w:szCs w:val="24"/>
         </w:rPr>
-        <w:t xml:space="preserve">拆长句这件事，下节课专门讲。下节课见。</w:t>
+        <w:t xml:space="preserve">换句话说，拆长句这件事，下节课专门讲。下节课见。</w:t>
       </w:r>
     </w:p>
     <w:sectPr>

--- a/docs/Level1/高中英语语法切片-Level1-第06课-五大基本句型下.docx
+++ b/docs/Level1/高中英语语法切片-Level1-第06课-五大基本句型下.docx
@@ -141,7 +141,7 @@
           <w:sz w:val="24"/>
           <w:szCs w:val="24"/>
         </w:rPr>
-        <w:t xml:space="preserve">好在上节课我们已经有了一把尺子，就是加 be 动词检验法。</w:t>
+        <w:t xml:space="preserve">好在第三课我们已经有了一把尺子，就是加 be 动词检验法。</w:t>
       </w:r>
     </w:p>
     <w:p>
@@ -2618,7 +2618,7 @@
           <w:sz w:val="24"/>
           <w:szCs w:val="24"/>
         </w:rPr>
-        <w:t xml:space="preserve">第一步，把定语和状语全部划掉，只留骨架。</w:t>
+        <w:t xml:space="preserve">第一步，把定语和状语全部划掉，只留骨架。这两样第四课讲过，你应该能一眼认出来。</w:t>
       </w:r>
     </w:p>
     <w:p>

--- a/docs/Level1/高中英语语法切片-Level1-第06课-五大基本句型下.docx
+++ b/docs/Level1/高中英语语法切片-Level1-第06课-五大基本句型下.docx
@@ -113,7 +113,7 @@
           <w:sz w:val="24"/>
           <w:szCs w:val="24"/>
         </w:rPr>
-        <w:t xml:space="preserve">那为什么？因为它俩长得几乎一模一样——都是动词后面跟两个东西。</w:t>
+        <w:t xml:space="preserve">那为什么呢？因为它俩长得几乎一模一样——都是动词后面跟两个东西。</w:t>
       </w:r>
     </w:p>
     <w:p>
@@ -311,7 +311,7 @@
           <w:sz w:val="24"/>
           <w:szCs w:val="24"/>
         </w:rPr>
-        <w:t xml:space="preserve">我问你，被展示的是哪一样？</w:t>
+        <w:t xml:space="preserve">我问你，被展示的是哪一样呢？</w:t>
       </w:r>
     </w:p>
     <w:p>
@@ -551,7 +551,7 @@
           <w:sz w:val="24"/>
           <w:szCs w:val="24"/>
         </w:rPr>
-        <w:t xml:space="preserve">它在干什么活？</w:t>
+        <w:t xml:space="preserve">它在干什么活呢？</w:t>
       </w:r>
     </w:p>
     <w:p>
@@ -1104,7 +1104,7 @@
           <w:sz w:val="24"/>
           <w:szCs w:val="24"/>
         </w:rPr>
-        <w:t xml:space="preserve">所以你看，quite moving 是宾语补足语，这是主谓宾宾补句型。</w:t>
+        <w:t xml:space="preserve">所以你看啊，quite moving 是宾语补足语，这是主谓宾宾补句型。</w:t>
       </w:r>
     </w:p>
     <w:p>
@@ -1344,6 +1344,20 @@
           <w:sz w:val="24"/>
           <w:szCs w:val="24"/>
         </w:rPr>
+        <w:t xml:space="preserve">顺带提一嘴，这个点跟前面学的是连着的，你别孤立地记。</w:t>
+      </w:r>
+    </w:p>
+    <w:p>
+      <w:pPr>
+        <w:spacing w:after="160" w:line="380"/>
+        <w:ind w:firstLine="480"/>
+      </w:pPr>
+      <w:r>
+        <w:rPr>
+          <w:rFonts w:ascii="SimSun" w:cs="SimSun" w:eastAsia="SimSun" w:hAnsi="SimSun"/>
+          <w:sz w:val="24"/>
+          <w:szCs w:val="24"/>
+        </w:rPr>
         <w:t xml:space="preserve">好，先说第四种。</w:t>
       </w:r>
     </w:p>
@@ -1428,21 +1442,21 @@
           <w:sz w:val="24"/>
           <w:szCs w:val="24"/>
         </w:rPr>
-        <w:t xml:space="preserve">那为什么会有这种句型？</w:t>
-      </w:r>
-    </w:p>
-    <w:p>
-      <w:pPr>
-        <w:spacing w:after="160" w:line="380"/>
-        <w:ind w:firstLine="480"/>
-      </w:pPr>
-      <w:r>
-        <w:rPr>
-          <w:rFonts w:ascii="SimSun" w:cs="SimSun" w:eastAsia="SimSun" w:hAnsi="SimSun"/>
-          <w:sz w:val="24"/>
-          <w:szCs w:val="24"/>
-        </w:rPr>
-        <w:t xml:space="preserve">你想想，因为有些动作天生涉及两方。</w:t>
+        <w:t xml:space="preserve">那为什么会有这种句型呢？</w:t>
+      </w:r>
+    </w:p>
+    <w:p>
+      <w:pPr>
+        <w:spacing w:after="160" w:line="380"/>
+        <w:ind w:firstLine="480"/>
+      </w:pPr>
+      <w:r>
+        <w:rPr>
+          <w:rFonts w:ascii="SimSun" w:cs="SimSun" w:eastAsia="SimSun" w:hAnsi="SimSun"/>
+          <w:sz w:val="24"/>
+          <w:szCs w:val="24"/>
+        </w:rPr>
+        <w:t xml:space="preserve">你想想啊，因为有些动作天生涉及两方。</w:t>
       </w:r>
     </w:p>
     <w:p>
@@ -1624,21 +1638,21 @@
           <w:sz w:val="24"/>
           <w:szCs w:val="24"/>
         </w:rPr>
-        <w:t xml:space="preserve">什么时候用 to，什么时候用 for？</w:t>
-      </w:r>
-    </w:p>
-    <w:p>
-      <w:pPr>
-        <w:spacing w:after="160" w:line="380"/>
-        <w:ind w:firstLine="480"/>
-      </w:pPr>
-      <w:r>
-        <w:rPr>
-          <w:rFonts w:ascii="SimSun" w:cs="SimSun" w:eastAsia="SimSun" w:hAnsi="SimSun"/>
-          <w:sz w:val="24"/>
-          <w:szCs w:val="24"/>
-        </w:rPr>
-        <w:t xml:space="preserve">我给你一个特别好理解的判断办法：看这个动作的本质。</w:t>
+        <w:t xml:space="preserve">什么时候用 to，什么时候用 for呢？</w:t>
+      </w:r>
+    </w:p>
+    <w:p>
+      <w:pPr>
+        <w:spacing w:after="160" w:line="380"/>
+        <w:ind w:firstLine="480"/>
+      </w:pPr>
+      <w:r>
+        <w:rPr>
+          <w:rFonts w:ascii="SimSun" w:cs="SimSun" w:eastAsia="SimSun" w:hAnsi="SimSun"/>
+          <w:sz w:val="24"/>
+          <w:szCs w:val="24"/>
+        </w:rPr>
+        <w:t xml:space="preserve">我跟你说，我跟你说，我给你一个特别好理解的判断办法：看这个动作的本质。</w:t>
       </w:r>
     </w:p>
     <w:p>
@@ -1764,7 +1778,7 @@
           <w:sz w:val="24"/>
           <w:szCs w:val="24"/>
         </w:rPr>
-        <w:t xml:space="preserve">你再想想，我给你买了本书，买这个动作是我一个人完成的，你只是受益人，所以用表示为了谁的 for。</w:t>
+        <w:t xml:space="preserve">你再想想，我跟你说，我给你买了本书，买这个动作是我一个人完成的，你只是受益人，所以用表示为了谁的 for。</w:t>
       </w:r>
     </w:p>
     <w:p>
@@ -1876,7 +1890,7 @@
           <w:sz w:val="24"/>
           <w:szCs w:val="24"/>
         </w:rPr>
-        <w:t xml:space="preserve">那为什么需要宾补？</w:t>
+        <w:t xml:space="preserve">那为什么需要宾补呢？</w:t>
       </w:r>
     </w:p>
     <w:p>
@@ -1904,7 +1918,7 @@
           <w:sz w:val="24"/>
           <w:szCs w:val="24"/>
         </w:rPr>
-        <w:t xml:space="preserve">比如你说 We call him，我们叫他——叫他什么？</w:t>
+        <w:t xml:space="preserve">比如你说 We call him，我们叫他——叫他什么呢？</w:t>
       </w:r>
     </w:p>
     <w:p>
@@ -1932,21 +1946,21 @@
           <w:sz w:val="24"/>
           <w:szCs w:val="24"/>
         </w:rPr>
-        <w:t xml:space="preserve">你看，话都断在半截。所以必须补上后面那块。</w:t>
-      </w:r>
-    </w:p>
-    <w:p>
-      <w:pPr>
-        <w:spacing w:after="160" w:line="380"/>
-        <w:ind w:firstLine="480"/>
-      </w:pPr>
-      <w:r>
-        <w:rPr>
-          <w:rFonts w:ascii="SimSun" w:cs="SimSun" w:eastAsia="SimSun" w:hAnsi="SimSun"/>
-          <w:sz w:val="24"/>
-          <w:szCs w:val="24"/>
-        </w:rPr>
-        <w:t xml:space="preserve">那宾补可以长成什么样？</w:t>
+        <w:t xml:space="preserve">你看啊，话都断在半截。所以必须补上后面那块。</w:t>
+      </w:r>
+    </w:p>
+    <w:p>
+      <w:pPr>
+        <w:spacing w:after="160" w:line="380"/>
+        <w:ind w:firstLine="480"/>
+      </w:pPr>
+      <w:r>
+        <w:rPr>
+          <w:rFonts w:ascii="SimSun" w:cs="SimSun" w:eastAsia="SimSun" w:hAnsi="SimSun"/>
+          <w:sz w:val="24"/>
+          <w:szCs w:val="24"/>
+        </w:rPr>
+        <w:t xml:space="preserve">那宾补可以长成什么样呢？</w:t>
       </w:r>
     </w:p>
     <w:p>
@@ -2450,21 +2464,21 @@
           <w:sz w:val="24"/>
           <w:szCs w:val="24"/>
         </w:rPr>
-        <w:t xml:space="preserve">为什么？</w:t>
-      </w:r>
-    </w:p>
-    <w:p>
-      <w:pPr>
-        <w:spacing w:after="160" w:line="380"/>
-        <w:ind w:firstLine="480"/>
-      </w:pPr>
-      <w:r>
-        <w:rPr>
-          <w:rFonts w:ascii="SimSun" w:cs="SimSun" w:eastAsia="SimSun" w:hAnsi="SimSun"/>
-          <w:sz w:val="24"/>
-          <w:szCs w:val="24"/>
-        </w:rPr>
-        <w:t xml:space="preserve">你想想，变成被动之后，原来的宾语跑到主语位置上去了，后面那个动词原形就直接暴露在 was 后面。</w:t>
+        <w:t xml:space="preserve">那为什么呢？</w:t>
+      </w:r>
+    </w:p>
+    <w:p>
+      <w:pPr>
+        <w:spacing w:after="160" w:line="380"/>
+        <w:ind w:firstLine="480"/>
+      </w:pPr>
+      <w:r>
+        <w:rPr>
+          <w:rFonts w:ascii="SimSun" w:cs="SimSun" w:eastAsia="SimSun" w:hAnsi="SimSun"/>
+          <w:sz w:val="24"/>
+          <w:szCs w:val="24"/>
+        </w:rPr>
+        <w:t xml:space="preserve">你想想啊，变成被动之后，原来的宾语跑到主语位置上去了，后面那个动词原形就直接暴露在 was 后面。</w:t>
       </w:r>
     </w:p>
     <w:p>
@@ -2842,7 +2856,21 @@
           <w:sz w:val="24"/>
           <w:szCs w:val="24"/>
         </w:rPr>
-        <w:t xml:space="preserve">方法讲完了。我们看两道例题。</w:t>
+        <w:t xml:space="preserve">方法讲完了。顺带提一句，这套方法不只今天用，后面的课我们还会反复拿它出来。我们看两道例题。</w:t>
+      </w:r>
+    </w:p>
+    <w:p>
+      <w:pPr>
+        <w:spacing w:after="160" w:line="380"/>
+        <w:ind w:firstLine="480"/>
+      </w:pPr>
+      <w:r>
+        <w:rPr>
+          <w:rFonts w:ascii="SimSun" w:cs="SimSun" w:eastAsia="SimSun" w:hAnsi="SimSun"/>
+          <w:sz w:val="24"/>
+          <w:szCs w:val="24"/>
+        </w:rPr>
+        <w:t xml:space="preserve">说到这儿我多说一句——很多同学不是不会，是没养成先判断的习惯。</w:t>
       </w:r>
     </w:p>
     <w:p>
@@ -3026,7 +3054,7 @@
           <w:sz w:val="24"/>
           <w:szCs w:val="24"/>
         </w:rPr>
-        <w:t xml:space="preserve">所以这儿填 feel。你注意，不要写成 to feel，也不要写成 feeling。</w:t>
+        <w:t xml:space="preserve">所以这儿填 feel。你注意啊，不要写成 to feel，也不要写成 feeling。</w:t>
       </w:r>
     </w:p>
     <w:p>
@@ -3196,7 +3224,7 @@
           <w:sz w:val="24"/>
           <w:szCs w:val="24"/>
         </w:rPr>
-        <w:t xml:space="preserve">今天的重点，我给你归成五句。</w:t>
+        <w:t xml:space="preserve">今天的重点，我跟你说，我给你归成五句。</w:t>
       </w:r>
     </w:p>
     <w:p>
@@ -3449,6 +3477,20 @@
           <w:szCs w:val="24"/>
         </w:rPr>
         <w:t xml:space="preserve">下面六道随堂练习，老规矩，先做再听。</w:t>
+      </w:r>
+    </w:p>
+    <w:p>
+      <w:pPr>
+        <w:spacing w:after="160" w:line="380"/>
+        <w:ind w:firstLine="480"/>
+      </w:pPr>
+      <w:r>
+        <w:rPr>
+          <w:rFonts w:ascii="SimSun" w:cs="SimSun" w:eastAsia="SimSun" w:hAnsi="SimSun"/>
+          <w:sz w:val="24"/>
+          <w:szCs w:val="24"/>
+        </w:rPr>
+        <w:t xml:space="preserve">对了，这里我先撂在这儿，后面还会用到它。</w:t>
       </w:r>
     </w:p>
     <w:p>
@@ -3704,7 +3746,7 @@
           <w:sz w:val="24"/>
           <w:szCs w:val="24"/>
         </w:rPr>
-        <w:t xml:space="preserve">你有没有发现？</w:t>
+        <w:t xml:space="preserve">你有没有发现呢？</w:t>
       </w:r>
     </w:p>
     <w:p>
@@ -3958,7 +4000,7 @@
           <w:sz w:val="24"/>
           <w:szCs w:val="24"/>
         </w:rPr>
-        <w:t xml:space="preserve">另外我提醒你一句，practical 是形容词。形容词不可能当宾语，光凭这一点你也能判定它是宾补。</w:t>
+        <w:t xml:space="preserve">另外我提醒你一句，practical 是形容词。形容词不可能当宾语，光凭这一点啊，你也能判定它是宾补。</w:t>
       </w:r>
     </w:p>
     <w:p>

--- a/docs/Level1/高中英语语法切片-Level1-第06课-五大基本句型下.docx
+++ b/docs/Level1/高中英语语法切片-Level1-第06课-五大基本句型下.docx
@@ -3490,7 +3490,7 @@
           <w:sz w:val="24"/>
           <w:szCs w:val="24"/>
         </w:rPr>
-        <w:t xml:space="preserve">对了，这里我先撂在这儿，后面还会用到它。</w:t>
+        <w:t xml:space="preserve">我多说一句：这两种句型最爱考，你手里那把尺子一定要练熟。</w:t>
       </w:r>
     </w:p>
     <w:p>

--- a/docs/Level1/高中英语语法切片-Level1-第06课-五大基本句型下.docx
+++ b/docs/Level1/高中英语语法切片-Level1-第06课-五大基本句型下.docx
@@ -85,7 +85,7 @@
           <w:sz w:val="24"/>
           <w:szCs w:val="24"/>
         </w:rPr>
-        <w:t xml:space="preserve">我先给你打个预防针。</w:t>
+        <w:t xml:space="preserve">我先给你打个预防针，这一节丢分率特别高。</w:t>
       </w:r>
     </w:p>
     <w:p>
@@ -269,6 +269,20 @@
           <w:sz w:val="24"/>
           <w:szCs w:val="24"/>
         </w:rPr>
+        <w:t xml:space="preserve">我猜有人已经写完了，可答案不一定对。</w:t>
+      </w:r>
+    </w:p>
+    <w:p>
+      <w:pPr>
+        <w:spacing w:after="160" w:line="380"/>
+        <w:ind w:firstLine="480"/>
+      </w:pPr>
+      <w:r>
+        <w:rPr>
+          <w:rFonts w:ascii="SimSun" w:cs="SimSun" w:eastAsia="SimSun" w:hAnsi="SimSun"/>
+          <w:sz w:val="24"/>
+          <w:szCs w:val="24"/>
+        </w:rPr>
         <w:t xml:space="preserve">你先自己圈，圈完再听。</w:t>
       </w:r>
     </w:p>
@@ -453,6 +467,20 @@
           <w:sz w:val="24"/>
           <w:szCs w:val="24"/>
         </w:rPr>
+        <w:t xml:space="preserve">这道题很多同学会栽，你注意听。</w:t>
+      </w:r>
+    </w:p>
+    <w:p>
+      <w:pPr>
+        <w:spacing w:after="160" w:line="380"/>
+        <w:ind w:firstLine="480"/>
+      </w:pPr>
+      <w:r>
+        <w:rPr>
+          <w:rFonts w:ascii="SimSun" w:cs="SimSun" w:eastAsia="SimSun" w:hAnsi="SimSun"/>
+          <w:sz w:val="24"/>
+          <w:szCs w:val="24"/>
+        </w:rPr>
         <w:t xml:space="preserve">你先写下来，写完再核。</w:t>
       </w:r>
     </w:p>
@@ -1624,6 +1652,20 @@
           <w:sz w:val="24"/>
           <w:szCs w:val="24"/>
         </w:rPr>
+        <w:t xml:space="preserve">我猜有人凭语感蒙，蒙对蒙错全看运气。</w:t>
+      </w:r>
+    </w:p>
+    <w:p>
+      <w:pPr>
+        <w:spacing w:after="160" w:line="380"/>
+        <w:ind w:firstLine="480"/>
+      </w:pPr>
+      <w:r>
+        <w:rPr>
+          <w:rFonts w:ascii="SimSun" w:cs="SimSun" w:eastAsia="SimSun" w:hAnsi="SimSun"/>
+          <w:sz w:val="24"/>
+          <w:szCs w:val="24"/>
+        </w:rPr>
         <w:t xml:space="preserve">难点就在这个介词上。</w:t>
       </w:r>
     </w:p>
@@ -2408,7 +2450,7 @@
           <w:sz w:val="24"/>
           <w:szCs w:val="24"/>
         </w:rPr>
-        <w:t xml:space="preserve">那这一条有个特别有名的坑，你听好。</w:t>
+        <w:t xml:space="preserve">那这一条有个特别有名的坑，我年年见人踩。</w:t>
       </w:r>
     </w:p>
     <w:p>
@@ -2493,6 +2535,20 @@
           <w:szCs w:val="24"/>
         </w:rPr>
         <w:t xml:space="preserve">所以这时候必须用不定式的完整形式。</w:t>
+      </w:r>
+    </w:p>
+    <w:p>
+      <w:pPr>
+        <w:spacing w:after="160" w:line="380"/>
+        <w:ind w:firstLine="480"/>
+      </w:pPr>
+      <w:r>
+        <w:rPr>
+          <w:rFonts w:ascii="SimSun" w:cs="SimSun" w:eastAsia="SimSun" w:hAnsi="SimSun"/>
+          <w:sz w:val="24"/>
+          <w:szCs w:val="24"/>
+        </w:rPr>
+        <w:t xml:space="preserve">这里很多同学会一刀切，以为四个词都能用被动。</w:t>
       </w:r>
     </w:p>
     <w:p>

--- a/docs/Level1/高中英语语法切片-Level1-第06课-五大基本句型下.docx
+++ b/docs/Level1/高中英语语法切片-Level1-第06课-五大基本句型下.docx
@@ -297,7 +297,7 @@
           <w:sz w:val="24"/>
           <w:szCs w:val="24"/>
         </w:rPr>
-        <w:t xml:space="preserve">圈好了吗？谓语是 showed，show 的过去式，带着一般过去时。</w:t>
+        <w:t xml:space="preserve">圈好了吗？谓语是 showed，show 的过去式，带着一般过去时。这个你现在该秒答了。</w:t>
       </w:r>
     </w:p>
     <w:p>
@@ -339,7 +339,21 @@
           <w:sz w:val="24"/>
           <w:szCs w:val="24"/>
         </w:rPr>
-        <w:t xml:space="preserve">是阅览室。学生不能被展示，学生是来看的那一方。</w:t>
+        <w:t xml:space="preserve">是阅览室。</w:t>
+      </w:r>
+    </w:p>
+    <w:p>
+      <w:pPr>
+        <w:spacing w:after="160" w:line="380"/>
+        <w:ind w:firstLine="480"/>
+      </w:pPr>
+      <w:r>
+        <w:rPr>
+          <w:rFonts w:ascii="SimSun" w:cs="SimSun" w:eastAsia="SimSun" w:hAnsi="SimSun"/>
+          <w:sz w:val="24"/>
+          <w:szCs w:val="24"/>
+        </w:rPr>
+        <w:t xml:space="preserve">学生能被展示吗？不能。学生是来看的那一方。</w:t>
       </w:r>
     </w:p>
     <w:p>
@@ -395,7 +409,21 @@
           <w:sz w:val="24"/>
           <w:szCs w:val="24"/>
         </w:rPr>
-        <w:t xml:space="preserve">新生们是阅览室？语法没错，可意思荒唐。逻辑那一条过不了。</w:t>
+        <w:t xml:space="preserve">新生们是阅览室？</w:t>
+      </w:r>
+    </w:p>
+    <w:p>
+      <w:pPr>
+        <w:spacing w:after="160" w:line="380"/>
+        <w:ind w:firstLine="480"/>
+      </w:pPr>
+      <w:r>
+        <w:rPr>
+          <w:rFonts w:ascii="SimSun" w:cs="SimSun" w:eastAsia="SimSun" w:hAnsi="SimSun"/>
+          <w:sz w:val="24"/>
+          <w:szCs w:val="24"/>
+        </w:rPr>
+        <w:t xml:space="preserve">荒唐吧。语法没错，可逻辑那一条过不了。</w:t>
       </w:r>
     </w:p>
     <w:p>
@@ -1667,6 +1695,48 @@
           <w:szCs w:val="24"/>
         </w:rPr>
         <w:t xml:space="preserve">难点就在这个介词上。</w:t>
+      </w:r>
+    </w:p>
+    <w:p>
+      <w:pPr>
+        <w:spacing w:after="160" w:line="380"/>
+        <w:ind w:firstLine="480"/>
+      </w:pPr>
+      <w:r>
+        <w:rPr>
+          <w:rFonts w:ascii="SimSun" w:cs="SimSun" w:eastAsia="SimSun" w:hAnsi="SimSun"/>
+          <w:sz w:val="24"/>
+          <w:szCs w:val="24"/>
+        </w:rPr>
+        <w:t xml:space="preserve">我给你打个比方啊。</w:t>
+      </w:r>
+    </w:p>
+    <w:p>
+      <w:pPr>
+        <w:spacing w:after="160" w:line="380"/>
+        <w:ind w:firstLine="480"/>
+      </w:pPr>
+      <w:r>
+        <w:rPr>
+          <w:rFonts w:ascii="SimSun" w:cs="SimSun" w:eastAsia="SimSun" w:hAnsi="SimSun"/>
+          <w:sz w:val="24"/>
+          <w:szCs w:val="24"/>
+        </w:rPr>
+        <w:t xml:space="preserve">用 to 的那一类，你想象成快递——东西从一个人手里，实实在在送到另一个人手里。</w:t>
+      </w:r>
+    </w:p>
+    <w:p>
+      <w:pPr>
+        <w:spacing w:after="160" w:line="380"/>
+        <w:ind w:firstLine="480"/>
+      </w:pPr>
+      <w:r>
+        <w:rPr>
+          <w:rFonts w:ascii="SimSun" w:cs="SimSun" w:eastAsia="SimSun" w:hAnsi="SimSun"/>
+          <w:sz w:val="24"/>
+          <w:szCs w:val="24"/>
+        </w:rPr>
+        <w:t xml:space="preserve">用 for 的那一类，你想象成代购——我替你跑一趟，东西还没到你手上呢。</w:t>
       </w:r>
     </w:p>
     <w:p>

--- a/docs/Level1/高中英语语法切片-Level1-第06课-五大基本句型下.docx
+++ b/docs/Level1/高中英语语法切片-Level1-第06课-五大基本句型下.docx
@@ -1708,7 +1708,7 @@
           <w:sz w:val="24"/>
           <w:szCs w:val="24"/>
         </w:rPr>
-        <w:t xml:space="preserve">我给你打个比方啊。</w:t>
+        <w:t xml:space="preserve">我们打个比方啊。</w:t>
       </w:r>
     </w:p>
     <w:p>
@@ -1764,7 +1764,7 @@
           <w:sz w:val="24"/>
           <w:szCs w:val="24"/>
         </w:rPr>
-        <w:t xml:space="preserve">我跟你说，我跟你说，我给你一个特别好理解的判断办法：看这个动作的本质。</w:t>
+        <w:t xml:space="preserve">我们们来看一个特别好理解的判断办法：看这个动作的本质。</w:t>
       </w:r>
     </w:p>
     <w:p>
@@ -1890,7 +1890,7 @@
           <w:sz w:val="24"/>
           <w:szCs w:val="24"/>
         </w:rPr>
-        <w:t xml:space="preserve">你再想想，我跟你说，我给你买了本书，买这个动作是我一个人完成的，你只是受益人，所以用表示为了谁的 for。</w:t>
+        <w:t xml:space="preserve">你再想想，我们来看买了本书，买这个动作是我一个人完成的，你只是受益人，所以用表示为了谁的 for。</w:t>
       </w:r>
     </w:p>
     <w:p>
@@ -3350,7 +3350,7 @@
           <w:sz w:val="24"/>
           <w:szCs w:val="24"/>
         </w:rPr>
-        <w:t xml:space="preserve">今天的重点，我跟你说，我给你归成五句。</w:t>
+        <w:t xml:space="preserve">今天的重点，我们来看归成五句。</w:t>
       </w:r>
     </w:p>
     <w:p>
